--- a/Courses/Software-Sciences/IT-Module-3-Web-Design/16-Website-Publishing-and-Analysis/16-Website-Publishing-and-Analysis-Exercises.docx
+++ b/Courses/Software-Sciences/IT-Module-3-Web-Design/16-Website-Publishing-and-Analysis/16-Website-Publishing-and-Analysis-Exercises.docx
@@ -1,6 +1,6 @@
 
 <file path=word/document.xml><?xml version="1.0" encoding="utf-8"?>
-<w:document xmlns:wpc="http://schemas.microsoft.com/office/word/2010/wordprocessingCanvas" xmlns:cx="http://schemas.microsoft.com/office/drawing/2014/chartex" xmlns:cx1="http://schemas.microsoft.com/office/drawing/2015/9/8/chartex" xmlns:cx2="http://schemas.microsoft.com/office/drawing/2015/10/21/chartex" xmlns:cx3="http://schemas.microsoft.com/office/drawing/2016/5/9/chartex" xmlns:cx4="http://schemas.microsoft.com/office/drawing/2016/5/10/chartex" xmlns:cx5="http://schemas.microsoft.com/office/drawing/2016/5/11/chartex" xmlns:cx6="http://schemas.microsoft.com/office/drawing/2016/5/12/chartex" xmlns:cx7="http://schemas.microsoft.com/office/drawing/2016/5/13/chartex" xmlns:cx8="http://schemas.microsoft.com/office/drawing/2016/5/14/chartex" xmlns:mc="http://schemas.openxmlformats.org/markup-compatibility/2006" xmlns:aink="http://schemas.microsoft.com/office/drawing/2016/ink" xmlns:am3d="http://schemas.microsoft.com/office/drawing/2017/model3d" xmlns:o="urn:schemas-microsoft-com:office:office" xmlns:oel="http://schemas.microsoft.com/office/2019/extlst" xmlns:r="http://schemas.openxmlformats.org/officeDocument/2006/relationships" xmlns:m="http://schemas.openxmlformats.org/officeDocument/2006/math" xmlns:v="urn:schemas-microsoft-com:vml" xmlns:wp14="http://schemas.microsoft.com/office/word/2010/wordprocessingDrawing" xmlns:wp="http://schemas.openxmlformats.org/drawingml/2006/wordprocessingDrawing" xmlns:w10="urn:schemas-microsoft-com:office:word" xmlns:w="http://schemas.openxmlformats.org/wordprocessingml/2006/main" xmlns:w14="http://schemas.microsoft.com/office/word/2010/wordml" xmlns:w15="http://schemas.microsoft.com/office/word/2012/wordml" xmlns:w16cex="http://schemas.microsoft.com/office/word/2018/wordml/cex" xmlns:w16cid="http://schemas.microsoft.com/office/word/2016/wordml/cid" xmlns:w16="http://schemas.microsoft.com/office/word/2018/wordml" xmlns:w16sdtdh="http://schemas.microsoft.com/office/word/2020/wordml/sdtdatahash" xmlns:w16se="http://schemas.microsoft.com/office/word/2015/wordml/symex" xmlns:wpg="http://schemas.microsoft.com/office/word/2010/wordprocessingGroup" xmlns:wpi="http://schemas.microsoft.com/office/word/2010/wordprocessingInk" xmlns:wne="http://schemas.microsoft.com/office/word/2006/wordml" xmlns:wps="http://schemas.microsoft.com/office/word/2010/wordprocessingShape" mc:Ignorable="w14 w15 w16se w16cid w16 w16cex w16sdtdh wp14">
+<w:document xmlns:wpc="http://schemas.microsoft.com/office/word/2010/wordprocessingCanvas" xmlns:cx="http://schemas.microsoft.com/office/drawing/2014/chartex" xmlns:cx1="http://schemas.microsoft.com/office/drawing/2015/9/8/chartex" xmlns:cx2="http://schemas.microsoft.com/office/drawing/2015/10/21/chartex" xmlns:cx3="http://schemas.microsoft.com/office/drawing/2016/5/9/chartex" xmlns:cx4="http://schemas.microsoft.com/office/drawing/2016/5/10/chartex" xmlns:cx5="http://schemas.microsoft.com/office/drawing/2016/5/11/chartex" xmlns:cx6="http://schemas.microsoft.com/office/drawing/2016/5/12/chartex" xmlns:cx7="http://schemas.microsoft.com/office/drawing/2016/5/13/chartex" xmlns:cx8="http://schemas.microsoft.com/office/drawing/2016/5/14/chartex" xmlns:mc="http://schemas.openxmlformats.org/markup-compatibility/2006" xmlns:aink="http://schemas.microsoft.com/office/drawing/2016/ink" xmlns:am3d="http://schemas.microsoft.com/office/drawing/2017/model3d" xmlns:o="urn:schemas-microsoft-com:office:office" xmlns:oel="http://schemas.microsoft.com/office/2019/extlst" xmlns:r="http://schemas.openxmlformats.org/officeDocument/2006/relationships" xmlns:m="http://schemas.openxmlformats.org/officeDocument/2006/math" xmlns:v="urn:schemas-microsoft-com:vml" xmlns:wp14="http://schemas.microsoft.com/office/word/2010/wordprocessingDrawing" xmlns:wp="http://schemas.openxmlformats.org/drawingml/2006/wordprocessingDrawing" xmlns:w10="urn:schemas-microsoft-com:office:word" xmlns:w="http://schemas.openxmlformats.org/wordprocessingml/2006/main" xmlns:w14="http://schemas.microsoft.com/office/word/2010/wordml" xmlns:w15="http://schemas.microsoft.com/office/word/2012/wordml" xmlns:w16cex="http://schemas.microsoft.com/office/word/2018/wordml/cex" xmlns:w16cid="http://schemas.microsoft.com/office/word/2016/wordml/cid" xmlns:w16="http://schemas.microsoft.com/office/word/2018/wordml" xmlns:w16du="http://schemas.microsoft.com/office/word/2023/wordml/word16du" xmlns:w16sdtdh="http://schemas.microsoft.com/office/word/2020/wordml/sdtdatahash" xmlns:w16se="http://schemas.microsoft.com/office/word/2015/wordml/symex" xmlns:wpg="http://schemas.microsoft.com/office/word/2010/wordprocessingGroup" xmlns:wpi="http://schemas.microsoft.com/office/word/2010/wordprocessingInk" xmlns:wne="http://schemas.microsoft.com/office/word/2006/wordml" xmlns:wps="http://schemas.microsoft.com/office/word/2010/wordprocessingShape" mc:Ignorable="w14 w15 w16se w16cid w16 w16cex w16sdtdh w16du wp14">
   <w:body>
     <w:p>
       <w:pPr>
@@ -87,7 +87,7 @@
           <w:noProof/>
         </w:rPr>
         <w:drawing>
-          <wp:inline distT="0" distB="0" distL="0" distR="0" wp14:anchorId="73F5C6D6" wp14:editId="7FA52CBD">
+          <wp:inline distT="0" distB="0" distL="0" distR="0" wp14:anchorId="73F5C6D6" wp14:editId="4BDBD824">
             <wp:extent cx="1065886" cy="497260"/>
             <wp:effectExtent l="0" t="0" r="1270" b="0"/>
             <wp:docPr id="470543985" name="Picture 1"/>
@@ -245,7 +245,27 @@
         <w:rPr>
           <w:rFonts w:ascii="Calibri" w:hAnsi="Calibri" w:cs="Calibri"/>
         </w:rPr>
-        <w:t>HTML, CSS и</w:t>
+        <w:t>HTML</w:t>
+      </w:r>
+      <w:r>
+        <w:rPr>
+          <w:rFonts w:ascii="Calibri" w:hAnsi="Calibri" w:cs="Calibri"/>
+          <w:lang w:val="bg-BG"/>
+        </w:rPr>
+        <w:t xml:space="preserve">, </w:t>
+      </w:r>
+      <w:r>
+        <w:rPr>
+          <w:rFonts w:ascii="Calibri" w:hAnsi="Calibri" w:cs="Calibri"/>
+        </w:rPr>
+        <w:t>CSS</w:t>
+      </w:r>
+      <w:r>
+        <w:rPr>
+          <w:rFonts w:ascii="Calibri" w:hAnsi="Calibri" w:cs="Calibri"/>
+          <w:lang w:val="bg-BG"/>
+        </w:rPr>
+        <w:t xml:space="preserve"> и</w:t>
       </w:r>
       <w:r>
         <w:rPr>
@@ -362,6 +382,9 @@
         <w:t>SEO</w:t>
       </w:r>
       <w:r>
+        <w:rPr>
+          <w:lang w:val="bg-BG"/>
+        </w:rPr>
         <w:t>?</w:t>
       </w:r>
     </w:p>
@@ -433,11 +456,19 @@
           <w:lang w:val="bg-BG"/>
         </w:rPr>
       </w:pPr>
+      <w:commentRangeStart w:id="0"/>
       <w:r>
         <w:rPr>
           <w:lang w:val="bg-BG"/>
         </w:rPr>
         <w:t>Добавяне на анимации към страницата</w:t>
+      </w:r>
+      <w:commentRangeEnd w:id="0"/>
+      <w:r>
+        <w:rPr>
+          <w:rStyle w:val="CommentReference"/>
+        </w:rPr>
+        <w:commentReference w:id="0"/>
       </w:r>
     </w:p>
     <w:p>
@@ -672,7 +703,7 @@
         </w:numPr>
         <w:spacing w:after="0"/>
         <w:rPr>
-          <w:lang w:val="en-BG"/>
+          <w:lang/>
         </w:rPr>
       </w:pPr>
       <w:r>
@@ -693,7 +724,31 @@
         <w:rPr>
           <w:lang w:val="bg-BG"/>
         </w:rPr>
-        <w:t xml:space="preserve"> е </w:t>
+        <w:t xml:space="preserve"> </w:t>
+      </w:r>
+      <w:r>
+        <w:rPr>
+          <w:lang w:val="bg-BG"/>
+        </w:rPr>
+        <w:t>с</w:t>
+      </w:r>
+      <w:r>
+        <w:rPr>
+          <w:lang w:val="bg-BG"/>
+        </w:rPr>
+        <w:t>е</w:t>
+      </w:r>
+      <w:r>
+        <w:rPr>
+          <w:lang w:val="bg-BG"/>
+        </w:rPr>
+        <w:t xml:space="preserve"> намира на</w:t>
+      </w:r>
+      <w:r>
+        <w:rPr>
+          <w:lang w:val="bg-BG"/>
+        </w:rPr>
+        <w:t xml:space="preserve"> </w:t>
       </w:r>
       <w:r>
         <w:rPr>
@@ -810,16 +865,16 @@
         <w:spacing w:after="0"/>
         <w:ind w:left="360"/>
         <w:rPr>
-          <w:lang w:val="en-BG"/>
+          <w:lang/>
         </w:rPr>
       </w:pPr>
       <w:r>
         <w:rPr>
           <w:noProof/>
-          <w:lang w:val="en-BG"/>
+          <w:lang/>
         </w:rPr>
         <w:drawing>
-          <wp:inline distT="0" distB="0" distL="0" distR="0" wp14:anchorId="29C4AD65" wp14:editId="0DDA2352">
+          <wp:inline distT="0" distB="0" distL="0" distR="0" wp14:anchorId="29C4AD65" wp14:editId="6304D7E8">
             <wp:extent cx="1490518" cy="978622"/>
             <wp:effectExtent l="12700" t="12700" r="8255" b="12065"/>
             <wp:docPr id="1804461415" name="Picture 1"/>
@@ -834,7 +889,7 @@
                     <pic:cNvPicPr/>
                   </pic:nvPicPr>
                   <pic:blipFill>
-                    <a:blip r:embed="rId9" cstate="print">
+                    <a:blip r:embed="rId13" cstate="print">
                       <a:extLst>
                         <a:ext uri="{28A0092B-C50C-407E-A947-70E740481C1C}">
                           <a14:useLocalDpi xmlns:a14="http://schemas.microsoft.com/office/drawing/2010/main" val="0"/>
@@ -873,13 +928,13 @@
         <w:spacing w:after="0"/>
         <w:ind w:left="360"/>
         <w:rPr>
-          <w:lang w:val="en-BG"/>
+          <w:lang/>
         </w:rPr>
       </w:pPr>
       <w:r>
         <w:rPr>
           <w:noProof/>
-          <w:lang w:val="en-BG"/>
+          <w:lang/>
         </w:rPr>
         <w:drawing>
           <wp:inline distT="0" distB="0" distL="0" distR="0" wp14:anchorId="7CFAAC8F" wp14:editId="1CD40BEC">
@@ -897,7 +952,7 @@
                     <pic:cNvPicPr/>
                   </pic:nvPicPr>
                   <pic:blipFill>
-                    <a:blip r:embed="rId10" cstate="print">
+                    <a:blip r:embed="rId14" cstate="print">
                       <a:extLst>
                         <a:ext uri="{28A0092B-C50C-407E-A947-70E740481C1C}">
                           <a14:useLocalDpi xmlns:a14="http://schemas.microsoft.com/office/drawing/2010/main" val="0"/>
@@ -959,7 +1014,7 @@
         </w:numPr>
         <w:spacing w:after="0"/>
         <w:rPr>
-          <w:lang w:val="en-BG"/>
+          <w:lang/>
         </w:rPr>
       </w:pPr>
       <w:r>
@@ -978,24 +1033,12 @@
       <w:r>
         <w:t xml:space="preserve"> (</w:t>
       </w:r>
-      <w:hyperlink r:id="rId11" w:history="1">
+      <w:hyperlink r:id="rId15" w:history="1">
         <w:r>
           <w:rPr>
             <w:rStyle w:val="Hyperlink"/>
           </w:rPr>
-          <w:t>app.</w:t>
-        </w:r>
-        <w:r>
-          <w:rPr>
-            <w:rStyle w:val="Hyperlink"/>
-          </w:rPr>
-          <w:t>n</w:t>
-        </w:r>
-        <w:r>
-          <w:rPr>
-            <w:rStyle w:val="Hyperlink"/>
-          </w:rPr>
-          <w:t>etlify.com/drop</w:t>
+          <w:t>app.netlify.com/drop</w:t>
         </w:r>
       </w:hyperlink>
       <w:r>
@@ -1134,7 +1177,7 @@
                   <v:h position="#0,#1" xrange="0,21600" yrange="0,10800"/>
                 </v:handles>
               </v:shapetype>
-              <v:shape id="Arrow: Right 10" o:spid="_x0000_s1026" type="#_x0000_t13" style="position:absolute;margin-left:136.45pt;margin-top:41.95pt;width:72.65pt;height:54.3pt;z-index:251659264;visibility:visible;mso-wrap-style:square;mso-width-percent:0;mso-height-percent:0;mso-wrap-distance-left:9pt;mso-wrap-distance-top:0;mso-wrap-distance-right:9pt;mso-wrap-distance-bottom:0;mso-position-horizontal:absolute;mso-position-horizontal-relative:text;mso-position-vertical:absolute;mso-position-vertical-relative:text;mso-width-percent:0;mso-height-percent:0;mso-width-relative:margin;mso-height-relative:margin;v-text-anchor:middle" o:gfxdata="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" adj="13524" fillcolor="#234465" strokecolor="#234465" strokeweight="2pt"/>
+              <v:shape id="Arrow: Right 10" o:spid="_x0000_s1026" type="#_x0000_t13" style="position:absolute;margin-left:136.45pt;margin-top:41.95pt;width:72.65pt;height:54.3pt;z-index:251659264;visibility:visible;mso-wrap-style:square;mso-width-percent:0;mso-height-percent:0;mso-wrap-distance-left:9pt;mso-wrap-distance-top:0;mso-wrap-distance-right:9pt;mso-wrap-distance-bottom:0;mso-position-horizontal:absolute;mso-position-horizontal-relative:text;mso-position-vertical:absolute;mso-position-vertical-relative:text;mso-width-percent:0;mso-height-percent:0;mso-width-relative:margin;mso-height-relative:margin;v-text-anchor:middle" o:gfxdata="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" adj="13524" fillcolor="#234465" strokecolor="#234465" strokeweight="2pt"/>
             </w:pict>
           </mc:Fallback>
         </mc:AlternateContent>
@@ -1175,7 +1218,7 @@
                     <pic:cNvPicPr/>
                   </pic:nvPicPr>
                   <pic:blipFill>
-                    <a:blip r:embed="rId12" cstate="print">
+                    <a:blip r:embed="rId16" cstate="print">
                       <a:extLst>
                         <a:ext uri="{28A0092B-C50C-407E-A947-70E740481C1C}">
                           <a14:useLocalDpi xmlns:a14="http://schemas.microsoft.com/office/drawing/2010/main" val="0"/>
@@ -1234,7 +1277,7 @@
                     <pic:cNvPicPr/>
                   </pic:nvPicPr>
                   <pic:blipFill>
-                    <a:blip r:embed="rId13" cstate="print">
+                    <a:blip r:embed="rId17" cstate="print">
                       <a:extLst>
                         <a:ext uri="{28A0092B-C50C-407E-A947-70E740481C1C}">
                           <a14:useLocalDpi xmlns:a14="http://schemas.microsoft.com/office/drawing/2010/main" val="0"/>
@@ -1363,7 +1406,7 @@
                     <pic:cNvPicPr/>
                   </pic:nvPicPr>
                   <pic:blipFill>
-                    <a:blip r:embed="rId14" cstate="print">
+                    <a:blip r:embed="rId18" cstate="print">
                       <a:extLst>
                         <a:ext uri="{28A0092B-C50C-407E-A947-70E740481C1C}">
                           <a14:useLocalDpi xmlns:a14="http://schemas.microsoft.com/office/drawing/2010/main" val="0"/>
@@ -1445,7 +1488,15 @@
           <w:b/>
           <w:bCs/>
         </w:rPr>
-        <w:t>URL а</w:t>
+        <w:t>URL</w:t>
+      </w:r>
+      <w:r>
+        <w:rPr>
+          <w:b/>
+          <w:bCs/>
+          <w:lang w:val="bg-BG"/>
+        </w:rPr>
+        <w:t xml:space="preserve"> а</w:t>
       </w:r>
       <w:r>
         <w:rPr>
@@ -1531,7 +1582,7 @@
                     <pic:cNvPicPr/>
                   </pic:nvPicPr>
                   <pic:blipFill>
-                    <a:blip r:embed="rId15" cstate="print">
+                    <a:blip r:embed="rId19" cstate="print">
                       <a:extLst>
                         <a:ext uri="{28A0092B-C50C-407E-A947-70E740481C1C}">
                           <a14:useLocalDpi xmlns:a14="http://schemas.microsoft.com/office/drawing/2010/main" val="0"/>
@@ -1565,9 +1616,79 @@
         </w:drawing>
       </w:r>
     </w:p>
+    <w:p>
+      <w:pPr>
+        <w:pStyle w:val="ListParagraph"/>
+        <w:numPr>
+          <w:ilvl w:val="0"/>
+          <w:numId w:val="4"/>
+        </w:numPr>
+        <w:rPr>
+          <w:sz w:val="44"/>
+          <w:szCs w:val="44"/>
+          <w:highlight w:val="yellow"/>
+          <w:lang w:val="bg-BG"/>
+        </w:rPr>
+      </w:pPr>
+      <w:r>
+        <w:rPr>
+          <w:sz w:val="44"/>
+          <w:szCs w:val="44"/>
+          <w:highlight w:val="yellow"/>
+          <w:lang w:val="bg-BG"/>
+        </w:rPr>
+        <w:lastRenderedPageBreak/>
+        <w:t xml:space="preserve">Бонус упражнение – да си видят </w:t>
+      </w:r>
+      <w:r>
+        <w:rPr>
+          <w:sz w:val="44"/>
+          <w:szCs w:val="44"/>
+          <w:highlight w:val="yellow"/>
+          <w:lang w:val="en-GB"/>
+        </w:rPr>
+        <w:t>SEO</w:t>
+      </w:r>
+      <w:r>
+        <w:rPr>
+          <w:sz w:val="44"/>
+          <w:szCs w:val="44"/>
+          <w:highlight w:val="yellow"/>
+          <w:lang w:val="bg-BG"/>
+        </w:rPr>
+        <w:t xml:space="preserve"> резултата от </w:t>
+      </w:r>
+      <w:r>
+        <w:rPr>
+          <w:sz w:val="44"/>
+          <w:szCs w:val="44"/>
+          <w:highlight w:val="yellow"/>
+          <w:lang w:val="en-GB"/>
+        </w:rPr>
+        <w:t>Google</w:t>
+      </w:r>
+      <w:r>
+        <w:rPr>
+          <w:sz w:val="44"/>
+          <w:szCs w:val="44"/>
+          <w:highlight w:val="yellow"/>
+          <w:lang w:val="bg-BG"/>
+        </w:rPr>
+        <w:t xml:space="preserve"> </w:t>
+      </w:r>
+      <w:r>
+        <w:rPr>
+          <w:sz w:val="44"/>
+          <w:szCs w:val="44"/>
+          <w:highlight w:val="yellow"/>
+          <w:lang w:val="en-GB"/>
+        </w:rPr>
+        <w:t>Lighthouse</w:t>
+      </w:r>
+    </w:p>
     <w:sectPr>
-      <w:headerReference w:type="default" r:id="rId16"/>
-      <w:footerReference w:type="default" r:id="rId17"/>
+      <w:headerReference w:type="default" r:id="rId20"/>
+      <w:footerReference w:type="default" r:id="rId21"/>
       <w:pgSz w:w="11909" w:h="16834" w:code="9"/>
       <w:pgMar w:top="567" w:right="737" w:bottom="680" w:left="737" w:header="567" w:footer="510" w:gutter="0"/>
       <w:cols w:space="720"/>
@@ -1577,8 +1698,50 @@
 </w:document>
 </file>
 
+<file path=word/comments.xml><?xml version="1.0" encoding="utf-8"?>
+<w:comments xmlns:wpc="http://schemas.microsoft.com/office/word/2010/wordprocessingCanvas" xmlns:cx="http://schemas.microsoft.com/office/drawing/2014/chartex" xmlns:cx1="http://schemas.microsoft.com/office/drawing/2015/9/8/chartex" xmlns:cx2="http://schemas.microsoft.com/office/drawing/2015/10/21/chartex" xmlns:cx3="http://schemas.microsoft.com/office/drawing/2016/5/9/chartex" xmlns:cx4="http://schemas.microsoft.com/office/drawing/2016/5/10/chartex" xmlns:cx5="http://schemas.microsoft.com/office/drawing/2016/5/11/chartex" xmlns:cx6="http://schemas.microsoft.com/office/drawing/2016/5/12/chartex" xmlns:cx7="http://schemas.microsoft.com/office/drawing/2016/5/13/chartex" xmlns:cx8="http://schemas.microsoft.com/office/drawing/2016/5/14/chartex" xmlns:mc="http://schemas.openxmlformats.org/markup-compatibility/2006" xmlns:aink="http://schemas.microsoft.com/office/drawing/2016/ink" xmlns:am3d="http://schemas.microsoft.com/office/drawing/2017/model3d" xmlns:o="urn:schemas-microsoft-com:office:office" xmlns:oel="http://schemas.microsoft.com/office/2019/extlst" xmlns:r="http://schemas.openxmlformats.org/officeDocument/2006/relationships" xmlns:m="http://schemas.openxmlformats.org/officeDocument/2006/math" xmlns:v="urn:schemas-microsoft-com:vml" xmlns:wp14="http://schemas.microsoft.com/office/word/2010/wordprocessingDrawing" xmlns:wp="http://schemas.openxmlformats.org/drawingml/2006/wordprocessingDrawing" xmlns:w10="urn:schemas-microsoft-com:office:word" xmlns:w="http://schemas.openxmlformats.org/wordprocessingml/2006/main" xmlns:w14="http://schemas.microsoft.com/office/word/2010/wordml" xmlns:w15="http://schemas.microsoft.com/office/word/2012/wordml" xmlns:w16cex="http://schemas.microsoft.com/office/word/2018/wordml/cex" xmlns:w16cid="http://schemas.microsoft.com/office/word/2016/wordml/cid" xmlns:w16="http://schemas.microsoft.com/office/word/2018/wordml" xmlns:w16du="http://schemas.microsoft.com/office/word/2023/wordml/word16du" xmlns:w16sdtdh="http://schemas.microsoft.com/office/word/2020/wordml/sdtdatahash" xmlns:w16se="http://schemas.microsoft.com/office/word/2015/wordml/symex" xmlns:wpg="http://schemas.microsoft.com/office/word/2010/wordprocessingGroup" xmlns:wpi="http://schemas.microsoft.com/office/word/2010/wordprocessingInk" xmlns:wne="http://schemas.microsoft.com/office/word/2006/wordml" xmlns:wps="http://schemas.microsoft.com/office/word/2010/wordprocessingShape" mc:Ignorable="w14 w15 w16se w16cid w16 w16cex w16sdtdh w16du wp14">
+  <w:comment w:id="0" w:author="Zaraliev" w:date="2026-08-03T18:42:00Z" w:initials="KZ">
+    <w:p>
+      <w:pPr>
+        <w:pStyle w:val="CommentText"/>
+      </w:pPr>
+      <w:r>
+        <w:rPr>
+          <w:rStyle w:val="CommentReference"/>
+        </w:rPr>
+        <w:annotationRef/>
+      </w:r>
+      <w:r>
+        <w:rPr>
+          <w:lang w:val="bg-BG"/>
+        </w:rPr>
+        <w:t>Смени отговора с друг</w:t>
+      </w:r>
+    </w:p>
+  </w:comment>
+</w:comments>
+</file>
+
+<file path=word/commentsExtended.xml><?xml version="1.0" encoding="utf-8"?>
+<w15:commentsEx xmlns:wpc="http://schemas.microsoft.com/office/word/2010/wordprocessingCanvas" xmlns:cx="http://schemas.microsoft.com/office/drawing/2014/chartex" xmlns:cx1="http://schemas.microsoft.com/office/drawing/2015/9/8/chartex" xmlns:cx2="http://schemas.microsoft.com/office/drawing/2015/10/21/chartex" xmlns:cx3="http://schemas.microsoft.com/office/drawing/2016/5/9/chartex" xmlns:cx4="http://schemas.microsoft.com/office/drawing/2016/5/10/chartex" xmlns:cx5="http://schemas.microsoft.com/office/drawing/2016/5/11/chartex" xmlns:cx6="http://schemas.microsoft.com/office/drawing/2016/5/12/chartex" xmlns:cx7="http://schemas.microsoft.com/office/drawing/2016/5/13/chartex" xmlns:cx8="http://schemas.microsoft.com/office/drawing/2016/5/14/chartex" xmlns:mc="http://schemas.openxmlformats.org/markup-compatibility/2006" xmlns:aink="http://schemas.microsoft.com/office/drawing/2016/ink" xmlns:am3d="http://schemas.microsoft.com/office/drawing/2017/model3d" xmlns:o="urn:schemas-microsoft-com:office:office" xmlns:oel="http://schemas.microsoft.com/office/2019/extlst" xmlns:r="http://schemas.openxmlformats.org/officeDocument/2006/relationships" xmlns:m="http://schemas.openxmlformats.org/officeDocument/2006/math" xmlns:v="urn:schemas-microsoft-com:vml" xmlns:wp14="http://schemas.microsoft.com/office/word/2010/wordprocessingDrawing" xmlns:wp="http://schemas.openxmlformats.org/drawingml/2006/wordprocessingDrawing" xmlns:w10="urn:schemas-microsoft-com:office:word" xmlns:w="http://schemas.openxmlformats.org/wordprocessingml/2006/main" xmlns:w14="http://schemas.microsoft.com/office/word/2010/wordml" xmlns:w15="http://schemas.microsoft.com/office/word/2012/wordml" xmlns:w16cex="http://schemas.microsoft.com/office/word/2018/wordml/cex" xmlns:w16cid="http://schemas.microsoft.com/office/word/2016/wordml/cid" xmlns:w16="http://schemas.microsoft.com/office/word/2018/wordml" xmlns:w16du="http://schemas.microsoft.com/office/word/2023/wordml/word16du" xmlns:w16sdtdh="http://schemas.microsoft.com/office/word/2020/wordml/sdtdatahash" xmlns:w16se="http://schemas.microsoft.com/office/word/2015/wordml/symex" xmlns:wpg="http://schemas.microsoft.com/office/word/2010/wordprocessingGroup" xmlns:wpi="http://schemas.microsoft.com/office/word/2010/wordprocessingInk" xmlns:wne="http://schemas.microsoft.com/office/word/2006/wordml" xmlns:wps="http://schemas.microsoft.com/office/word/2010/wordprocessingShape" mc:Ignorable="w14 w15 w16se w16cid w16 w16cex w16sdtdh w16du wp14">
+  <w15:commentEx w15:paraId="24B4649B" w15:done="0"/>
+</w15:commentsEx>
+</file>
+
+<file path=word/commentsExtensible.xml><?xml version="1.0" encoding="utf-8"?>
+<w16cex:commentsExtensible xmlns:wpc="http://schemas.microsoft.com/office/word/2010/wordprocessingCanvas" xmlns:cx="http://schemas.microsoft.com/office/drawing/2014/chartex" xmlns:cx1="http://schemas.microsoft.com/office/drawing/2015/9/8/chartex" xmlns:cx2="http://schemas.microsoft.com/office/drawing/2015/10/21/chartex" xmlns:cx3="http://schemas.microsoft.com/office/drawing/2016/5/9/chartex" xmlns:cx4="http://schemas.microsoft.com/office/drawing/2016/5/10/chartex" xmlns:cx5="http://schemas.microsoft.com/office/drawing/2016/5/11/chartex" xmlns:cx6="http://schemas.microsoft.com/office/drawing/2016/5/12/chartex" xmlns:cx7="http://schemas.microsoft.com/office/drawing/2016/5/13/chartex" xmlns:cx8="http://schemas.microsoft.com/office/drawing/2016/5/14/chartex" xmlns:cr="http://schemas.microsoft.com/office/comments/2020/reactions" xmlns:mc="http://schemas.openxmlformats.org/markup-compatibility/2006" xmlns:aink="http://schemas.microsoft.com/office/drawing/2016/ink" xmlns:am3d="http://schemas.microsoft.com/office/drawing/2017/model3d" xmlns:o="urn:schemas-microsoft-com:office:office" xmlns:oel="http://schemas.microsoft.com/office/2019/extlst" xmlns:r="http://schemas.openxmlformats.org/officeDocument/2006/relationships" xmlns:m="http://schemas.openxmlformats.org/officeDocument/2006/math" xmlns:v="urn:schemas-microsoft-com:vml" xmlns:wp14="http://schemas.microsoft.com/office/word/2010/wordprocessingDrawing" xmlns:wp="http://schemas.openxmlformats.org/drawingml/2006/wordprocessingDrawing" xmlns:w10="urn:schemas-microsoft-com:office:word" xmlns:w="http://schemas.openxmlformats.org/wordprocessingml/2006/main" xmlns:w14="http://schemas.microsoft.com/office/word/2010/wordml" xmlns:w15="http://schemas.microsoft.com/office/word/2012/wordml" xmlns:w16cex="http://schemas.microsoft.com/office/word/2018/wordml/cex" xmlns:w16cid="http://schemas.microsoft.com/office/word/2016/wordml/cid" xmlns:w16="http://schemas.microsoft.com/office/word/2018/wordml" xmlns:w16du="http://schemas.microsoft.com/office/word/2023/wordml/word16du" xmlns:w16sdtdh="http://schemas.microsoft.com/office/word/2020/wordml/sdtdatahash" xmlns:w16se="http://schemas.microsoft.com/office/word/2015/wordml/symex" xmlns:wpg="http://schemas.microsoft.com/office/word/2010/wordprocessingGroup" xmlns:wpi="http://schemas.microsoft.com/office/word/2010/wordprocessingInk" xmlns:wne="http://schemas.microsoft.com/office/word/2006/wordml" xmlns:wps="http://schemas.microsoft.com/office/word/2010/wordprocessingShape" mc:Ignorable="w14 w15 w16se w16cid w16 w16cex w16sdtdh cr w16du wp14">
+  <w16cex:commentExtensible w16cex:durableId="2319E35D" w16cex:dateUtc="2026-08-03T15:42:00Z"/>
+</w16cex:commentsExtensible>
+</file>
+
+<file path=word/commentsIds.xml><?xml version="1.0" encoding="utf-8"?>
+<w16cid:commentsIds xmlns:wpc="http://schemas.microsoft.com/office/word/2010/wordprocessingCanvas" xmlns:cx="http://schemas.microsoft.com/office/drawing/2014/chartex" xmlns:cx1="http://schemas.microsoft.com/office/drawing/2015/9/8/chartex" xmlns:cx2="http://schemas.microsoft.com/office/drawing/2015/10/21/chartex" xmlns:cx3="http://schemas.microsoft.com/office/drawing/2016/5/9/chartex" xmlns:cx4="http://schemas.microsoft.com/office/drawing/2016/5/10/chartex" xmlns:cx5="http://schemas.microsoft.com/office/drawing/2016/5/11/chartex" xmlns:cx6="http://schemas.microsoft.com/office/drawing/2016/5/12/chartex" xmlns:cx7="http://schemas.microsoft.com/office/drawing/2016/5/13/chartex" xmlns:cx8="http://schemas.microsoft.com/office/drawing/2016/5/14/chartex" xmlns:mc="http://schemas.openxmlformats.org/markup-compatibility/2006" xmlns:aink="http://schemas.microsoft.com/office/drawing/2016/ink" xmlns:am3d="http://schemas.microsoft.com/office/drawing/2017/model3d" xmlns:o="urn:schemas-microsoft-com:office:office" xmlns:oel="http://schemas.microsoft.com/office/2019/extlst" xmlns:r="http://schemas.openxmlformats.org/officeDocument/2006/relationships" xmlns:m="http://schemas.openxmlformats.org/officeDocument/2006/math" xmlns:v="urn:schemas-microsoft-com:vml" xmlns:wp14="http://schemas.microsoft.com/office/word/2010/wordprocessingDrawing" xmlns:wp="http://schemas.openxmlformats.org/drawingml/2006/wordprocessingDrawing" xmlns:w10="urn:schemas-microsoft-com:office:word" xmlns:w="http://schemas.openxmlformats.org/wordprocessingml/2006/main" xmlns:w14="http://schemas.microsoft.com/office/word/2010/wordml" xmlns:w15="http://schemas.microsoft.com/office/word/2012/wordml" xmlns:w16cex="http://schemas.microsoft.com/office/word/2018/wordml/cex" xmlns:w16cid="http://schemas.microsoft.com/office/word/2016/wordml/cid" xmlns:w16="http://schemas.microsoft.com/office/word/2018/wordml" xmlns:w16du="http://schemas.microsoft.com/office/word/2023/wordml/word16du" xmlns:w16sdtdh="http://schemas.microsoft.com/office/word/2020/wordml/sdtdatahash" xmlns:w16se="http://schemas.microsoft.com/office/word/2015/wordml/symex" xmlns:wpg="http://schemas.microsoft.com/office/word/2010/wordprocessingGroup" xmlns:wpi="http://schemas.microsoft.com/office/word/2010/wordprocessingInk" xmlns:wne="http://schemas.microsoft.com/office/word/2006/wordml" xmlns:wps="http://schemas.microsoft.com/office/word/2010/wordprocessingShape" mc:Ignorable="w14 w15 w16se w16cid w16 w16cex w16sdtdh w16du wp14">
+  <w16cid:commentId w16cid:paraId="24B4649B" w16cid:durableId="2319E35D"/>
+</w16cid:commentsIds>
+</file>
+
 <file path=word/endnotes.xml><?xml version="1.0" encoding="utf-8"?>
-<w:endnotes xmlns:wpc="http://schemas.microsoft.com/office/word/2010/wordprocessingCanvas" xmlns:cx="http://schemas.microsoft.com/office/drawing/2014/chartex" xmlns:cx1="http://schemas.microsoft.com/office/drawing/2015/9/8/chartex" xmlns:cx2="http://schemas.microsoft.com/office/drawing/2015/10/21/chartex" xmlns:cx3="http://schemas.microsoft.com/office/drawing/2016/5/9/chartex" xmlns:cx4="http://schemas.microsoft.com/office/drawing/2016/5/10/chartex" xmlns:cx5="http://schemas.microsoft.com/office/drawing/2016/5/11/chartex" xmlns:cx6="http://schemas.microsoft.com/office/drawing/2016/5/12/chartex" xmlns:cx7="http://schemas.microsoft.com/office/drawing/2016/5/13/chartex" xmlns:cx8="http://schemas.microsoft.com/office/drawing/2016/5/14/chartex" xmlns:mc="http://schemas.openxmlformats.org/markup-compatibility/2006" xmlns:aink="http://schemas.microsoft.com/office/drawing/2016/ink" xmlns:am3d="http://schemas.microsoft.com/office/drawing/2017/model3d" xmlns:o="urn:schemas-microsoft-com:office:office" xmlns:oel="http://schemas.microsoft.com/office/2019/extlst" xmlns:r="http://schemas.openxmlformats.org/officeDocument/2006/relationships" xmlns:m="http://schemas.openxmlformats.org/officeDocument/2006/math" xmlns:v="urn:schemas-microsoft-com:vml" xmlns:wp14="http://schemas.microsoft.com/office/word/2010/wordprocessingDrawing" xmlns:wp="http://schemas.openxmlformats.org/drawingml/2006/wordprocessingDrawing" xmlns:w10="urn:schemas-microsoft-com:office:word" xmlns:w="http://schemas.openxmlformats.org/wordprocessingml/2006/main" xmlns:w14="http://schemas.microsoft.com/office/word/2010/wordml" xmlns:w15="http://schemas.microsoft.com/office/word/2012/wordml" xmlns:w16cex="http://schemas.microsoft.com/office/word/2018/wordml/cex" xmlns:w16cid="http://schemas.microsoft.com/office/word/2016/wordml/cid" xmlns:w16="http://schemas.microsoft.com/office/word/2018/wordml" xmlns:w16sdtdh="http://schemas.microsoft.com/office/word/2020/wordml/sdtdatahash" xmlns:w16se="http://schemas.microsoft.com/office/word/2015/wordml/symex" xmlns:wpg="http://schemas.microsoft.com/office/word/2010/wordprocessingGroup" xmlns:wpi="http://schemas.microsoft.com/office/word/2010/wordprocessingInk" xmlns:wne="http://schemas.microsoft.com/office/word/2006/wordml" xmlns:wps="http://schemas.microsoft.com/office/word/2010/wordprocessingShape" mc:Ignorable="w14 w15 w16se w16cid w16 w16cex w16sdtdh wp14">
+<w:endnotes xmlns:wpc="http://schemas.microsoft.com/office/word/2010/wordprocessingCanvas" xmlns:cx="http://schemas.microsoft.com/office/drawing/2014/chartex" xmlns:cx1="http://schemas.microsoft.com/office/drawing/2015/9/8/chartex" xmlns:cx2="http://schemas.microsoft.com/office/drawing/2015/10/21/chartex" xmlns:cx3="http://schemas.microsoft.com/office/drawing/2016/5/9/chartex" xmlns:cx4="http://schemas.microsoft.com/office/drawing/2016/5/10/chartex" xmlns:cx5="http://schemas.microsoft.com/office/drawing/2016/5/11/chartex" xmlns:cx6="http://schemas.microsoft.com/office/drawing/2016/5/12/chartex" xmlns:cx7="http://schemas.microsoft.com/office/drawing/2016/5/13/chartex" xmlns:cx8="http://schemas.microsoft.com/office/drawing/2016/5/14/chartex" xmlns:mc="http://schemas.openxmlformats.org/markup-compatibility/2006" xmlns:aink="http://schemas.microsoft.com/office/drawing/2016/ink" xmlns:am3d="http://schemas.microsoft.com/office/drawing/2017/model3d" xmlns:o="urn:schemas-microsoft-com:office:office" xmlns:oel="http://schemas.microsoft.com/office/2019/extlst" xmlns:r="http://schemas.openxmlformats.org/officeDocument/2006/relationships" xmlns:m="http://schemas.openxmlformats.org/officeDocument/2006/math" xmlns:v="urn:schemas-microsoft-com:vml" xmlns:wp14="http://schemas.microsoft.com/office/word/2010/wordprocessingDrawing" xmlns:wp="http://schemas.openxmlformats.org/drawingml/2006/wordprocessingDrawing" xmlns:w10="urn:schemas-microsoft-com:office:word" xmlns:w="http://schemas.openxmlformats.org/wordprocessingml/2006/main" xmlns:w14="http://schemas.microsoft.com/office/word/2010/wordml" xmlns:w15="http://schemas.microsoft.com/office/word/2012/wordml" xmlns:w16cex="http://schemas.microsoft.com/office/word/2018/wordml/cex" xmlns:w16cid="http://schemas.microsoft.com/office/word/2016/wordml/cid" xmlns:w16="http://schemas.microsoft.com/office/word/2018/wordml" xmlns:w16du="http://schemas.microsoft.com/office/word/2023/wordml/word16du" xmlns:w16sdtdh="http://schemas.microsoft.com/office/word/2020/wordml/sdtdatahash" xmlns:w16se="http://schemas.microsoft.com/office/word/2015/wordml/symex" xmlns:wpg="http://schemas.microsoft.com/office/word/2010/wordprocessingGroup" xmlns:wpi="http://schemas.microsoft.com/office/word/2010/wordprocessingInk" xmlns:wne="http://schemas.microsoft.com/office/word/2006/wordml" xmlns:wps="http://schemas.microsoft.com/office/word/2010/wordprocessingShape" mc:Ignorable="w14 w15 w16se w16cid w16 w16cex w16sdtdh w16du wp14">
   <w:endnote w:type="separator" w:id="-1">
     <w:p>
       <w:pPr>
@@ -1603,7 +1766,7 @@
 </file>
 
 <file path=word/footer1.xml><?xml version="1.0" encoding="utf-8"?>
-<w:ftr xmlns:wpc="http://schemas.microsoft.com/office/word/2010/wordprocessingCanvas" xmlns:cx="http://schemas.microsoft.com/office/drawing/2014/chartex" xmlns:cx1="http://schemas.microsoft.com/office/drawing/2015/9/8/chartex" xmlns:cx2="http://schemas.microsoft.com/office/drawing/2015/10/21/chartex" xmlns:cx3="http://schemas.microsoft.com/office/drawing/2016/5/9/chartex" xmlns:cx4="http://schemas.microsoft.com/office/drawing/2016/5/10/chartex" xmlns:cx5="http://schemas.microsoft.com/office/drawing/2016/5/11/chartex" xmlns:cx6="http://schemas.microsoft.com/office/drawing/2016/5/12/chartex" xmlns:cx7="http://schemas.microsoft.com/office/drawing/2016/5/13/chartex" xmlns:cx8="http://schemas.microsoft.com/office/drawing/2016/5/14/chartex" xmlns:mc="http://schemas.openxmlformats.org/markup-compatibility/2006" xmlns:aink="http://schemas.microsoft.com/office/drawing/2016/ink" xmlns:am3d="http://schemas.microsoft.com/office/drawing/2017/model3d" xmlns:o="urn:schemas-microsoft-com:office:office" xmlns:oel="http://schemas.microsoft.com/office/2019/extlst" xmlns:r="http://schemas.openxmlformats.org/officeDocument/2006/relationships" xmlns:m="http://schemas.openxmlformats.org/officeDocument/2006/math" xmlns:v="urn:schemas-microsoft-com:vml" xmlns:wp14="http://schemas.microsoft.com/office/word/2010/wordprocessingDrawing" xmlns:wp="http://schemas.openxmlformats.org/drawingml/2006/wordprocessingDrawing" xmlns:w10="urn:schemas-microsoft-com:office:word" xmlns:w="http://schemas.openxmlformats.org/wordprocessingml/2006/main" xmlns:w14="http://schemas.microsoft.com/office/word/2010/wordml" xmlns:w15="http://schemas.microsoft.com/office/word/2012/wordml" xmlns:w16cex="http://schemas.microsoft.com/office/word/2018/wordml/cex" xmlns:w16cid="http://schemas.microsoft.com/office/word/2016/wordml/cid" xmlns:w16="http://schemas.microsoft.com/office/word/2018/wordml" xmlns:w16sdtdh="http://schemas.microsoft.com/office/word/2020/wordml/sdtdatahash" xmlns:w16se="http://schemas.microsoft.com/office/word/2015/wordml/symex" xmlns:wpg="http://schemas.microsoft.com/office/word/2010/wordprocessingGroup" xmlns:wpi="http://schemas.microsoft.com/office/word/2010/wordprocessingInk" xmlns:wne="http://schemas.microsoft.com/office/word/2006/wordml" xmlns:wps="http://schemas.microsoft.com/office/word/2010/wordprocessingShape" mc:Ignorable="w14 w15 w16se w16cid w16 w16cex w16sdtdh wp14">
+<w:ftr xmlns:wpc="http://schemas.microsoft.com/office/word/2010/wordprocessingCanvas" xmlns:cx="http://schemas.microsoft.com/office/drawing/2014/chartex" xmlns:cx1="http://schemas.microsoft.com/office/drawing/2015/9/8/chartex" xmlns:cx2="http://schemas.microsoft.com/office/drawing/2015/10/21/chartex" xmlns:cx3="http://schemas.microsoft.com/office/drawing/2016/5/9/chartex" xmlns:cx4="http://schemas.microsoft.com/office/drawing/2016/5/10/chartex" xmlns:cx5="http://schemas.microsoft.com/office/drawing/2016/5/11/chartex" xmlns:cx6="http://schemas.microsoft.com/office/drawing/2016/5/12/chartex" xmlns:cx7="http://schemas.microsoft.com/office/drawing/2016/5/13/chartex" xmlns:cx8="http://schemas.microsoft.com/office/drawing/2016/5/14/chartex" xmlns:mc="http://schemas.openxmlformats.org/markup-compatibility/2006" xmlns:aink="http://schemas.microsoft.com/office/drawing/2016/ink" xmlns:am3d="http://schemas.microsoft.com/office/drawing/2017/model3d" xmlns:o="urn:schemas-microsoft-com:office:office" xmlns:oel="http://schemas.microsoft.com/office/2019/extlst" xmlns:r="http://schemas.openxmlformats.org/officeDocument/2006/relationships" xmlns:m="http://schemas.openxmlformats.org/officeDocument/2006/math" xmlns:v="urn:schemas-microsoft-com:vml" xmlns:wp14="http://schemas.microsoft.com/office/word/2010/wordprocessingDrawing" xmlns:wp="http://schemas.openxmlformats.org/drawingml/2006/wordprocessingDrawing" xmlns:w10="urn:schemas-microsoft-com:office:word" xmlns:w="http://schemas.openxmlformats.org/wordprocessingml/2006/main" xmlns:w14="http://schemas.microsoft.com/office/word/2010/wordml" xmlns:w15="http://schemas.microsoft.com/office/word/2012/wordml" xmlns:w16cex="http://schemas.microsoft.com/office/word/2018/wordml/cex" xmlns:w16cid="http://schemas.microsoft.com/office/word/2016/wordml/cid" xmlns:w16="http://schemas.microsoft.com/office/word/2018/wordml" xmlns:w16du="http://schemas.microsoft.com/office/word/2023/wordml/word16du" xmlns:w16sdtdh="http://schemas.microsoft.com/office/word/2020/wordml/sdtdatahash" xmlns:w16se="http://schemas.microsoft.com/office/word/2015/wordml/symex" xmlns:wpg="http://schemas.microsoft.com/office/word/2010/wordprocessingGroup" xmlns:wpi="http://schemas.microsoft.com/office/word/2010/wordprocessingInk" xmlns:wne="http://schemas.microsoft.com/office/word/2006/wordml" xmlns:wps="http://schemas.microsoft.com/office/word/2010/wordprocessingShape" mc:Ignorable="w14 w15 w16se w16cid w16 w16cex w16sdtdh w16du wp14">
   <w:p>
     <w:pPr>
       <w:pStyle w:val="Footer"/>
@@ -1951,7 +2114,7 @@
               <v:stroke joinstyle="miter"/>
               <v:path gradientshapeok="t" o:connecttype="rect"/>
             </v:shapetype>
-            <v:shape id="Text Box 16" o:spid="_x0000_s1026" type="#_x0000_t202" style="position:absolute;margin-left:101.15pt;margin-top:6.95pt;width:418.95pt;height:40.45pt;z-index:251660288;visibility:visible;mso-wrap-style:square;mso-width-percent:0;mso-height-percent:0;mso-wrap-distance-left:9pt;mso-wrap-distance-top:0;mso-wrap-distance-right:9pt;mso-wrap-distance-bottom:0;mso-position-horizontal:absolute;mso-position-horizontal-relative:text;mso-position-vertical:absolute;mso-position-vertical-relative:text;mso-width-percent:0;mso-height-percent:0;mso-width-relative:page;mso-height-relative:page;v-text-anchor:top" o:gfxdata="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" filled="f" stroked="f">
+            <v:shape id="Text Box 16" o:spid="_x0000_s1026" type="#_x0000_t202" style="position:absolute;margin-left:101.15pt;margin-top:6.95pt;width:418.95pt;height:40.45pt;z-index:251660288;visibility:visible;mso-wrap-style:square;mso-width-percent:0;mso-height-percent:0;mso-wrap-distance-left:9pt;mso-wrap-distance-top:0;mso-wrap-distance-right:9pt;mso-wrap-distance-bottom:0;mso-position-horizontal:absolute;mso-position-horizontal-relative:text;mso-position-vertical:absolute;mso-position-vertical-relative:text;mso-width-percent:0;mso-height-percent:0;mso-width-relative:page;mso-height-relative:page;v-text-anchor:top" o:gfxdata="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" filled="f" stroked="f">
               <v:textbox inset=".5mm,1.2mm,.5mm,.5mm">
                 <w:txbxContent>
                   <w:p>
@@ -2368,7 +2531,7 @@
             </wp:anchor>
           </w:drawing>
         </mc:Choice>
-        <mc:Fallback xmlns:w16du="http://schemas.microsoft.com/office/word/2023/wordml/word16du">
+        <mc:Fallback>
           <w:pict>
             <v:line w14:anchorId="23DA4A24" id="Straight Connector 19" o:spid="_x0000_s1026" style="position:absolute;flip:y;z-index:251659264;visibility:visible;mso-wrap-style:square;mso-width-percent:0;mso-height-percent:0;mso-wrap-distance-left:9pt;mso-wrap-distance-top:0;mso-wrap-distance-right:9pt;mso-wrap-distance-bottom:0;mso-position-horizontal:absolute;mso-position-horizontal-relative:text;mso-position-vertical:absolute;mso-position-vertical-relative:text;mso-width-percent:0;mso-height-percent:0;mso-width-relative:page;mso-height-relative:page" from="-.1pt,5.2pt" to="520.7pt,5.2pt" o:gfxdata="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" strokecolor="#974706 [1609]" strokeweight="1pt">
               <v:stroke endcap="round"/>
@@ -2593,7 +2756,7 @@
         </mc:Choice>
         <mc:Fallback>
           <w:pict>
-            <v:shape w14:anchorId="0D7D8A2E" id="Text Box 4" o:spid="_x0000_s1027" type="#_x0000_t202" style="position:absolute;margin-left:444.65pt;margin-top:8.35pt;width:70.9pt;height:15.9pt;z-index:251661312;visibility:visible;mso-wrap-style:square;mso-width-percent:0;mso-height-percent:0;mso-wrap-distance-left:9pt;mso-wrap-distance-top:0;mso-wrap-distance-right:9pt;mso-wrap-distance-bottom:0;mso-position-horizontal:absolute;mso-position-horizontal-relative:text;mso-position-vertical:absolute;mso-position-vertical-relative:text;mso-width-percent:0;mso-height-percent:0;mso-width-relative:page;mso-height-relative:page;v-text-anchor:middle" o:gfxdata="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" filled="f" stroked="f" strokeweight=".5pt">
+            <v:shape w14:anchorId="0D7D8A2E" id="Text Box 4" o:spid="_x0000_s1027" type="#_x0000_t202" style="position:absolute;margin-left:444.65pt;margin-top:8.35pt;width:70.9pt;height:15.9pt;z-index:251661312;visibility:visible;mso-wrap-style:square;mso-width-percent:0;mso-height-percent:0;mso-wrap-distance-left:9pt;mso-wrap-distance-top:0;mso-wrap-distance-right:9pt;mso-wrap-distance-bottom:0;mso-position-horizontal:absolute;mso-position-horizontal-relative:text;mso-position-vertical:absolute;mso-position-vertical-relative:text;mso-width-percent:0;mso-height-percent:0;mso-width-relative:page;mso-height-relative:page;v-text-anchor:middle" o:gfxdata="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" filled="f" stroked="f" strokeweight=".5pt">
               <v:textbox inset="0,0,0,0">
                 <w:txbxContent>
                   <w:p>
@@ -2743,7 +2906,7 @@
 </file>
 
 <file path=word/footnotes.xml><?xml version="1.0" encoding="utf-8"?>
-<w:footnotes xmlns:wpc="http://schemas.microsoft.com/office/word/2010/wordprocessingCanvas" xmlns:cx="http://schemas.microsoft.com/office/drawing/2014/chartex" xmlns:cx1="http://schemas.microsoft.com/office/drawing/2015/9/8/chartex" xmlns:cx2="http://schemas.microsoft.com/office/drawing/2015/10/21/chartex" xmlns:cx3="http://schemas.microsoft.com/office/drawing/2016/5/9/chartex" xmlns:cx4="http://schemas.microsoft.com/office/drawing/2016/5/10/chartex" xmlns:cx5="http://schemas.microsoft.com/office/drawing/2016/5/11/chartex" xmlns:cx6="http://schemas.microsoft.com/office/drawing/2016/5/12/chartex" xmlns:cx7="http://schemas.microsoft.com/office/drawing/2016/5/13/chartex" xmlns:cx8="http://schemas.microsoft.com/office/drawing/2016/5/14/chartex" xmlns:mc="http://schemas.openxmlformats.org/markup-compatibility/2006" xmlns:aink="http://schemas.microsoft.com/office/drawing/2016/ink" xmlns:am3d="http://schemas.microsoft.com/office/drawing/2017/model3d" xmlns:o="urn:schemas-microsoft-com:office:office" xmlns:oel="http://schemas.microsoft.com/office/2019/extlst" xmlns:r="http://schemas.openxmlformats.org/officeDocument/2006/relationships" xmlns:m="http://schemas.openxmlformats.org/officeDocument/2006/math" xmlns:v="urn:schemas-microsoft-com:vml" xmlns:wp14="http://schemas.microsoft.com/office/word/2010/wordprocessingDrawing" xmlns:wp="http://schemas.openxmlformats.org/drawingml/2006/wordprocessingDrawing" xmlns:w10="urn:schemas-microsoft-com:office:word" xmlns:w="http://schemas.openxmlformats.org/wordprocessingml/2006/main" xmlns:w14="http://schemas.microsoft.com/office/word/2010/wordml" xmlns:w15="http://schemas.microsoft.com/office/word/2012/wordml" xmlns:w16cex="http://schemas.microsoft.com/office/word/2018/wordml/cex" xmlns:w16cid="http://schemas.microsoft.com/office/word/2016/wordml/cid" xmlns:w16="http://schemas.microsoft.com/office/word/2018/wordml" xmlns:w16sdtdh="http://schemas.microsoft.com/office/word/2020/wordml/sdtdatahash" xmlns:w16se="http://schemas.microsoft.com/office/word/2015/wordml/symex" xmlns:wpg="http://schemas.microsoft.com/office/word/2010/wordprocessingGroup" xmlns:wpi="http://schemas.microsoft.com/office/word/2010/wordprocessingInk" xmlns:wne="http://schemas.microsoft.com/office/word/2006/wordml" xmlns:wps="http://schemas.microsoft.com/office/word/2010/wordprocessingShape" mc:Ignorable="w14 w15 w16se w16cid w16 w16cex w16sdtdh wp14">
+<w:footnotes xmlns:wpc="http://schemas.microsoft.com/office/word/2010/wordprocessingCanvas" xmlns:cx="http://schemas.microsoft.com/office/drawing/2014/chartex" xmlns:cx1="http://schemas.microsoft.com/office/drawing/2015/9/8/chartex" xmlns:cx2="http://schemas.microsoft.com/office/drawing/2015/10/21/chartex" xmlns:cx3="http://schemas.microsoft.com/office/drawing/2016/5/9/chartex" xmlns:cx4="http://schemas.microsoft.com/office/drawing/2016/5/10/chartex" xmlns:cx5="http://schemas.microsoft.com/office/drawing/2016/5/11/chartex" xmlns:cx6="http://schemas.microsoft.com/office/drawing/2016/5/12/chartex" xmlns:cx7="http://schemas.microsoft.com/office/drawing/2016/5/13/chartex" xmlns:cx8="http://schemas.microsoft.com/office/drawing/2016/5/14/chartex" xmlns:mc="http://schemas.openxmlformats.org/markup-compatibility/2006" xmlns:aink="http://schemas.microsoft.com/office/drawing/2016/ink" xmlns:am3d="http://schemas.microsoft.com/office/drawing/2017/model3d" xmlns:o="urn:schemas-microsoft-com:office:office" xmlns:oel="http://schemas.microsoft.com/office/2019/extlst" xmlns:r="http://schemas.openxmlformats.org/officeDocument/2006/relationships" xmlns:m="http://schemas.openxmlformats.org/officeDocument/2006/math" xmlns:v="urn:schemas-microsoft-com:vml" xmlns:wp14="http://schemas.microsoft.com/office/word/2010/wordprocessingDrawing" xmlns:wp="http://schemas.openxmlformats.org/drawingml/2006/wordprocessingDrawing" xmlns:w10="urn:schemas-microsoft-com:office:word" xmlns:w="http://schemas.openxmlformats.org/wordprocessingml/2006/main" xmlns:w14="http://schemas.microsoft.com/office/word/2010/wordml" xmlns:w15="http://schemas.microsoft.com/office/word/2012/wordml" xmlns:w16cex="http://schemas.microsoft.com/office/word/2018/wordml/cex" xmlns:w16cid="http://schemas.microsoft.com/office/word/2016/wordml/cid" xmlns:w16="http://schemas.microsoft.com/office/word/2018/wordml" xmlns:w16du="http://schemas.microsoft.com/office/word/2023/wordml/word16du" xmlns:w16sdtdh="http://schemas.microsoft.com/office/word/2020/wordml/sdtdatahash" xmlns:w16se="http://schemas.microsoft.com/office/word/2015/wordml/symex" xmlns:wpg="http://schemas.microsoft.com/office/word/2010/wordprocessingGroup" xmlns:wpi="http://schemas.microsoft.com/office/word/2010/wordprocessingInk" xmlns:wne="http://schemas.microsoft.com/office/word/2006/wordml" xmlns:wps="http://schemas.microsoft.com/office/word/2010/wordprocessingShape" mc:Ignorable="w14 w15 w16se w16cid w16 w16cex w16sdtdh w16du wp14">
   <w:footnote w:type="separator" w:id="-1">
     <w:p>
       <w:pPr>
@@ -2768,7 +2931,7 @@
 </file>
 
 <file path=word/header1.xml><?xml version="1.0" encoding="utf-8"?>
-<w:hdr xmlns:wpc="http://schemas.microsoft.com/office/word/2010/wordprocessingCanvas" xmlns:cx="http://schemas.microsoft.com/office/drawing/2014/chartex" xmlns:cx1="http://schemas.microsoft.com/office/drawing/2015/9/8/chartex" xmlns:cx2="http://schemas.microsoft.com/office/drawing/2015/10/21/chartex" xmlns:cx3="http://schemas.microsoft.com/office/drawing/2016/5/9/chartex" xmlns:cx4="http://schemas.microsoft.com/office/drawing/2016/5/10/chartex" xmlns:cx5="http://schemas.microsoft.com/office/drawing/2016/5/11/chartex" xmlns:cx6="http://schemas.microsoft.com/office/drawing/2016/5/12/chartex" xmlns:cx7="http://schemas.microsoft.com/office/drawing/2016/5/13/chartex" xmlns:cx8="http://schemas.microsoft.com/office/drawing/2016/5/14/chartex" xmlns:mc="http://schemas.openxmlformats.org/markup-compatibility/2006" xmlns:aink="http://schemas.microsoft.com/office/drawing/2016/ink" xmlns:am3d="http://schemas.microsoft.com/office/drawing/2017/model3d" xmlns:o="urn:schemas-microsoft-com:office:office" xmlns:oel="http://schemas.microsoft.com/office/2019/extlst" xmlns:r="http://schemas.openxmlformats.org/officeDocument/2006/relationships" xmlns:m="http://schemas.openxmlformats.org/officeDocument/2006/math" xmlns:v="urn:schemas-microsoft-com:vml" xmlns:wp14="http://schemas.microsoft.com/office/word/2010/wordprocessingDrawing" xmlns:wp="http://schemas.openxmlformats.org/drawingml/2006/wordprocessingDrawing" xmlns:w10="urn:schemas-microsoft-com:office:word" xmlns:w="http://schemas.openxmlformats.org/wordprocessingml/2006/main" xmlns:w14="http://schemas.microsoft.com/office/word/2010/wordml" xmlns:w15="http://schemas.microsoft.com/office/word/2012/wordml" xmlns:w16cex="http://schemas.microsoft.com/office/word/2018/wordml/cex" xmlns:w16cid="http://schemas.microsoft.com/office/word/2016/wordml/cid" xmlns:w16="http://schemas.microsoft.com/office/word/2018/wordml" xmlns:w16sdtdh="http://schemas.microsoft.com/office/word/2020/wordml/sdtdatahash" xmlns:w16se="http://schemas.microsoft.com/office/word/2015/wordml/symex" xmlns:wpg="http://schemas.microsoft.com/office/word/2010/wordprocessingGroup" xmlns:wpi="http://schemas.microsoft.com/office/word/2010/wordprocessingInk" xmlns:wne="http://schemas.microsoft.com/office/word/2006/wordml" xmlns:wps="http://schemas.microsoft.com/office/word/2010/wordprocessingShape" mc:Ignorable="w14 w15 w16se w16cid w16 w16cex w16sdtdh wp14">
+<w:hdr xmlns:wpc="http://schemas.microsoft.com/office/word/2010/wordprocessingCanvas" xmlns:cx="http://schemas.microsoft.com/office/drawing/2014/chartex" xmlns:cx1="http://schemas.microsoft.com/office/drawing/2015/9/8/chartex" xmlns:cx2="http://schemas.microsoft.com/office/drawing/2015/10/21/chartex" xmlns:cx3="http://schemas.microsoft.com/office/drawing/2016/5/9/chartex" xmlns:cx4="http://schemas.microsoft.com/office/drawing/2016/5/10/chartex" xmlns:cx5="http://schemas.microsoft.com/office/drawing/2016/5/11/chartex" xmlns:cx6="http://schemas.microsoft.com/office/drawing/2016/5/12/chartex" xmlns:cx7="http://schemas.microsoft.com/office/drawing/2016/5/13/chartex" xmlns:cx8="http://schemas.microsoft.com/office/drawing/2016/5/14/chartex" xmlns:mc="http://schemas.openxmlformats.org/markup-compatibility/2006" xmlns:aink="http://schemas.microsoft.com/office/drawing/2016/ink" xmlns:am3d="http://schemas.microsoft.com/office/drawing/2017/model3d" xmlns:o="urn:schemas-microsoft-com:office:office" xmlns:oel="http://schemas.microsoft.com/office/2019/extlst" xmlns:r="http://schemas.openxmlformats.org/officeDocument/2006/relationships" xmlns:m="http://schemas.openxmlformats.org/officeDocument/2006/math" xmlns:v="urn:schemas-microsoft-com:vml" xmlns:wp14="http://schemas.microsoft.com/office/word/2010/wordprocessingDrawing" xmlns:wp="http://schemas.openxmlformats.org/drawingml/2006/wordprocessingDrawing" xmlns:w10="urn:schemas-microsoft-com:office:word" xmlns:w="http://schemas.openxmlformats.org/wordprocessingml/2006/main" xmlns:w14="http://schemas.microsoft.com/office/word/2010/wordml" xmlns:w15="http://schemas.microsoft.com/office/word/2012/wordml" xmlns:w16cex="http://schemas.microsoft.com/office/word/2018/wordml/cex" xmlns:w16cid="http://schemas.microsoft.com/office/word/2016/wordml/cid" xmlns:w16="http://schemas.microsoft.com/office/word/2018/wordml" xmlns:w16du="http://schemas.microsoft.com/office/word/2023/wordml/word16du" xmlns:w16sdtdh="http://schemas.microsoft.com/office/word/2020/wordml/sdtdatahash" xmlns:w16se="http://schemas.microsoft.com/office/word/2015/wordml/symex" xmlns:wpg="http://schemas.microsoft.com/office/word/2010/wordprocessingGroup" xmlns:wpi="http://schemas.microsoft.com/office/word/2010/wordprocessingInk" xmlns:wne="http://schemas.microsoft.com/office/word/2006/wordml" xmlns:wps="http://schemas.microsoft.com/office/word/2010/wordprocessingShape" mc:Ignorable="w14 w15 w16se w16cid w16 w16cex w16sdtdh w16du wp14">
   <w:p>
     <w:pPr>
       <w:pStyle w:val="Header"/>
@@ -2779,7 +2942,7 @@
 </file>
 
 <file path=word/numbering.xml><?xml version="1.0" encoding="utf-8"?>
-<w:numbering xmlns:wpc="http://schemas.microsoft.com/office/word/2010/wordprocessingCanvas" xmlns:cx="http://schemas.microsoft.com/office/drawing/2014/chartex" xmlns:cx1="http://schemas.microsoft.com/office/drawing/2015/9/8/chartex" xmlns:cx2="http://schemas.microsoft.com/office/drawing/2015/10/21/chartex" xmlns:cx3="http://schemas.microsoft.com/office/drawing/2016/5/9/chartex" xmlns:cx4="http://schemas.microsoft.com/office/drawing/2016/5/10/chartex" xmlns:cx5="http://schemas.microsoft.com/office/drawing/2016/5/11/chartex" xmlns:cx6="http://schemas.microsoft.com/office/drawing/2016/5/12/chartex" xmlns:cx7="http://schemas.microsoft.com/office/drawing/2016/5/13/chartex" xmlns:cx8="http://schemas.microsoft.com/office/drawing/2016/5/14/chartex" xmlns:mc="http://schemas.openxmlformats.org/markup-compatibility/2006" xmlns:aink="http://schemas.microsoft.com/office/drawing/2016/ink" xmlns:am3d="http://schemas.microsoft.com/office/drawing/2017/model3d" xmlns:o="urn:schemas-microsoft-com:office:office" xmlns:oel="http://schemas.microsoft.com/office/2019/extlst" xmlns:r="http://schemas.openxmlformats.org/officeDocument/2006/relationships" xmlns:m="http://schemas.openxmlformats.org/officeDocument/2006/math" xmlns:v="urn:schemas-microsoft-com:vml" xmlns:wp14="http://schemas.microsoft.com/office/word/2010/wordprocessingDrawing" xmlns:wp="http://schemas.openxmlformats.org/drawingml/2006/wordprocessingDrawing" xmlns:w10="urn:schemas-microsoft-com:office:word" xmlns:w="http://schemas.openxmlformats.org/wordprocessingml/2006/main" xmlns:w14="http://schemas.microsoft.com/office/word/2010/wordml" xmlns:w15="http://schemas.microsoft.com/office/word/2012/wordml" xmlns:w16cex="http://schemas.microsoft.com/office/word/2018/wordml/cex" xmlns:w16cid="http://schemas.microsoft.com/office/word/2016/wordml/cid" xmlns:w16="http://schemas.microsoft.com/office/word/2018/wordml" xmlns:w16sdtdh="http://schemas.microsoft.com/office/word/2020/wordml/sdtdatahash" xmlns:w16se="http://schemas.microsoft.com/office/word/2015/wordml/symex" xmlns:wpg="http://schemas.microsoft.com/office/word/2010/wordprocessingGroup" xmlns:wpi="http://schemas.microsoft.com/office/word/2010/wordprocessingInk" xmlns:wne="http://schemas.microsoft.com/office/word/2006/wordml" xmlns:wps="http://schemas.microsoft.com/office/word/2010/wordprocessingShape" mc:Ignorable="w14 w15 w16se w16cid w16 w16cex w16sdtdh wp14">
+<w:numbering xmlns:wpc="http://schemas.microsoft.com/office/word/2010/wordprocessingCanvas" xmlns:cx="http://schemas.microsoft.com/office/drawing/2014/chartex" xmlns:cx1="http://schemas.microsoft.com/office/drawing/2015/9/8/chartex" xmlns:cx2="http://schemas.microsoft.com/office/drawing/2015/10/21/chartex" xmlns:cx3="http://schemas.microsoft.com/office/drawing/2016/5/9/chartex" xmlns:cx4="http://schemas.microsoft.com/office/drawing/2016/5/10/chartex" xmlns:cx5="http://schemas.microsoft.com/office/drawing/2016/5/11/chartex" xmlns:cx6="http://schemas.microsoft.com/office/drawing/2016/5/12/chartex" xmlns:cx7="http://schemas.microsoft.com/office/drawing/2016/5/13/chartex" xmlns:cx8="http://schemas.microsoft.com/office/drawing/2016/5/14/chartex" xmlns:mc="http://schemas.openxmlformats.org/markup-compatibility/2006" xmlns:aink="http://schemas.microsoft.com/office/drawing/2016/ink" xmlns:am3d="http://schemas.microsoft.com/office/drawing/2017/model3d" xmlns:o="urn:schemas-microsoft-com:office:office" xmlns:oel="http://schemas.microsoft.com/office/2019/extlst" xmlns:r="http://schemas.openxmlformats.org/officeDocument/2006/relationships" xmlns:m="http://schemas.openxmlformats.org/officeDocument/2006/math" xmlns:v="urn:schemas-microsoft-com:vml" xmlns:wp14="http://schemas.microsoft.com/office/word/2010/wordprocessingDrawing" xmlns:wp="http://schemas.openxmlformats.org/drawingml/2006/wordprocessingDrawing" xmlns:w10="urn:schemas-microsoft-com:office:word" xmlns:w="http://schemas.openxmlformats.org/wordprocessingml/2006/main" xmlns:w14="http://schemas.microsoft.com/office/word/2010/wordml" xmlns:w15="http://schemas.microsoft.com/office/word/2012/wordml" xmlns:w16cex="http://schemas.microsoft.com/office/word/2018/wordml/cex" xmlns:w16cid="http://schemas.microsoft.com/office/word/2016/wordml/cid" xmlns:w16="http://schemas.microsoft.com/office/word/2018/wordml" xmlns:w16du="http://schemas.microsoft.com/office/word/2023/wordml/word16du" xmlns:w16sdtdh="http://schemas.microsoft.com/office/word/2020/wordml/sdtdatahash" xmlns:w16se="http://schemas.microsoft.com/office/word/2015/wordml/symex" xmlns:wpg="http://schemas.microsoft.com/office/word/2010/wordprocessingGroup" xmlns:wpi="http://schemas.microsoft.com/office/word/2010/wordprocessingInk" xmlns:wne="http://schemas.microsoft.com/office/word/2006/wordml" xmlns:wps="http://schemas.microsoft.com/office/word/2010/wordprocessingShape" mc:Ignorable="w14 w15 w16se w16cid w16 w16cex w16sdtdh w16du wp14">
   <w:abstractNum w:abstractNumId="0" w15:restartNumberingAfterBreak="0">
     <w:nsid w:val="043D512A"/>
     <w:multiLevelType w:val="hybridMultilevel"/>
@@ -4366,8 +4529,16 @@
 </w:numbering>
 </file>
 
+<file path=word/people.xml><?xml version="1.0" encoding="utf-8"?>
+<w15:people xmlns:wpc="http://schemas.microsoft.com/office/word/2010/wordprocessingCanvas" xmlns:cx="http://schemas.microsoft.com/office/drawing/2014/chartex" xmlns:cx1="http://schemas.microsoft.com/office/drawing/2015/9/8/chartex" xmlns:cx2="http://schemas.microsoft.com/office/drawing/2015/10/21/chartex" xmlns:cx3="http://schemas.microsoft.com/office/drawing/2016/5/9/chartex" xmlns:cx4="http://schemas.microsoft.com/office/drawing/2016/5/10/chartex" xmlns:cx5="http://schemas.microsoft.com/office/drawing/2016/5/11/chartex" xmlns:cx6="http://schemas.microsoft.com/office/drawing/2016/5/12/chartex" xmlns:cx7="http://schemas.microsoft.com/office/drawing/2016/5/13/chartex" xmlns:cx8="http://schemas.microsoft.com/office/drawing/2016/5/14/chartex" xmlns:mc="http://schemas.openxmlformats.org/markup-compatibility/2006" xmlns:aink="http://schemas.microsoft.com/office/drawing/2016/ink" xmlns:am3d="http://schemas.microsoft.com/office/drawing/2017/model3d" xmlns:o="urn:schemas-microsoft-com:office:office" xmlns:oel="http://schemas.microsoft.com/office/2019/extlst" xmlns:r="http://schemas.openxmlformats.org/officeDocument/2006/relationships" xmlns:m="http://schemas.openxmlformats.org/officeDocument/2006/math" xmlns:v="urn:schemas-microsoft-com:vml" xmlns:wp14="http://schemas.microsoft.com/office/word/2010/wordprocessingDrawing" xmlns:wp="http://schemas.openxmlformats.org/drawingml/2006/wordprocessingDrawing" xmlns:w10="urn:schemas-microsoft-com:office:word" xmlns:w="http://schemas.openxmlformats.org/wordprocessingml/2006/main" xmlns:w14="http://schemas.microsoft.com/office/word/2010/wordml" xmlns:w15="http://schemas.microsoft.com/office/word/2012/wordml" xmlns:w16cex="http://schemas.microsoft.com/office/word/2018/wordml/cex" xmlns:w16cid="http://schemas.microsoft.com/office/word/2016/wordml/cid" xmlns:w16="http://schemas.microsoft.com/office/word/2018/wordml" xmlns:w16du="http://schemas.microsoft.com/office/word/2023/wordml/word16du" xmlns:w16sdtdh="http://schemas.microsoft.com/office/word/2020/wordml/sdtdatahash" xmlns:w16se="http://schemas.microsoft.com/office/word/2015/wordml/symex" xmlns:wpg="http://schemas.microsoft.com/office/word/2010/wordprocessingGroup" xmlns:wpi="http://schemas.microsoft.com/office/word/2010/wordprocessingInk" xmlns:wne="http://schemas.microsoft.com/office/word/2006/wordml" xmlns:wps="http://schemas.microsoft.com/office/word/2010/wordprocessingShape" mc:Ignorable="w14 w15 w16se w16cid w16 w16cex w16sdtdh w16du wp14">
+  <w15:person w15:author="Zaraliev">
+    <w15:presenceInfo w15:providerId="AD" w15:userId="S::Zaraliev@students.softuni.bg::e1c6524a-140e-4108-9ad5-216363431969"/>
+  </w15:person>
+</w15:people>
+</file>
+
 <file path=word/styles.xml><?xml version="1.0" encoding="utf-8"?>
-<w:styles xmlns:mc="http://schemas.openxmlformats.org/markup-compatibility/2006" xmlns:r="http://schemas.openxmlformats.org/officeDocument/2006/relationships" xmlns:w="http://schemas.openxmlformats.org/wordprocessingml/2006/main" xmlns:w14="http://schemas.microsoft.com/office/word/2010/wordml" xmlns:w15="http://schemas.microsoft.com/office/word/2012/wordml" xmlns:w16cex="http://schemas.microsoft.com/office/word/2018/wordml/cex" xmlns:w16cid="http://schemas.microsoft.com/office/word/2016/wordml/cid" xmlns:w16="http://schemas.microsoft.com/office/word/2018/wordml" xmlns:w16sdtdh="http://schemas.microsoft.com/office/word/2020/wordml/sdtdatahash" xmlns:w16se="http://schemas.microsoft.com/office/word/2015/wordml/symex" mc:Ignorable="w14 w15 w16se w16cid w16 w16cex w16sdtdh">
+<w:styles xmlns:mc="http://schemas.openxmlformats.org/markup-compatibility/2006" xmlns:r="http://schemas.openxmlformats.org/officeDocument/2006/relationships" xmlns:w="http://schemas.openxmlformats.org/wordprocessingml/2006/main" xmlns:w14="http://schemas.microsoft.com/office/word/2010/wordml" xmlns:w15="http://schemas.microsoft.com/office/word/2012/wordml" xmlns:w16cex="http://schemas.microsoft.com/office/word/2018/wordml/cex" xmlns:w16cid="http://schemas.microsoft.com/office/word/2016/wordml/cid" xmlns:w16="http://schemas.microsoft.com/office/word/2018/wordml" xmlns:w16du="http://schemas.microsoft.com/office/word/2023/wordml/word16du" xmlns:w16sdtdh="http://schemas.microsoft.com/office/word/2020/wordml/sdtdatahash" xmlns:w16se="http://schemas.microsoft.com/office/word/2015/wordml/symex" mc:Ignorable="w14 w15 w16se w16cid w16 w16cex w16sdtdh w16du">
   <w:docDefaults>
     <w:rPrDefault>
       <w:rPr>
@@ -4889,6 +5060,7 @@
   <w:style w:type="character" w:default="1" w:styleId="DefaultParagraphFont">
     <w:name w:val="Default Paragraph Font"/>
     <w:uiPriority w:val="1"/>
+    <w:semiHidden/>
     <w:unhideWhenUsed/>
   </w:style>
   <w:style w:type="table" w:default="1" w:styleId="TableNormal">

--- a/Courses/Software-Sciences/IT-Module-3-Web-Design/16-Website-Publishing-and-Analysis/16-Website-Publishing-and-Analysis-Exercises.docx
+++ b/Courses/Software-Sciences/IT-Module-3-Web-Design/16-Website-Publishing-and-Analysis/16-Website-Publishing-and-Analysis-Exercises.docx
@@ -1,6 +1,6 @@
 
 <file path=word/document.xml><?xml version="1.0" encoding="utf-8"?>
-<w:document xmlns:wpc="http://schemas.microsoft.com/office/word/2010/wordprocessingCanvas" xmlns:cx="http://schemas.microsoft.com/office/drawing/2014/chartex" xmlns:cx1="http://schemas.microsoft.com/office/drawing/2015/9/8/chartex" xmlns:cx2="http://schemas.microsoft.com/office/drawing/2015/10/21/chartex" xmlns:cx3="http://schemas.microsoft.com/office/drawing/2016/5/9/chartex" xmlns:cx4="http://schemas.microsoft.com/office/drawing/2016/5/10/chartex" xmlns:cx5="http://schemas.microsoft.com/office/drawing/2016/5/11/chartex" xmlns:cx6="http://schemas.microsoft.com/office/drawing/2016/5/12/chartex" xmlns:cx7="http://schemas.microsoft.com/office/drawing/2016/5/13/chartex" xmlns:cx8="http://schemas.microsoft.com/office/drawing/2016/5/14/chartex" xmlns:mc="http://schemas.openxmlformats.org/markup-compatibility/2006" xmlns:aink="http://schemas.microsoft.com/office/drawing/2016/ink" xmlns:am3d="http://schemas.microsoft.com/office/drawing/2017/model3d" xmlns:o="urn:schemas-microsoft-com:office:office" xmlns:oel="http://schemas.microsoft.com/office/2019/extlst" xmlns:r="http://schemas.openxmlformats.org/officeDocument/2006/relationships" xmlns:m="http://schemas.openxmlformats.org/officeDocument/2006/math" xmlns:v="urn:schemas-microsoft-com:vml" xmlns:wp14="http://schemas.microsoft.com/office/word/2010/wordprocessingDrawing" xmlns:wp="http://schemas.openxmlformats.org/drawingml/2006/wordprocessingDrawing" xmlns:w10="urn:schemas-microsoft-com:office:word" xmlns:w="http://schemas.openxmlformats.org/wordprocessingml/2006/main" xmlns:w14="http://schemas.microsoft.com/office/word/2010/wordml" xmlns:w15="http://schemas.microsoft.com/office/word/2012/wordml" xmlns:w16cex="http://schemas.microsoft.com/office/word/2018/wordml/cex" xmlns:w16cid="http://schemas.microsoft.com/office/word/2016/wordml/cid" xmlns:w16="http://schemas.microsoft.com/office/word/2018/wordml" xmlns:w16du="http://schemas.microsoft.com/office/word/2023/wordml/word16du" xmlns:w16sdtdh="http://schemas.microsoft.com/office/word/2020/wordml/sdtdatahash" xmlns:w16se="http://schemas.microsoft.com/office/word/2015/wordml/symex" xmlns:wpg="http://schemas.microsoft.com/office/word/2010/wordprocessingGroup" xmlns:wpi="http://schemas.microsoft.com/office/word/2010/wordprocessingInk" xmlns:wne="http://schemas.microsoft.com/office/word/2006/wordml" xmlns:wps="http://schemas.microsoft.com/office/word/2010/wordprocessingShape" mc:Ignorable="w14 w15 w16se w16cid w16 w16cex w16sdtdh w16du wp14">
+<w:document xmlns:wpc="http://schemas.microsoft.com/office/word/2010/wordprocessingCanvas" xmlns:cx="http://schemas.microsoft.com/office/drawing/2014/chartex" xmlns:cx1="http://schemas.microsoft.com/office/drawing/2015/9/8/chartex" xmlns:cx2="http://schemas.microsoft.com/office/drawing/2015/10/21/chartex" xmlns:cx3="http://schemas.microsoft.com/office/drawing/2016/5/9/chartex" xmlns:cx4="http://schemas.microsoft.com/office/drawing/2016/5/10/chartex" xmlns:cx5="http://schemas.microsoft.com/office/drawing/2016/5/11/chartex" xmlns:cx6="http://schemas.microsoft.com/office/drawing/2016/5/12/chartex" xmlns:cx7="http://schemas.microsoft.com/office/drawing/2016/5/13/chartex" xmlns:cx8="http://schemas.microsoft.com/office/drawing/2016/5/14/chartex" xmlns:mc="http://schemas.openxmlformats.org/markup-compatibility/2006" xmlns:aink="http://schemas.microsoft.com/office/drawing/2016/ink" xmlns:am3d="http://schemas.microsoft.com/office/drawing/2017/model3d" xmlns:o="urn:schemas-microsoft-com:office:office" xmlns:oel="http://schemas.microsoft.com/office/2019/extlst" xmlns:r="http://schemas.openxmlformats.org/officeDocument/2006/relationships" xmlns:m="http://schemas.openxmlformats.org/officeDocument/2006/math" xmlns:v="urn:schemas-microsoft-com:vml" xmlns:wp14="http://schemas.microsoft.com/office/word/2010/wordprocessingDrawing" xmlns:wp="http://schemas.openxmlformats.org/drawingml/2006/wordprocessingDrawing" xmlns:w10="urn:schemas-microsoft-com:office:word" xmlns:w="http://schemas.openxmlformats.org/wordprocessingml/2006/main" xmlns:w14="http://schemas.microsoft.com/office/word/2010/wordml" xmlns:w15="http://schemas.microsoft.com/office/word/2012/wordml" xmlns:w16cex="http://schemas.microsoft.com/office/word/2018/wordml/cex" xmlns:w16cid="http://schemas.microsoft.com/office/word/2016/wordml/cid" xmlns:w16="http://schemas.microsoft.com/office/word/2018/wordml" xmlns:w16sdtdh="http://schemas.microsoft.com/office/word/2020/wordml/sdtdatahash" xmlns:w16se="http://schemas.microsoft.com/office/word/2015/wordml/symex" xmlns:wpg="http://schemas.microsoft.com/office/word/2010/wordprocessingGroup" xmlns:wpi="http://schemas.microsoft.com/office/word/2010/wordprocessingInk" xmlns:wne="http://schemas.microsoft.com/office/word/2006/wordml" xmlns:wps="http://schemas.microsoft.com/office/word/2010/wordprocessingShape" mc:Ignorable="w14 w15 w16se w16cid w16 w16cex w16sdtdh wp14">
   <w:body>
     <w:p>
       <w:pPr>
@@ -87,7 +87,7 @@
           <w:noProof/>
         </w:rPr>
         <w:drawing>
-          <wp:inline distT="0" distB="0" distL="0" distR="0" wp14:anchorId="73F5C6D6" wp14:editId="4BDBD824">
+          <wp:inline distT="0" distB="0" distL="0" distR="0" wp14:anchorId="73F5C6D6" wp14:editId="69A0D190">
             <wp:extent cx="1065886" cy="497260"/>
             <wp:effectExtent l="0" t="0" r="1270" b="0"/>
             <wp:docPr id="470543985" name="Picture 1"/>
@@ -456,19 +456,17 @@
           <w:lang w:val="bg-BG"/>
         </w:rPr>
       </w:pPr>
-      <w:commentRangeStart w:id="0"/>
-      <w:r>
-        <w:rPr>
-          <w:lang w:val="bg-BG"/>
-        </w:rPr>
-        <w:t>Добавяне на анимации към страницата</w:t>
-      </w:r>
-      <w:commentRangeEnd w:id="0"/>
-      <w:r>
-        <w:rPr>
-          <w:rStyle w:val="CommentReference"/>
-        </w:rPr>
-        <w:commentReference w:id="0"/>
+      <w:r>
+        <w:rPr>
+          <w:lang w:val="bg-BG"/>
+        </w:rPr>
+        <w:t>Подравняване на текст в центъра на с</w:t>
+      </w:r>
+      <w:r>
+        <w:rPr>
+          <w:lang w:val="bg-BG"/>
+        </w:rPr>
+        <w:t>траницата</w:t>
       </w:r>
     </w:p>
     <w:p>
@@ -702,9 +700,6 @@
           <w:numId w:val="6"/>
         </w:numPr>
         <w:spacing w:after="0"/>
-        <w:rPr>
-          <w:lang/>
-        </w:rPr>
       </w:pPr>
       <w:r>
         <w:rPr>
@@ -864,14 +859,10 @@
         <w:pStyle w:val="ListParagraph"/>
         <w:spacing w:after="0"/>
         <w:ind w:left="360"/>
-        <w:rPr>
-          <w:lang/>
-        </w:rPr>
       </w:pPr>
       <w:r>
         <w:rPr>
           <w:noProof/>
-          <w:lang/>
         </w:rPr>
         <w:drawing>
           <wp:inline distT="0" distB="0" distL="0" distR="0" wp14:anchorId="29C4AD65" wp14:editId="6304D7E8">
@@ -889,7 +880,7 @@
                     <pic:cNvPicPr/>
                   </pic:nvPicPr>
                   <pic:blipFill>
-                    <a:blip r:embed="rId13" cstate="print">
+                    <a:blip r:embed="rId9" cstate="print">
                       <a:extLst>
                         <a:ext uri="{28A0092B-C50C-407E-A947-70E740481C1C}">
                           <a14:useLocalDpi xmlns:a14="http://schemas.microsoft.com/office/drawing/2010/main" val="0"/>
@@ -927,14 +918,10 @@
       <w:pPr>
         <w:spacing w:after="0"/>
         <w:ind w:left="360"/>
-        <w:rPr>
-          <w:lang/>
-        </w:rPr>
       </w:pPr>
       <w:r>
         <w:rPr>
           <w:noProof/>
-          <w:lang/>
         </w:rPr>
         <w:drawing>
           <wp:inline distT="0" distB="0" distL="0" distR="0" wp14:anchorId="7CFAAC8F" wp14:editId="1CD40BEC">
@@ -952,7 +939,7 @@
                     <pic:cNvPicPr/>
                   </pic:nvPicPr>
                   <pic:blipFill>
-                    <a:blip r:embed="rId14" cstate="print">
+                    <a:blip r:embed="rId10" cstate="print">
                       <a:extLst>
                         <a:ext uri="{28A0092B-C50C-407E-A947-70E740481C1C}">
                           <a14:useLocalDpi xmlns:a14="http://schemas.microsoft.com/office/drawing/2010/main" val="0"/>
@@ -1013,9 +1000,6 @@
           <w:numId w:val="9"/>
         </w:numPr>
         <w:spacing w:after="0"/>
-        <w:rPr>
-          <w:lang/>
-        </w:rPr>
       </w:pPr>
       <w:r>
         <w:rPr>
@@ -1033,7 +1017,7 @@
       <w:r>
         <w:t xml:space="preserve"> (</w:t>
       </w:r>
-      <w:hyperlink r:id="rId15" w:history="1">
+      <w:hyperlink r:id="rId11" w:history="1">
         <w:r>
           <w:rPr>
             <w:rStyle w:val="Hyperlink"/>
@@ -1159,7 +1143,7 @@
               </wp:anchor>
             </w:drawing>
           </mc:Choice>
-          <mc:Fallback>
+          <mc:Fallback xmlns:w16du="http://schemas.microsoft.com/office/word/2023/wordml/word16du">
             <w:pict>
               <v:shapetype w14:anchorId="219A9632" id="_x0000_t13" coordsize="21600,21600" o:spt="13" adj="16200,5400" path="m@0,l@0@1,0@1,0@2@0@2@0,21600,21600,10800xe">
                 <v:stroke joinstyle="miter"/>
@@ -1218,7 +1202,7 @@
                     <pic:cNvPicPr/>
                   </pic:nvPicPr>
                   <pic:blipFill>
-                    <a:blip r:embed="rId16" cstate="print">
+                    <a:blip r:embed="rId12" cstate="print">
                       <a:extLst>
                         <a:ext uri="{28A0092B-C50C-407E-A947-70E740481C1C}">
                           <a14:useLocalDpi xmlns:a14="http://schemas.microsoft.com/office/drawing/2010/main" val="0"/>
@@ -1277,7 +1261,7 @@
                     <pic:cNvPicPr/>
                   </pic:nvPicPr>
                   <pic:blipFill>
-                    <a:blip r:embed="rId17" cstate="print">
+                    <a:blip r:embed="rId13" cstate="print">
                       <a:extLst>
                         <a:ext uri="{28A0092B-C50C-407E-A947-70E740481C1C}">
                           <a14:useLocalDpi xmlns:a14="http://schemas.microsoft.com/office/drawing/2010/main" val="0"/>
@@ -1406,7 +1390,7 @@
                     <pic:cNvPicPr/>
                   </pic:nvPicPr>
                   <pic:blipFill>
-                    <a:blip r:embed="rId18" cstate="print">
+                    <a:blip r:embed="rId14" cstate="print">
                       <a:extLst>
                         <a:ext uri="{28A0092B-C50C-407E-A947-70E740481C1C}">
                           <a14:useLocalDpi xmlns:a14="http://schemas.microsoft.com/office/drawing/2010/main" val="0"/>
@@ -1582,7 +1566,7 @@
                     <pic:cNvPicPr/>
                   </pic:nvPicPr>
                   <pic:blipFill>
-                    <a:blip r:embed="rId19" cstate="print">
+                    <a:blip r:embed="rId15" cstate="print">
                       <a:extLst>
                         <a:ext uri="{28A0092B-C50C-407E-A947-70E740481C1C}">
                           <a14:useLocalDpi xmlns:a14="http://schemas.microsoft.com/office/drawing/2010/main" val="0"/>
@@ -1687,8 +1671,8 @@
       </w:r>
     </w:p>
     <w:sectPr>
-      <w:headerReference w:type="default" r:id="rId20"/>
-      <w:footerReference w:type="default" r:id="rId21"/>
+      <w:headerReference w:type="default" r:id="rId16"/>
+      <w:footerReference w:type="default" r:id="rId17"/>
       <w:pgSz w:w="11909" w:h="16834" w:code="9"/>
       <w:pgMar w:top="567" w:right="737" w:bottom="680" w:left="737" w:header="567" w:footer="510" w:gutter="0"/>
       <w:cols w:space="720"/>
@@ -1698,50 +1682,8 @@
 </w:document>
 </file>
 
-<file path=word/comments.xml><?xml version="1.0" encoding="utf-8"?>
-<w:comments xmlns:wpc="http://schemas.microsoft.com/office/word/2010/wordprocessingCanvas" xmlns:cx="http://schemas.microsoft.com/office/drawing/2014/chartex" xmlns:cx1="http://schemas.microsoft.com/office/drawing/2015/9/8/chartex" xmlns:cx2="http://schemas.microsoft.com/office/drawing/2015/10/21/chartex" xmlns:cx3="http://schemas.microsoft.com/office/drawing/2016/5/9/chartex" xmlns:cx4="http://schemas.microsoft.com/office/drawing/2016/5/10/chartex" xmlns:cx5="http://schemas.microsoft.com/office/drawing/2016/5/11/chartex" xmlns:cx6="http://schemas.microsoft.com/office/drawing/2016/5/12/chartex" xmlns:cx7="http://schemas.microsoft.com/office/drawing/2016/5/13/chartex" xmlns:cx8="http://schemas.microsoft.com/office/drawing/2016/5/14/chartex" xmlns:mc="http://schemas.openxmlformats.org/markup-compatibility/2006" xmlns:aink="http://schemas.microsoft.com/office/drawing/2016/ink" xmlns:am3d="http://schemas.microsoft.com/office/drawing/2017/model3d" xmlns:o="urn:schemas-microsoft-com:office:office" xmlns:oel="http://schemas.microsoft.com/office/2019/extlst" xmlns:r="http://schemas.openxmlformats.org/officeDocument/2006/relationships" xmlns:m="http://schemas.openxmlformats.org/officeDocument/2006/math" xmlns:v="urn:schemas-microsoft-com:vml" xmlns:wp14="http://schemas.microsoft.com/office/word/2010/wordprocessingDrawing" xmlns:wp="http://schemas.openxmlformats.org/drawingml/2006/wordprocessingDrawing" xmlns:w10="urn:schemas-microsoft-com:office:word" xmlns:w="http://schemas.openxmlformats.org/wordprocessingml/2006/main" xmlns:w14="http://schemas.microsoft.com/office/word/2010/wordml" xmlns:w15="http://schemas.microsoft.com/office/word/2012/wordml" xmlns:w16cex="http://schemas.microsoft.com/office/word/2018/wordml/cex" xmlns:w16cid="http://schemas.microsoft.com/office/word/2016/wordml/cid" xmlns:w16="http://schemas.microsoft.com/office/word/2018/wordml" xmlns:w16du="http://schemas.microsoft.com/office/word/2023/wordml/word16du" xmlns:w16sdtdh="http://schemas.microsoft.com/office/word/2020/wordml/sdtdatahash" xmlns:w16se="http://schemas.microsoft.com/office/word/2015/wordml/symex" xmlns:wpg="http://schemas.microsoft.com/office/word/2010/wordprocessingGroup" xmlns:wpi="http://schemas.microsoft.com/office/word/2010/wordprocessingInk" xmlns:wne="http://schemas.microsoft.com/office/word/2006/wordml" xmlns:wps="http://schemas.microsoft.com/office/word/2010/wordprocessingShape" mc:Ignorable="w14 w15 w16se w16cid w16 w16cex w16sdtdh w16du wp14">
-  <w:comment w:id="0" w:author="Zaraliev" w:date="2026-08-03T18:42:00Z" w:initials="KZ">
-    <w:p>
-      <w:pPr>
-        <w:pStyle w:val="CommentText"/>
-      </w:pPr>
-      <w:r>
-        <w:rPr>
-          <w:rStyle w:val="CommentReference"/>
-        </w:rPr>
-        <w:annotationRef/>
-      </w:r>
-      <w:r>
-        <w:rPr>
-          <w:lang w:val="bg-BG"/>
-        </w:rPr>
-        <w:t>Смени отговора с друг</w:t>
-      </w:r>
-    </w:p>
-  </w:comment>
-</w:comments>
-</file>
-
-<file path=word/commentsExtended.xml><?xml version="1.0" encoding="utf-8"?>
-<w15:commentsEx xmlns:wpc="http://schemas.microsoft.com/office/word/2010/wordprocessingCanvas" xmlns:cx="http://schemas.microsoft.com/office/drawing/2014/chartex" xmlns:cx1="http://schemas.microsoft.com/office/drawing/2015/9/8/chartex" xmlns:cx2="http://schemas.microsoft.com/office/drawing/2015/10/21/chartex" xmlns:cx3="http://schemas.microsoft.com/office/drawing/2016/5/9/chartex" xmlns:cx4="http://schemas.microsoft.com/office/drawing/2016/5/10/chartex" xmlns:cx5="http://schemas.microsoft.com/office/drawing/2016/5/11/chartex" xmlns:cx6="http://schemas.microsoft.com/office/drawing/2016/5/12/chartex" xmlns:cx7="http://schemas.microsoft.com/office/drawing/2016/5/13/chartex" xmlns:cx8="http://schemas.microsoft.com/office/drawing/2016/5/14/chartex" xmlns:mc="http://schemas.openxmlformats.org/markup-compatibility/2006" xmlns:aink="http://schemas.microsoft.com/office/drawing/2016/ink" xmlns:am3d="http://schemas.microsoft.com/office/drawing/2017/model3d" xmlns:o="urn:schemas-microsoft-com:office:office" xmlns:oel="http://schemas.microsoft.com/office/2019/extlst" xmlns:r="http://schemas.openxmlformats.org/officeDocument/2006/relationships" xmlns:m="http://schemas.openxmlformats.org/officeDocument/2006/math" xmlns:v="urn:schemas-microsoft-com:vml" xmlns:wp14="http://schemas.microsoft.com/office/word/2010/wordprocessingDrawing" xmlns:wp="http://schemas.openxmlformats.org/drawingml/2006/wordprocessingDrawing" xmlns:w10="urn:schemas-microsoft-com:office:word" xmlns:w="http://schemas.openxmlformats.org/wordprocessingml/2006/main" xmlns:w14="http://schemas.microsoft.com/office/word/2010/wordml" xmlns:w15="http://schemas.microsoft.com/office/word/2012/wordml" xmlns:w16cex="http://schemas.microsoft.com/office/word/2018/wordml/cex" xmlns:w16cid="http://schemas.microsoft.com/office/word/2016/wordml/cid" xmlns:w16="http://schemas.microsoft.com/office/word/2018/wordml" xmlns:w16du="http://schemas.microsoft.com/office/word/2023/wordml/word16du" xmlns:w16sdtdh="http://schemas.microsoft.com/office/word/2020/wordml/sdtdatahash" xmlns:w16se="http://schemas.microsoft.com/office/word/2015/wordml/symex" xmlns:wpg="http://schemas.microsoft.com/office/word/2010/wordprocessingGroup" xmlns:wpi="http://schemas.microsoft.com/office/word/2010/wordprocessingInk" xmlns:wne="http://schemas.microsoft.com/office/word/2006/wordml" xmlns:wps="http://schemas.microsoft.com/office/word/2010/wordprocessingShape" mc:Ignorable="w14 w15 w16se w16cid w16 w16cex w16sdtdh w16du wp14">
-  <w15:commentEx w15:paraId="24B4649B" w15:done="0"/>
-</w15:commentsEx>
-</file>
-
-<file path=word/commentsExtensible.xml><?xml version="1.0" encoding="utf-8"?>
-<w16cex:commentsExtensible xmlns:wpc="http://schemas.microsoft.com/office/word/2010/wordprocessingCanvas" xmlns:cx="http://schemas.microsoft.com/office/drawing/2014/chartex" xmlns:cx1="http://schemas.microsoft.com/office/drawing/2015/9/8/chartex" xmlns:cx2="http://schemas.microsoft.com/office/drawing/2015/10/21/chartex" xmlns:cx3="http://schemas.microsoft.com/office/drawing/2016/5/9/chartex" xmlns:cx4="http://schemas.microsoft.com/office/drawing/2016/5/10/chartex" xmlns:cx5="http://schemas.microsoft.com/office/drawing/2016/5/11/chartex" xmlns:cx6="http://schemas.microsoft.com/office/drawing/2016/5/12/chartex" xmlns:cx7="http://schemas.microsoft.com/office/drawing/2016/5/13/chartex" xmlns:cx8="http://schemas.microsoft.com/office/drawing/2016/5/14/chartex" xmlns:cr="http://schemas.microsoft.com/office/comments/2020/reactions" xmlns:mc="http://schemas.openxmlformats.org/markup-compatibility/2006" xmlns:aink="http://schemas.microsoft.com/office/drawing/2016/ink" xmlns:am3d="http://schemas.microsoft.com/office/drawing/2017/model3d" xmlns:o="urn:schemas-microsoft-com:office:office" xmlns:oel="http://schemas.microsoft.com/office/2019/extlst" xmlns:r="http://schemas.openxmlformats.org/officeDocument/2006/relationships" xmlns:m="http://schemas.openxmlformats.org/officeDocument/2006/math" xmlns:v="urn:schemas-microsoft-com:vml" xmlns:wp14="http://schemas.microsoft.com/office/word/2010/wordprocessingDrawing" xmlns:wp="http://schemas.openxmlformats.org/drawingml/2006/wordprocessingDrawing" xmlns:w10="urn:schemas-microsoft-com:office:word" xmlns:w="http://schemas.openxmlformats.org/wordprocessingml/2006/main" xmlns:w14="http://schemas.microsoft.com/office/word/2010/wordml" xmlns:w15="http://schemas.microsoft.com/office/word/2012/wordml" xmlns:w16cex="http://schemas.microsoft.com/office/word/2018/wordml/cex" xmlns:w16cid="http://schemas.microsoft.com/office/word/2016/wordml/cid" xmlns:w16="http://schemas.microsoft.com/office/word/2018/wordml" xmlns:w16du="http://schemas.microsoft.com/office/word/2023/wordml/word16du" xmlns:w16sdtdh="http://schemas.microsoft.com/office/word/2020/wordml/sdtdatahash" xmlns:w16se="http://schemas.microsoft.com/office/word/2015/wordml/symex" xmlns:wpg="http://schemas.microsoft.com/office/word/2010/wordprocessingGroup" xmlns:wpi="http://schemas.microsoft.com/office/word/2010/wordprocessingInk" xmlns:wne="http://schemas.microsoft.com/office/word/2006/wordml" xmlns:wps="http://schemas.microsoft.com/office/word/2010/wordprocessingShape" mc:Ignorable="w14 w15 w16se w16cid w16 w16cex w16sdtdh cr w16du wp14">
-  <w16cex:commentExtensible w16cex:durableId="2319E35D" w16cex:dateUtc="2026-08-03T15:42:00Z"/>
-</w16cex:commentsExtensible>
-</file>
-
-<file path=word/commentsIds.xml><?xml version="1.0" encoding="utf-8"?>
-<w16cid:commentsIds xmlns:wpc="http://schemas.microsoft.com/office/word/2010/wordprocessingCanvas" xmlns:cx="http://schemas.microsoft.com/office/drawing/2014/chartex" xmlns:cx1="http://schemas.microsoft.com/office/drawing/2015/9/8/chartex" xmlns:cx2="http://schemas.microsoft.com/office/drawing/2015/10/21/chartex" xmlns:cx3="http://schemas.microsoft.com/office/drawing/2016/5/9/chartex" xmlns:cx4="http://schemas.microsoft.com/office/drawing/2016/5/10/chartex" xmlns:cx5="http://schemas.microsoft.com/office/drawing/2016/5/11/chartex" xmlns:cx6="http://schemas.microsoft.com/office/drawing/2016/5/12/chartex" xmlns:cx7="http://schemas.microsoft.com/office/drawing/2016/5/13/chartex" xmlns:cx8="http://schemas.microsoft.com/office/drawing/2016/5/14/chartex" xmlns:mc="http://schemas.openxmlformats.org/markup-compatibility/2006" xmlns:aink="http://schemas.microsoft.com/office/drawing/2016/ink" xmlns:am3d="http://schemas.microsoft.com/office/drawing/2017/model3d" xmlns:o="urn:schemas-microsoft-com:office:office" xmlns:oel="http://schemas.microsoft.com/office/2019/extlst" xmlns:r="http://schemas.openxmlformats.org/officeDocument/2006/relationships" xmlns:m="http://schemas.openxmlformats.org/officeDocument/2006/math" xmlns:v="urn:schemas-microsoft-com:vml" xmlns:wp14="http://schemas.microsoft.com/office/word/2010/wordprocessingDrawing" xmlns:wp="http://schemas.openxmlformats.org/drawingml/2006/wordprocessingDrawing" xmlns:w10="urn:schemas-microsoft-com:office:word" xmlns:w="http://schemas.openxmlformats.org/wordprocessingml/2006/main" xmlns:w14="http://schemas.microsoft.com/office/word/2010/wordml" xmlns:w15="http://schemas.microsoft.com/office/word/2012/wordml" xmlns:w16cex="http://schemas.microsoft.com/office/word/2018/wordml/cex" xmlns:w16cid="http://schemas.microsoft.com/office/word/2016/wordml/cid" xmlns:w16="http://schemas.microsoft.com/office/word/2018/wordml" xmlns:w16du="http://schemas.microsoft.com/office/word/2023/wordml/word16du" xmlns:w16sdtdh="http://schemas.microsoft.com/office/word/2020/wordml/sdtdatahash" xmlns:w16se="http://schemas.microsoft.com/office/word/2015/wordml/symex" xmlns:wpg="http://schemas.microsoft.com/office/word/2010/wordprocessingGroup" xmlns:wpi="http://schemas.microsoft.com/office/word/2010/wordprocessingInk" xmlns:wne="http://schemas.microsoft.com/office/word/2006/wordml" xmlns:wps="http://schemas.microsoft.com/office/word/2010/wordprocessingShape" mc:Ignorable="w14 w15 w16se w16cid w16 w16cex w16sdtdh w16du wp14">
-  <w16cid:commentId w16cid:paraId="24B4649B" w16cid:durableId="2319E35D"/>
-</w16cid:commentsIds>
-</file>
-
 <file path=word/endnotes.xml><?xml version="1.0" encoding="utf-8"?>
-<w:endnotes xmlns:wpc="http://schemas.microsoft.com/office/word/2010/wordprocessingCanvas" xmlns:cx="http://schemas.microsoft.com/office/drawing/2014/chartex" xmlns:cx1="http://schemas.microsoft.com/office/drawing/2015/9/8/chartex" xmlns:cx2="http://schemas.microsoft.com/office/drawing/2015/10/21/chartex" xmlns:cx3="http://schemas.microsoft.com/office/drawing/2016/5/9/chartex" xmlns:cx4="http://schemas.microsoft.com/office/drawing/2016/5/10/chartex" xmlns:cx5="http://schemas.microsoft.com/office/drawing/2016/5/11/chartex" xmlns:cx6="http://schemas.microsoft.com/office/drawing/2016/5/12/chartex" xmlns:cx7="http://schemas.microsoft.com/office/drawing/2016/5/13/chartex" xmlns:cx8="http://schemas.microsoft.com/office/drawing/2016/5/14/chartex" xmlns:mc="http://schemas.openxmlformats.org/markup-compatibility/2006" xmlns:aink="http://schemas.microsoft.com/office/drawing/2016/ink" xmlns:am3d="http://schemas.microsoft.com/office/drawing/2017/model3d" xmlns:o="urn:schemas-microsoft-com:office:office" xmlns:oel="http://schemas.microsoft.com/office/2019/extlst" xmlns:r="http://schemas.openxmlformats.org/officeDocument/2006/relationships" xmlns:m="http://schemas.openxmlformats.org/officeDocument/2006/math" xmlns:v="urn:schemas-microsoft-com:vml" xmlns:wp14="http://schemas.microsoft.com/office/word/2010/wordprocessingDrawing" xmlns:wp="http://schemas.openxmlformats.org/drawingml/2006/wordprocessingDrawing" xmlns:w10="urn:schemas-microsoft-com:office:word" xmlns:w="http://schemas.openxmlformats.org/wordprocessingml/2006/main" xmlns:w14="http://schemas.microsoft.com/office/word/2010/wordml" xmlns:w15="http://schemas.microsoft.com/office/word/2012/wordml" xmlns:w16cex="http://schemas.microsoft.com/office/word/2018/wordml/cex" xmlns:w16cid="http://schemas.microsoft.com/office/word/2016/wordml/cid" xmlns:w16="http://schemas.microsoft.com/office/word/2018/wordml" xmlns:w16du="http://schemas.microsoft.com/office/word/2023/wordml/word16du" xmlns:w16sdtdh="http://schemas.microsoft.com/office/word/2020/wordml/sdtdatahash" xmlns:w16se="http://schemas.microsoft.com/office/word/2015/wordml/symex" xmlns:wpg="http://schemas.microsoft.com/office/word/2010/wordprocessingGroup" xmlns:wpi="http://schemas.microsoft.com/office/word/2010/wordprocessingInk" xmlns:wne="http://schemas.microsoft.com/office/word/2006/wordml" xmlns:wps="http://schemas.microsoft.com/office/word/2010/wordprocessingShape" mc:Ignorable="w14 w15 w16se w16cid w16 w16cex w16sdtdh w16du wp14">
+<w:endnotes xmlns:wpc="http://schemas.microsoft.com/office/word/2010/wordprocessingCanvas" xmlns:cx="http://schemas.microsoft.com/office/drawing/2014/chartex" xmlns:cx1="http://schemas.microsoft.com/office/drawing/2015/9/8/chartex" xmlns:cx2="http://schemas.microsoft.com/office/drawing/2015/10/21/chartex" xmlns:cx3="http://schemas.microsoft.com/office/drawing/2016/5/9/chartex" xmlns:cx4="http://schemas.microsoft.com/office/drawing/2016/5/10/chartex" xmlns:cx5="http://schemas.microsoft.com/office/drawing/2016/5/11/chartex" xmlns:cx6="http://schemas.microsoft.com/office/drawing/2016/5/12/chartex" xmlns:cx7="http://schemas.microsoft.com/office/drawing/2016/5/13/chartex" xmlns:cx8="http://schemas.microsoft.com/office/drawing/2016/5/14/chartex" xmlns:mc="http://schemas.openxmlformats.org/markup-compatibility/2006" xmlns:aink="http://schemas.microsoft.com/office/drawing/2016/ink" xmlns:am3d="http://schemas.microsoft.com/office/drawing/2017/model3d" xmlns:o="urn:schemas-microsoft-com:office:office" xmlns:oel="http://schemas.microsoft.com/office/2019/extlst" xmlns:r="http://schemas.openxmlformats.org/officeDocument/2006/relationships" xmlns:m="http://schemas.openxmlformats.org/officeDocument/2006/math" xmlns:v="urn:schemas-microsoft-com:vml" xmlns:wp14="http://schemas.microsoft.com/office/word/2010/wordprocessingDrawing" xmlns:wp="http://schemas.openxmlformats.org/drawingml/2006/wordprocessingDrawing" xmlns:w10="urn:schemas-microsoft-com:office:word" xmlns:w="http://schemas.openxmlformats.org/wordprocessingml/2006/main" xmlns:w14="http://schemas.microsoft.com/office/word/2010/wordml" xmlns:w15="http://schemas.microsoft.com/office/word/2012/wordml" xmlns:w16cex="http://schemas.microsoft.com/office/word/2018/wordml/cex" xmlns:w16cid="http://schemas.microsoft.com/office/word/2016/wordml/cid" xmlns:w16="http://schemas.microsoft.com/office/word/2018/wordml" xmlns:w16sdtdh="http://schemas.microsoft.com/office/word/2020/wordml/sdtdatahash" xmlns:w16se="http://schemas.microsoft.com/office/word/2015/wordml/symex" xmlns:wpg="http://schemas.microsoft.com/office/word/2010/wordprocessingGroup" xmlns:wpi="http://schemas.microsoft.com/office/word/2010/wordprocessingInk" xmlns:wne="http://schemas.microsoft.com/office/word/2006/wordml" xmlns:wps="http://schemas.microsoft.com/office/word/2010/wordprocessingShape" mc:Ignorable="w14 w15 w16se w16cid w16 w16cex w16sdtdh wp14">
   <w:endnote w:type="separator" w:id="-1">
     <w:p>
       <w:pPr>
@@ -1766,7 +1708,7 @@
 </file>
 
 <file path=word/footer1.xml><?xml version="1.0" encoding="utf-8"?>
-<w:ftr xmlns:wpc="http://schemas.microsoft.com/office/word/2010/wordprocessingCanvas" xmlns:cx="http://schemas.microsoft.com/office/drawing/2014/chartex" xmlns:cx1="http://schemas.microsoft.com/office/drawing/2015/9/8/chartex" xmlns:cx2="http://schemas.microsoft.com/office/drawing/2015/10/21/chartex" xmlns:cx3="http://schemas.microsoft.com/office/drawing/2016/5/9/chartex" xmlns:cx4="http://schemas.microsoft.com/office/drawing/2016/5/10/chartex" xmlns:cx5="http://schemas.microsoft.com/office/drawing/2016/5/11/chartex" xmlns:cx6="http://schemas.microsoft.com/office/drawing/2016/5/12/chartex" xmlns:cx7="http://schemas.microsoft.com/office/drawing/2016/5/13/chartex" xmlns:cx8="http://schemas.microsoft.com/office/drawing/2016/5/14/chartex" xmlns:mc="http://schemas.openxmlformats.org/markup-compatibility/2006" xmlns:aink="http://schemas.microsoft.com/office/drawing/2016/ink" xmlns:am3d="http://schemas.microsoft.com/office/drawing/2017/model3d" xmlns:o="urn:schemas-microsoft-com:office:office" xmlns:oel="http://schemas.microsoft.com/office/2019/extlst" xmlns:r="http://schemas.openxmlformats.org/officeDocument/2006/relationships" xmlns:m="http://schemas.openxmlformats.org/officeDocument/2006/math" xmlns:v="urn:schemas-microsoft-com:vml" xmlns:wp14="http://schemas.microsoft.com/office/word/2010/wordprocessingDrawing" xmlns:wp="http://schemas.openxmlformats.org/drawingml/2006/wordprocessingDrawing" xmlns:w10="urn:schemas-microsoft-com:office:word" xmlns:w="http://schemas.openxmlformats.org/wordprocessingml/2006/main" xmlns:w14="http://schemas.microsoft.com/office/word/2010/wordml" xmlns:w15="http://schemas.microsoft.com/office/word/2012/wordml" xmlns:w16cex="http://schemas.microsoft.com/office/word/2018/wordml/cex" xmlns:w16cid="http://schemas.microsoft.com/office/word/2016/wordml/cid" xmlns:w16="http://schemas.microsoft.com/office/word/2018/wordml" xmlns:w16du="http://schemas.microsoft.com/office/word/2023/wordml/word16du" xmlns:w16sdtdh="http://schemas.microsoft.com/office/word/2020/wordml/sdtdatahash" xmlns:w16se="http://schemas.microsoft.com/office/word/2015/wordml/symex" xmlns:wpg="http://schemas.microsoft.com/office/word/2010/wordprocessingGroup" xmlns:wpi="http://schemas.microsoft.com/office/word/2010/wordprocessingInk" xmlns:wne="http://schemas.microsoft.com/office/word/2006/wordml" xmlns:wps="http://schemas.microsoft.com/office/word/2010/wordprocessingShape" mc:Ignorable="w14 w15 w16se w16cid w16 w16cex w16sdtdh w16du wp14">
+<w:ftr xmlns:wpc="http://schemas.microsoft.com/office/word/2010/wordprocessingCanvas" xmlns:cx="http://schemas.microsoft.com/office/drawing/2014/chartex" xmlns:cx1="http://schemas.microsoft.com/office/drawing/2015/9/8/chartex" xmlns:cx2="http://schemas.microsoft.com/office/drawing/2015/10/21/chartex" xmlns:cx3="http://schemas.microsoft.com/office/drawing/2016/5/9/chartex" xmlns:cx4="http://schemas.microsoft.com/office/drawing/2016/5/10/chartex" xmlns:cx5="http://schemas.microsoft.com/office/drawing/2016/5/11/chartex" xmlns:cx6="http://schemas.microsoft.com/office/drawing/2016/5/12/chartex" xmlns:cx7="http://schemas.microsoft.com/office/drawing/2016/5/13/chartex" xmlns:cx8="http://schemas.microsoft.com/office/drawing/2016/5/14/chartex" xmlns:mc="http://schemas.openxmlformats.org/markup-compatibility/2006" xmlns:aink="http://schemas.microsoft.com/office/drawing/2016/ink" xmlns:am3d="http://schemas.microsoft.com/office/drawing/2017/model3d" xmlns:o="urn:schemas-microsoft-com:office:office" xmlns:oel="http://schemas.microsoft.com/office/2019/extlst" xmlns:r="http://schemas.openxmlformats.org/officeDocument/2006/relationships" xmlns:m="http://schemas.openxmlformats.org/officeDocument/2006/math" xmlns:v="urn:schemas-microsoft-com:vml" xmlns:wp14="http://schemas.microsoft.com/office/word/2010/wordprocessingDrawing" xmlns:wp="http://schemas.openxmlformats.org/drawingml/2006/wordprocessingDrawing" xmlns:w10="urn:schemas-microsoft-com:office:word" xmlns:w="http://schemas.openxmlformats.org/wordprocessingml/2006/main" xmlns:w14="http://schemas.microsoft.com/office/word/2010/wordml" xmlns:w15="http://schemas.microsoft.com/office/word/2012/wordml" xmlns:w16cex="http://schemas.microsoft.com/office/word/2018/wordml/cex" xmlns:w16cid="http://schemas.microsoft.com/office/word/2016/wordml/cid" xmlns:w16="http://schemas.microsoft.com/office/word/2018/wordml" xmlns:w16sdtdh="http://schemas.microsoft.com/office/word/2020/wordml/sdtdatahash" xmlns:w16se="http://schemas.microsoft.com/office/word/2015/wordml/symex" xmlns:wpg="http://schemas.microsoft.com/office/word/2010/wordprocessingGroup" xmlns:wpi="http://schemas.microsoft.com/office/word/2010/wordprocessingInk" xmlns:wne="http://schemas.microsoft.com/office/word/2006/wordml" xmlns:wps="http://schemas.microsoft.com/office/word/2010/wordprocessingShape" mc:Ignorable="w14 w15 w16se w16cid w16 w16cex w16sdtdh wp14">
   <w:p>
     <w:pPr>
       <w:pStyle w:val="Footer"/>
@@ -2108,7 +2050,7 @@
             </wp:anchor>
           </w:drawing>
         </mc:Choice>
-        <mc:Fallback>
+        <mc:Fallback xmlns:w16du="http://schemas.microsoft.com/office/word/2023/wordml/word16du">
           <w:pict>
             <v:shapetype w14:anchorId="7ACB1FAE" id="_x0000_t202" coordsize="21600,21600" o:spt="202" path="m,l,21600r21600,l21600,xe">
               <v:stroke joinstyle="miter"/>
@@ -2531,7 +2473,7 @@
             </wp:anchor>
           </w:drawing>
         </mc:Choice>
-        <mc:Fallback>
+        <mc:Fallback xmlns:w16du="http://schemas.microsoft.com/office/word/2023/wordml/word16du">
           <w:pict>
             <v:line w14:anchorId="23DA4A24" id="Straight Connector 19" o:spid="_x0000_s1026" style="position:absolute;flip:y;z-index:251659264;visibility:visible;mso-wrap-style:square;mso-width-percent:0;mso-height-percent:0;mso-wrap-distance-left:9pt;mso-wrap-distance-top:0;mso-wrap-distance-right:9pt;mso-wrap-distance-bottom:0;mso-position-horizontal:absolute;mso-position-horizontal-relative:text;mso-position-vertical:absolute;mso-position-vertical-relative:text;mso-width-percent:0;mso-height-percent:0;mso-width-relative:page;mso-height-relative:page" from="-.1pt,5.2pt" to="520.7pt,5.2pt" o:gfxdata="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" strokecolor="#974706 [1609]" strokeweight="1pt">
               <v:stroke endcap="round"/>
@@ -2754,7 +2696,7 @@
             </wp:anchor>
           </w:drawing>
         </mc:Choice>
-        <mc:Fallback>
+        <mc:Fallback xmlns:w16du="http://schemas.microsoft.com/office/word/2023/wordml/word16du">
           <w:pict>
             <v:shape w14:anchorId="0D7D8A2E" id="Text Box 4" o:spid="_x0000_s1027" type="#_x0000_t202" style="position:absolute;margin-left:444.65pt;margin-top:8.35pt;width:70.9pt;height:15.9pt;z-index:251661312;visibility:visible;mso-wrap-style:square;mso-width-percent:0;mso-height-percent:0;mso-wrap-distance-left:9pt;mso-wrap-distance-top:0;mso-wrap-distance-right:9pt;mso-wrap-distance-bottom:0;mso-position-horizontal:absolute;mso-position-horizontal-relative:text;mso-position-vertical:absolute;mso-position-vertical-relative:text;mso-width-percent:0;mso-height-percent:0;mso-width-relative:page;mso-height-relative:page;v-text-anchor:middle" o:gfxdata="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" filled="f" stroked="f" strokeweight=".5pt">
               <v:textbox inset="0,0,0,0">
@@ -2906,7 +2848,7 @@
 </file>
 
 <file path=word/footnotes.xml><?xml version="1.0" encoding="utf-8"?>
-<w:footnotes xmlns:wpc="http://schemas.microsoft.com/office/word/2010/wordprocessingCanvas" xmlns:cx="http://schemas.microsoft.com/office/drawing/2014/chartex" xmlns:cx1="http://schemas.microsoft.com/office/drawing/2015/9/8/chartex" xmlns:cx2="http://schemas.microsoft.com/office/drawing/2015/10/21/chartex" xmlns:cx3="http://schemas.microsoft.com/office/drawing/2016/5/9/chartex" xmlns:cx4="http://schemas.microsoft.com/office/drawing/2016/5/10/chartex" xmlns:cx5="http://schemas.microsoft.com/office/drawing/2016/5/11/chartex" xmlns:cx6="http://schemas.microsoft.com/office/drawing/2016/5/12/chartex" xmlns:cx7="http://schemas.microsoft.com/office/drawing/2016/5/13/chartex" xmlns:cx8="http://schemas.microsoft.com/office/drawing/2016/5/14/chartex" xmlns:mc="http://schemas.openxmlformats.org/markup-compatibility/2006" xmlns:aink="http://schemas.microsoft.com/office/drawing/2016/ink" xmlns:am3d="http://schemas.microsoft.com/office/drawing/2017/model3d" xmlns:o="urn:schemas-microsoft-com:office:office" xmlns:oel="http://schemas.microsoft.com/office/2019/extlst" xmlns:r="http://schemas.openxmlformats.org/officeDocument/2006/relationships" xmlns:m="http://schemas.openxmlformats.org/officeDocument/2006/math" xmlns:v="urn:schemas-microsoft-com:vml" xmlns:wp14="http://schemas.microsoft.com/office/word/2010/wordprocessingDrawing" xmlns:wp="http://schemas.openxmlformats.org/drawingml/2006/wordprocessingDrawing" xmlns:w10="urn:schemas-microsoft-com:office:word" xmlns:w="http://schemas.openxmlformats.org/wordprocessingml/2006/main" xmlns:w14="http://schemas.microsoft.com/office/word/2010/wordml" xmlns:w15="http://schemas.microsoft.com/office/word/2012/wordml" xmlns:w16cex="http://schemas.microsoft.com/office/word/2018/wordml/cex" xmlns:w16cid="http://schemas.microsoft.com/office/word/2016/wordml/cid" xmlns:w16="http://schemas.microsoft.com/office/word/2018/wordml" xmlns:w16du="http://schemas.microsoft.com/office/word/2023/wordml/word16du" xmlns:w16sdtdh="http://schemas.microsoft.com/office/word/2020/wordml/sdtdatahash" xmlns:w16se="http://schemas.microsoft.com/office/word/2015/wordml/symex" xmlns:wpg="http://schemas.microsoft.com/office/word/2010/wordprocessingGroup" xmlns:wpi="http://schemas.microsoft.com/office/word/2010/wordprocessingInk" xmlns:wne="http://schemas.microsoft.com/office/word/2006/wordml" xmlns:wps="http://schemas.microsoft.com/office/word/2010/wordprocessingShape" mc:Ignorable="w14 w15 w16se w16cid w16 w16cex w16sdtdh w16du wp14">
+<w:footnotes xmlns:wpc="http://schemas.microsoft.com/office/word/2010/wordprocessingCanvas" xmlns:cx="http://schemas.microsoft.com/office/drawing/2014/chartex" xmlns:cx1="http://schemas.microsoft.com/office/drawing/2015/9/8/chartex" xmlns:cx2="http://schemas.microsoft.com/office/drawing/2015/10/21/chartex" xmlns:cx3="http://schemas.microsoft.com/office/drawing/2016/5/9/chartex" xmlns:cx4="http://schemas.microsoft.com/office/drawing/2016/5/10/chartex" xmlns:cx5="http://schemas.microsoft.com/office/drawing/2016/5/11/chartex" xmlns:cx6="http://schemas.microsoft.com/office/drawing/2016/5/12/chartex" xmlns:cx7="http://schemas.microsoft.com/office/drawing/2016/5/13/chartex" xmlns:cx8="http://schemas.microsoft.com/office/drawing/2016/5/14/chartex" xmlns:mc="http://schemas.openxmlformats.org/markup-compatibility/2006" xmlns:aink="http://schemas.microsoft.com/office/drawing/2016/ink" xmlns:am3d="http://schemas.microsoft.com/office/drawing/2017/model3d" xmlns:o="urn:schemas-microsoft-com:office:office" xmlns:oel="http://schemas.microsoft.com/office/2019/extlst" xmlns:r="http://schemas.openxmlformats.org/officeDocument/2006/relationships" xmlns:m="http://schemas.openxmlformats.org/officeDocument/2006/math" xmlns:v="urn:schemas-microsoft-com:vml" xmlns:wp14="http://schemas.microsoft.com/office/word/2010/wordprocessingDrawing" xmlns:wp="http://schemas.openxmlformats.org/drawingml/2006/wordprocessingDrawing" xmlns:w10="urn:schemas-microsoft-com:office:word" xmlns:w="http://schemas.openxmlformats.org/wordprocessingml/2006/main" xmlns:w14="http://schemas.microsoft.com/office/word/2010/wordml" xmlns:w15="http://schemas.microsoft.com/office/word/2012/wordml" xmlns:w16cex="http://schemas.microsoft.com/office/word/2018/wordml/cex" xmlns:w16cid="http://schemas.microsoft.com/office/word/2016/wordml/cid" xmlns:w16="http://schemas.microsoft.com/office/word/2018/wordml" xmlns:w16sdtdh="http://schemas.microsoft.com/office/word/2020/wordml/sdtdatahash" xmlns:w16se="http://schemas.microsoft.com/office/word/2015/wordml/symex" xmlns:wpg="http://schemas.microsoft.com/office/word/2010/wordprocessingGroup" xmlns:wpi="http://schemas.microsoft.com/office/word/2010/wordprocessingInk" xmlns:wne="http://schemas.microsoft.com/office/word/2006/wordml" xmlns:wps="http://schemas.microsoft.com/office/word/2010/wordprocessingShape" mc:Ignorable="w14 w15 w16se w16cid w16 w16cex w16sdtdh wp14">
   <w:footnote w:type="separator" w:id="-1">
     <w:p>
       <w:pPr>
@@ -2931,7 +2873,7 @@
 </file>
 
 <file path=word/header1.xml><?xml version="1.0" encoding="utf-8"?>
-<w:hdr xmlns:wpc="http://schemas.microsoft.com/office/word/2010/wordprocessingCanvas" xmlns:cx="http://schemas.microsoft.com/office/drawing/2014/chartex" xmlns:cx1="http://schemas.microsoft.com/office/drawing/2015/9/8/chartex" xmlns:cx2="http://schemas.microsoft.com/office/drawing/2015/10/21/chartex" xmlns:cx3="http://schemas.microsoft.com/office/drawing/2016/5/9/chartex" xmlns:cx4="http://schemas.microsoft.com/office/drawing/2016/5/10/chartex" xmlns:cx5="http://schemas.microsoft.com/office/drawing/2016/5/11/chartex" xmlns:cx6="http://schemas.microsoft.com/office/drawing/2016/5/12/chartex" xmlns:cx7="http://schemas.microsoft.com/office/drawing/2016/5/13/chartex" xmlns:cx8="http://schemas.microsoft.com/office/drawing/2016/5/14/chartex" xmlns:mc="http://schemas.openxmlformats.org/markup-compatibility/2006" xmlns:aink="http://schemas.microsoft.com/office/drawing/2016/ink" xmlns:am3d="http://schemas.microsoft.com/office/drawing/2017/model3d" xmlns:o="urn:schemas-microsoft-com:office:office" xmlns:oel="http://schemas.microsoft.com/office/2019/extlst" xmlns:r="http://schemas.openxmlformats.org/officeDocument/2006/relationships" xmlns:m="http://schemas.openxmlformats.org/officeDocument/2006/math" xmlns:v="urn:schemas-microsoft-com:vml" xmlns:wp14="http://schemas.microsoft.com/office/word/2010/wordprocessingDrawing" xmlns:wp="http://schemas.openxmlformats.org/drawingml/2006/wordprocessingDrawing" xmlns:w10="urn:schemas-microsoft-com:office:word" xmlns:w="http://schemas.openxmlformats.org/wordprocessingml/2006/main" xmlns:w14="http://schemas.microsoft.com/office/word/2010/wordml" xmlns:w15="http://schemas.microsoft.com/office/word/2012/wordml" xmlns:w16cex="http://schemas.microsoft.com/office/word/2018/wordml/cex" xmlns:w16cid="http://schemas.microsoft.com/office/word/2016/wordml/cid" xmlns:w16="http://schemas.microsoft.com/office/word/2018/wordml" xmlns:w16du="http://schemas.microsoft.com/office/word/2023/wordml/word16du" xmlns:w16sdtdh="http://schemas.microsoft.com/office/word/2020/wordml/sdtdatahash" xmlns:w16se="http://schemas.microsoft.com/office/word/2015/wordml/symex" xmlns:wpg="http://schemas.microsoft.com/office/word/2010/wordprocessingGroup" xmlns:wpi="http://schemas.microsoft.com/office/word/2010/wordprocessingInk" xmlns:wne="http://schemas.microsoft.com/office/word/2006/wordml" xmlns:wps="http://schemas.microsoft.com/office/word/2010/wordprocessingShape" mc:Ignorable="w14 w15 w16se w16cid w16 w16cex w16sdtdh w16du wp14">
+<w:hdr xmlns:wpc="http://schemas.microsoft.com/office/word/2010/wordprocessingCanvas" xmlns:cx="http://schemas.microsoft.com/office/drawing/2014/chartex" xmlns:cx1="http://schemas.microsoft.com/office/drawing/2015/9/8/chartex" xmlns:cx2="http://schemas.microsoft.com/office/drawing/2015/10/21/chartex" xmlns:cx3="http://schemas.microsoft.com/office/drawing/2016/5/9/chartex" xmlns:cx4="http://schemas.microsoft.com/office/drawing/2016/5/10/chartex" xmlns:cx5="http://schemas.microsoft.com/office/drawing/2016/5/11/chartex" xmlns:cx6="http://schemas.microsoft.com/office/drawing/2016/5/12/chartex" xmlns:cx7="http://schemas.microsoft.com/office/drawing/2016/5/13/chartex" xmlns:cx8="http://schemas.microsoft.com/office/drawing/2016/5/14/chartex" xmlns:mc="http://schemas.openxmlformats.org/markup-compatibility/2006" xmlns:aink="http://schemas.microsoft.com/office/drawing/2016/ink" xmlns:am3d="http://schemas.microsoft.com/office/drawing/2017/model3d" xmlns:o="urn:schemas-microsoft-com:office:office" xmlns:oel="http://schemas.microsoft.com/office/2019/extlst" xmlns:r="http://schemas.openxmlformats.org/officeDocument/2006/relationships" xmlns:m="http://schemas.openxmlformats.org/officeDocument/2006/math" xmlns:v="urn:schemas-microsoft-com:vml" xmlns:wp14="http://schemas.microsoft.com/office/word/2010/wordprocessingDrawing" xmlns:wp="http://schemas.openxmlformats.org/drawingml/2006/wordprocessingDrawing" xmlns:w10="urn:schemas-microsoft-com:office:word" xmlns:w="http://schemas.openxmlformats.org/wordprocessingml/2006/main" xmlns:w14="http://schemas.microsoft.com/office/word/2010/wordml" xmlns:w15="http://schemas.microsoft.com/office/word/2012/wordml" xmlns:w16cex="http://schemas.microsoft.com/office/word/2018/wordml/cex" xmlns:w16cid="http://schemas.microsoft.com/office/word/2016/wordml/cid" xmlns:w16="http://schemas.microsoft.com/office/word/2018/wordml" xmlns:w16sdtdh="http://schemas.microsoft.com/office/word/2020/wordml/sdtdatahash" xmlns:w16se="http://schemas.microsoft.com/office/word/2015/wordml/symex" xmlns:wpg="http://schemas.microsoft.com/office/word/2010/wordprocessingGroup" xmlns:wpi="http://schemas.microsoft.com/office/word/2010/wordprocessingInk" xmlns:wne="http://schemas.microsoft.com/office/word/2006/wordml" xmlns:wps="http://schemas.microsoft.com/office/word/2010/wordprocessingShape" mc:Ignorable="w14 w15 w16se w16cid w16 w16cex w16sdtdh wp14">
   <w:p>
     <w:pPr>
       <w:pStyle w:val="Header"/>
@@ -2942,7 +2884,7 @@
 </file>
 
 <file path=word/numbering.xml><?xml version="1.0" encoding="utf-8"?>
-<w:numbering xmlns:wpc="http://schemas.microsoft.com/office/word/2010/wordprocessingCanvas" xmlns:cx="http://schemas.microsoft.com/office/drawing/2014/chartex" xmlns:cx1="http://schemas.microsoft.com/office/drawing/2015/9/8/chartex" xmlns:cx2="http://schemas.microsoft.com/office/drawing/2015/10/21/chartex" xmlns:cx3="http://schemas.microsoft.com/office/drawing/2016/5/9/chartex" xmlns:cx4="http://schemas.microsoft.com/office/drawing/2016/5/10/chartex" xmlns:cx5="http://schemas.microsoft.com/office/drawing/2016/5/11/chartex" xmlns:cx6="http://schemas.microsoft.com/office/drawing/2016/5/12/chartex" xmlns:cx7="http://schemas.microsoft.com/office/drawing/2016/5/13/chartex" xmlns:cx8="http://schemas.microsoft.com/office/drawing/2016/5/14/chartex" xmlns:mc="http://schemas.openxmlformats.org/markup-compatibility/2006" xmlns:aink="http://schemas.microsoft.com/office/drawing/2016/ink" xmlns:am3d="http://schemas.microsoft.com/office/drawing/2017/model3d" xmlns:o="urn:schemas-microsoft-com:office:office" xmlns:oel="http://schemas.microsoft.com/office/2019/extlst" xmlns:r="http://schemas.openxmlformats.org/officeDocument/2006/relationships" xmlns:m="http://schemas.openxmlformats.org/officeDocument/2006/math" xmlns:v="urn:schemas-microsoft-com:vml" xmlns:wp14="http://schemas.microsoft.com/office/word/2010/wordprocessingDrawing" xmlns:wp="http://schemas.openxmlformats.org/drawingml/2006/wordprocessingDrawing" xmlns:w10="urn:schemas-microsoft-com:office:word" xmlns:w="http://schemas.openxmlformats.org/wordprocessingml/2006/main" xmlns:w14="http://schemas.microsoft.com/office/word/2010/wordml" xmlns:w15="http://schemas.microsoft.com/office/word/2012/wordml" xmlns:w16cex="http://schemas.microsoft.com/office/word/2018/wordml/cex" xmlns:w16cid="http://schemas.microsoft.com/office/word/2016/wordml/cid" xmlns:w16="http://schemas.microsoft.com/office/word/2018/wordml" xmlns:w16du="http://schemas.microsoft.com/office/word/2023/wordml/word16du" xmlns:w16sdtdh="http://schemas.microsoft.com/office/word/2020/wordml/sdtdatahash" xmlns:w16se="http://schemas.microsoft.com/office/word/2015/wordml/symex" xmlns:wpg="http://schemas.microsoft.com/office/word/2010/wordprocessingGroup" xmlns:wpi="http://schemas.microsoft.com/office/word/2010/wordprocessingInk" xmlns:wne="http://schemas.microsoft.com/office/word/2006/wordml" xmlns:wps="http://schemas.microsoft.com/office/word/2010/wordprocessingShape" mc:Ignorable="w14 w15 w16se w16cid w16 w16cex w16sdtdh w16du wp14">
+<w:numbering xmlns:wpc="http://schemas.microsoft.com/office/word/2010/wordprocessingCanvas" xmlns:cx="http://schemas.microsoft.com/office/drawing/2014/chartex" xmlns:cx1="http://schemas.microsoft.com/office/drawing/2015/9/8/chartex" xmlns:cx2="http://schemas.microsoft.com/office/drawing/2015/10/21/chartex" xmlns:cx3="http://schemas.microsoft.com/office/drawing/2016/5/9/chartex" xmlns:cx4="http://schemas.microsoft.com/office/drawing/2016/5/10/chartex" xmlns:cx5="http://schemas.microsoft.com/office/drawing/2016/5/11/chartex" xmlns:cx6="http://schemas.microsoft.com/office/drawing/2016/5/12/chartex" xmlns:cx7="http://schemas.microsoft.com/office/drawing/2016/5/13/chartex" xmlns:cx8="http://schemas.microsoft.com/office/drawing/2016/5/14/chartex" xmlns:mc="http://schemas.openxmlformats.org/markup-compatibility/2006" xmlns:aink="http://schemas.microsoft.com/office/drawing/2016/ink" xmlns:am3d="http://schemas.microsoft.com/office/drawing/2017/model3d" xmlns:o="urn:schemas-microsoft-com:office:office" xmlns:oel="http://schemas.microsoft.com/office/2019/extlst" xmlns:r="http://schemas.openxmlformats.org/officeDocument/2006/relationships" xmlns:m="http://schemas.openxmlformats.org/officeDocument/2006/math" xmlns:v="urn:schemas-microsoft-com:vml" xmlns:wp14="http://schemas.microsoft.com/office/word/2010/wordprocessingDrawing" xmlns:wp="http://schemas.openxmlformats.org/drawingml/2006/wordprocessingDrawing" xmlns:w10="urn:schemas-microsoft-com:office:word" xmlns:w="http://schemas.openxmlformats.org/wordprocessingml/2006/main" xmlns:w14="http://schemas.microsoft.com/office/word/2010/wordml" xmlns:w15="http://schemas.microsoft.com/office/word/2012/wordml" xmlns:w16cex="http://schemas.microsoft.com/office/word/2018/wordml/cex" xmlns:w16cid="http://schemas.microsoft.com/office/word/2016/wordml/cid" xmlns:w16="http://schemas.microsoft.com/office/word/2018/wordml" xmlns:w16sdtdh="http://schemas.microsoft.com/office/word/2020/wordml/sdtdatahash" xmlns:w16se="http://schemas.microsoft.com/office/word/2015/wordml/symex" xmlns:wpg="http://schemas.microsoft.com/office/word/2010/wordprocessingGroup" xmlns:wpi="http://schemas.microsoft.com/office/word/2010/wordprocessingInk" xmlns:wne="http://schemas.microsoft.com/office/word/2006/wordml" xmlns:wps="http://schemas.microsoft.com/office/word/2010/wordprocessingShape" mc:Ignorable="w14 w15 w16se w16cid w16 w16cex w16sdtdh wp14">
   <w:abstractNum w:abstractNumId="0" w15:restartNumberingAfterBreak="0">
     <w:nsid w:val="043D512A"/>
     <w:multiLevelType w:val="hybridMultilevel"/>
@@ -4529,16 +4471,8 @@
 </w:numbering>
 </file>
 
-<file path=word/people.xml><?xml version="1.0" encoding="utf-8"?>
-<w15:people xmlns:wpc="http://schemas.microsoft.com/office/word/2010/wordprocessingCanvas" xmlns:cx="http://schemas.microsoft.com/office/drawing/2014/chartex" xmlns:cx1="http://schemas.microsoft.com/office/drawing/2015/9/8/chartex" xmlns:cx2="http://schemas.microsoft.com/office/drawing/2015/10/21/chartex" xmlns:cx3="http://schemas.microsoft.com/office/drawing/2016/5/9/chartex" xmlns:cx4="http://schemas.microsoft.com/office/drawing/2016/5/10/chartex" xmlns:cx5="http://schemas.microsoft.com/office/drawing/2016/5/11/chartex" xmlns:cx6="http://schemas.microsoft.com/office/drawing/2016/5/12/chartex" xmlns:cx7="http://schemas.microsoft.com/office/drawing/2016/5/13/chartex" xmlns:cx8="http://schemas.microsoft.com/office/drawing/2016/5/14/chartex" xmlns:mc="http://schemas.openxmlformats.org/markup-compatibility/2006" xmlns:aink="http://schemas.microsoft.com/office/drawing/2016/ink" xmlns:am3d="http://schemas.microsoft.com/office/drawing/2017/model3d" xmlns:o="urn:schemas-microsoft-com:office:office" xmlns:oel="http://schemas.microsoft.com/office/2019/extlst" xmlns:r="http://schemas.openxmlformats.org/officeDocument/2006/relationships" xmlns:m="http://schemas.openxmlformats.org/officeDocument/2006/math" xmlns:v="urn:schemas-microsoft-com:vml" xmlns:wp14="http://schemas.microsoft.com/office/word/2010/wordprocessingDrawing" xmlns:wp="http://schemas.openxmlformats.org/drawingml/2006/wordprocessingDrawing" xmlns:w10="urn:schemas-microsoft-com:office:word" xmlns:w="http://schemas.openxmlformats.org/wordprocessingml/2006/main" xmlns:w14="http://schemas.microsoft.com/office/word/2010/wordml" xmlns:w15="http://schemas.microsoft.com/office/word/2012/wordml" xmlns:w16cex="http://schemas.microsoft.com/office/word/2018/wordml/cex" xmlns:w16cid="http://schemas.microsoft.com/office/word/2016/wordml/cid" xmlns:w16="http://schemas.microsoft.com/office/word/2018/wordml" xmlns:w16du="http://schemas.microsoft.com/office/word/2023/wordml/word16du" xmlns:w16sdtdh="http://schemas.microsoft.com/office/word/2020/wordml/sdtdatahash" xmlns:w16se="http://schemas.microsoft.com/office/word/2015/wordml/symex" xmlns:wpg="http://schemas.microsoft.com/office/word/2010/wordprocessingGroup" xmlns:wpi="http://schemas.microsoft.com/office/word/2010/wordprocessingInk" xmlns:wne="http://schemas.microsoft.com/office/word/2006/wordml" xmlns:wps="http://schemas.microsoft.com/office/word/2010/wordprocessingShape" mc:Ignorable="w14 w15 w16se w16cid w16 w16cex w16sdtdh w16du wp14">
-  <w15:person w15:author="Zaraliev">
-    <w15:presenceInfo w15:providerId="AD" w15:userId="S::Zaraliev@students.softuni.bg::e1c6524a-140e-4108-9ad5-216363431969"/>
-  </w15:person>
-</w15:people>
-</file>
-
 <file path=word/styles.xml><?xml version="1.0" encoding="utf-8"?>
-<w:styles xmlns:mc="http://schemas.openxmlformats.org/markup-compatibility/2006" xmlns:r="http://schemas.openxmlformats.org/officeDocument/2006/relationships" xmlns:w="http://schemas.openxmlformats.org/wordprocessingml/2006/main" xmlns:w14="http://schemas.microsoft.com/office/word/2010/wordml" xmlns:w15="http://schemas.microsoft.com/office/word/2012/wordml" xmlns:w16cex="http://schemas.microsoft.com/office/word/2018/wordml/cex" xmlns:w16cid="http://schemas.microsoft.com/office/word/2016/wordml/cid" xmlns:w16="http://schemas.microsoft.com/office/word/2018/wordml" xmlns:w16du="http://schemas.microsoft.com/office/word/2023/wordml/word16du" xmlns:w16sdtdh="http://schemas.microsoft.com/office/word/2020/wordml/sdtdatahash" xmlns:w16se="http://schemas.microsoft.com/office/word/2015/wordml/symex" mc:Ignorable="w14 w15 w16se w16cid w16 w16cex w16sdtdh w16du">
+<w:styles xmlns:mc="http://schemas.openxmlformats.org/markup-compatibility/2006" xmlns:r="http://schemas.openxmlformats.org/officeDocument/2006/relationships" xmlns:w="http://schemas.openxmlformats.org/wordprocessingml/2006/main" xmlns:w14="http://schemas.microsoft.com/office/word/2010/wordml" xmlns:w15="http://schemas.microsoft.com/office/word/2012/wordml" xmlns:w16cex="http://schemas.microsoft.com/office/word/2018/wordml/cex" xmlns:w16cid="http://schemas.microsoft.com/office/word/2016/wordml/cid" xmlns:w16="http://schemas.microsoft.com/office/word/2018/wordml" xmlns:w16sdtdh="http://schemas.microsoft.com/office/word/2020/wordml/sdtdatahash" xmlns:w16se="http://schemas.microsoft.com/office/word/2015/wordml/symex" mc:Ignorable="w14 w15 w16se w16cid w16 w16cex w16sdtdh">
   <w:docDefaults>
     <w:rPrDefault>
       <w:rPr>

--- a/Courses/Software-Sciences/IT-Module-3-Web-Design/16-Website-Publishing-and-Analysis/16-Website-Publishing-and-Analysis-Exercises.docx
+++ b/Courses/Software-Sciences/IT-Module-3-Web-Design/16-Website-Publishing-and-Analysis/16-Website-Publishing-and-Analysis-Exercises.docx
@@ -87,7 +87,7 @@
           <w:noProof/>
         </w:rPr>
         <w:drawing>
-          <wp:inline distT="0" distB="0" distL="0" distR="0" wp14:anchorId="73F5C6D6" wp14:editId="69A0D190">
+          <wp:inline distT="0" distB="0" distL="0" distR="0" wp14:anchorId="73F5C6D6" wp14:editId="5C07AE5F">
             <wp:extent cx="1065886" cy="497260"/>
             <wp:effectExtent l="0" t="0" r="1270" b="0"/>
             <wp:docPr id="470543985" name="Picture 1"/>
@@ -1000,6 +1000,10 @@
           <w:numId w:val="9"/>
         </w:numPr>
         <w:spacing w:after="0"/>
+        <w:rPr>
+          <w:b/>
+          <w:bCs/>
+        </w:rPr>
       </w:pPr>
       <w:r>
         <w:rPr>
@@ -1022,7 +1026,19 @@
           <w:rPr>
             <w:rStyle w:val="Hyperlink"/>
           </w:rPr>
-          <w:t>app.netlify.com/drop</w:t>
+          <w:t>app.netlify.com/dr</w:t>
+        </w:r>
+        <w:r>
+          <w:rPr>
+            <w:rStyle w:val="Hyperlink"/>
+          </w:rPr>
+          <w:t>o</w:t>
+        </w:r>
+        <w:r>
+          <w:rPr>
+            <w:rStyle w:val="Hyperlink"/>
+          </w:rPr>
+          <w:t>p</w:t>
         </w:r>
       </w:hyperlink>
       <w:r>
@@ -1084,6 +1100,47 @@
           <w:lang w:val="bg-BG"/>
         </w:rPr>
         <w:t>, ако все още нямате.</w:t>
+      </w:r>
+      <w:r>
+        <w:rPr>
+          <w:lang w:val="bg-BG"/>
+        </w:rPr>
+        <w:t xml:space="preserve"> Кликнете върху </w:t>
+      </w:r>
+      <w:r>
+        <w:rPr>
+          <w:b/>
+          <w:bCs/>
+          <w:lang w:val="bg-BG"/>
+        </w:rPr>
+        <w:t>[</w:t>
+      </w:r>
+      <w:r>
+        <w:rPr>
+          <w:b/>
+          <w:bCs/>
+        </w:rPr>
+        <w:t>Project configuration]</w:t>
+      </w:r>
+      <w:r>
+        <w:rPr>
+          <w:rFonts w:eastAsiaTheme="minorEastAsia" w:hAnsi="Calibri"/>
+          <w:b/>
+          <w:bCs/>
+          <w:color w:val="000000" w:themeColor="text1"/>
+          <w:kern w:val="24"/>
+        </w:rPr>
+        <w:t xml:space="preserve"> </w:t>
+      </w:r>
+      <w:r>
+        <w:rPr>
+          <w:b/>
+          <w:bCs/>
+        </w:rPr>
+        <w:t>→ [Change project name]</w:t>
+      </w:r>
+      <w:r>
+        <w:t>.</w:t>
       </w:r>
     </w:p>
     <w:p>
@@ -1094,13 +1151,13 @@
         <mc:AlternateContent>
           <mc:Choice Requires="wps">
             <w:drawing>
-              <wp:anchor distT="0" distB="0" distL="114300" distR="114300" simplePos="0" relativeHeight="251659264" behindDoc="0" locked="0" layoutInCell="1" allowOverlap="1" wp14:anchorId="26AE4C5C" wp14:editId="1F2FDCE8">
+              <wp:anchor distT="0" distB="0" distL="114300" distR="114300" simplePos="0" relativeHeight="251661312" behindDoc="0" locked="0" layoutInCell="1" allowOverlap="1" wp14:anchorId="26AE4C5C" wp14:editId="7C844FE4">
                 <wp:simplePos x="0" y="0"/>
                 <wp:positionH relativeFrom="column">
-                  <wp:posOffset>1732915</wp:posOffset>
+                  <wp:posOffset>2410460</wp:posOffset>
                 </wp:positionH>
                 <wp:positionV relativeFrom="paragraph">
-                  <wp:posOffset>532765</wp:posOffset>
+                  <wp:posOffset>709295</wp:posOffset>
                 </wp:positionV>
                 <wp:extent cx="922482" cy="689841"/>
                 <wp:effectExtent l="12700" t="38100" r="17780" b="34290"/>
@@ -1143,9 +1200,9 @@
               </wp:anchor>
             </w:drawing>
           </mc:Choice>
-          <mc:Fallback xmlns:w16du="http://schemas.microsoft.com/office/word/2023/wordml/word16du">
+          <mc:Fallback>
             <w:pict>
-              <v:shapetype w14:anchorId="219A9632" id="_x0000_t13" coordsize="21600,21600" o:spt="13" adj="16200,5400" path="m@0,l@0@1,0@1,0@2@0@2@0,21600,21600,10800xe">
+              <v:shapetype w14:anchorId="2A2FA586" id="_x0000_t13" coordsize="21600,21600" o:spt="13" adj="16200,5400" path="m@0,l@0@1,0@1,0@2@0@2@0,21600,21600,10800xe">
                 <v:stroke joinstyle="miter"/>
                 <v:formulas>
                   <v:f eqn="val #0"/>
@@ -1161,7 +1218,7 @@
                   <v:h position="#0,#1" xrange="0,21600" yrange="0,10800"/>
                 </v:handles>
               </v:shapetype>
-              <v:shape id="Arrow: Right 10" o:spid="_x0000_s1026" type="#_x0000_t13" style="position:absolute;margin-left:136.45pt;margin-top:41.95pt;width:72.65pt;height:54.3pt;z-index:251659264;visibility:visible;mso-wrap-style:square;mso-width-percent:0;mso-height-percent:0;mso-wrap-distance-left:9pt;mso-wrap-distance-top:0;mso-wrap-distance-right:9pt;mso-wrap-distance-bottom:0;mso-position-horizontal:absolute;mso-position-horizontal-relative:text;mso-position-vertical:absolute;mso-position-vertical-relative:text;mso-width-percent:0;mso-height-percent:0;mso-width-relative:margin;mso-height-relative:margin;v-text-anchor:middle" o:gfxdata="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" adj="13524" fillcolor="#234465" strokecolor="#234465" strokeweight="2pt"/>
+              <v:shape id="Arrow: Right 10" o:spid="_x0000_s1026" type="#_x0000_t13" style="position:absolute;margin-left:189.8pt;margin-top:55.85pt;width:72.65pt;height:54.3pt;z-index:251661312;visibility:visible;mso-wrap-style:square;mso-width-percent:0;mso-height-percent:0;mso-wrap-distance-left:9pt;mso-wrap-distance-top:0;mso-wrap-distance-right:9pt;mso-wrap-distance-bottom:0;mso-position-horizontal:absolute;mso-position-horizontal-relative:text;mso-position-vertical:absolute;mso-position-vertical-relative:text;mso-width-percent:0;mso-height-percent:0;mso-width-relative:margin;mso-height-relative:margin;v-text-anchor:middle" o:gfxdata="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" adj="13524" fillcolor="#234465" strokecolor="#234465" strokeweight="2pt"/>
             </w:pict>
           </mc:Fallback>
         </mc:AlternateContent>
@@ -1171,23 +1228,23 @@
           <w:noProof/>
         </w:rPr>
         <w:drawing>
-          <wp:anchor distT="0" distB="0" distL="114300" distR="114300" simplePos="0" relativeHeight="251660288" behindDoc="1" locked="0" layoutInCell="1" allowOverlap="1" wp14:anchorId="4C16613F" wp14:editId="4006EED2">
+          <wp:anchor distT="0" distB="0" distL="114300" distR="114300" simplePos="0" relativeHeight="251660288" behindDoc="1" locked="0" layoutInCell="1" allowOverlap="1" wp14:anchorId="4C16613F" wp14:editId="42D76342">
             <wp:simplePos x="0" y="0"/>
             <wp:positionH relativeFrom="column">
-              <wp:posOffset>2752898</wp:posOffset>
+              <wp:posOffset>3405587</wp:posOffset>
             </wp:positionH>
             <wp:positionV relativeFrom="paragraph">
-              <wp:posOffset>204065</wp:posOffset>
+              <wp:posOffset>109200</wp:posOffset>
             </wp:positionV>
-            <wp:extent cx="3619500" cy="1252855"/>
-            <wp:effectExtent l="12700" t="12700" r="12700" b="17145"/>
+            <wp:extent cx="3347720" cy="1821180"/>
+            <wp:effectExtent l="12700" t="12700" r="17780" b="7620"/>
             <wp:wrapTight wrapText="bothSides">
               <wp:wrapPolygon edited="0">
-                <wp:start x="-76" y="-219"/>
-                <wp:lineTo x="-76" y="21677"/>
-                <wp:lineTo x="21600" y="21677"/>
-                <wp:lineTo x="21600" y="-219"/>
-                <wp:lineTo x="-76" y="-219"/>
+                <wp:start x="-82" y="-151"/>
+                <wp:lineTo x="-82" y="21540"/>
+                <wp:lineTo x="21633" y="21540"/>
+                <wp:lineTo x="21633" y="-151"/>
+                <wp:lineTo x="-82" y="-151"/>
               </wp:wrapPolygon>
             </wp:wrapTight>
             <wp:docPr id="902186245" name="Picture 4"/>
@@ -1198,7 +1255,7 @@
               <a:graphicData uri="http://schemas.openxmlformats.org/drawingml/2006/picture">
                 <pic:pic xmlns:pic="http://schemas.openxmlformats.org/drawingml/2006/picture">
                   <pic:nvPicPr>
-                    <pic:cNvPr id="902186245" name="Picture 902186245"/>
+                    <pic:cNvPr id="902186245" name="Picture 4"/>
                     <pic:cNvPicPr/>
                   </pic:nvPicPr>
                   <pic:blipFill>
@@ -1216,7 +1273,7 @@
                   <pic:spPr>
                     <a:xfrm>
                       <a:off x="0" y="0"/>
-                      <a:ext cx="3619500" cy="1252855"/>
+                      <a:ext cx="3347720" cy="1821180"/>
                     </a:xfrm>
                     <a:prstGeom prst="rect">
                       <a:avLst/>
@@ -1246,9 +1303,9 @@
           <w:noProof/>
         </w:rPr>
         <w:drawing>
-          <wp:inline distT="0" distB="0" distL="0" distR="0" wp14:anchorId="032DE90E" wp14:editId="52A2864C">
-            <wp:extent cx="1596467" cy="1510723"/>
-            <wp:effectExtent l="12700" t="12700" r="16510" b="13335"/>
+          <wp:inline distT="0" distB="0" distL="0" distR="0" wp14:anchorId="032DE90E" wp14:editId="0E4687E0">
+            <wp:extent cx="2334314" cy="2101235"/>
+            <wp:effectExtent l="12700" t="12700" r="15240" b="6985"/>
             <wp:docPr id="1174834508" name="Picture 3"/>
             <wp:cNvGraphicFramePr>
               <a:graphicFrameLocks xmlns:a="http://schemas.openxmlformats.org/drawingml/2006/main" noChangeAspect="1"/>
@@ -1257,7 +1314,7 @@
               <a:graphicData uri="http://schemas.openxmlformats.org/drawingml/2006/picture">
                 <pic:pic xmlns:pic="http://schemas.openxmlformats.org/drawingml/2006/picture">
                   <pic:nvPicPr>
-                    <pic:cNvPr id="1174834508" name="Picture 1174834508"/>
+                    <pic:cNvPr id="1174834508" name="Picture 3"/>
                     <pic:cNvPicPr/>
                   </pic:nvPicPr>
                   <pic:blipFill>
@@ -1275,7 +1332,7 @@
                   <pic:spPr>
                     <a:xfrm>
                       <a:off x="0" y="0"/>
-                      <a:ext cx="1618539" cy="1531610"/>
+                      <a:ext cx="2367567" cy="2131168"/>
                     </a:xfrm>
                     <a:prstGeom prst="rect">
                       <a:avLst/>
@@ -1311,7 +1368,13 @@
         <w:rPr>
           <w:lang w:val="bg-BG"/>
         </w:rPr>
-        <w:t xml:space="preserve">Кликнете върху </w:t>
+        <w:t xml:space="preserve"> </w:t>
+      </w:r>
+      <w:r>
+        <w:rPr>
+          <w:lang w:val="bg-BG"/>
+        </w:rPr>
+        <w:t>Променете</w:t>
       </w:r>
       <w:r>
         <w:rPr>
@@ -1319,23 +1382,21 @@
           <w:bCs/>
           <w:lang w:val="bg-BG"/>
         </w:rPr>
-        <w:t>[</w:t>
+        <w:t xml:space="preserve"> </w:t>
       </w:r>
       <w:r>
         <w:rPr>
           <w:b/>
           <w:bCs/>
-        </w:rPr>
-        <w:t>Quick Setup]</w:t>
-      </w:r>
-      <w:r>
-        <w:t xml:space="preserve"> и</w:t>
-      </w:r>
-      <w:r>
-        <w:rPr>
-          <w:lang w:val="bg-BG"/>
-        </w:rPr>
-        <w:t xml:space="preserve"> променете </w:t>
+          <w:lang w:val="bg-BG"/>
+        </w:rPr>
+        <w:t>името</w:t>
+      </w:r>
+      <w:r>
+        <w:rPr>
+          <w:lang w:val="bg-BG"/>
+        </w:rPr>
+        <w:t xml:space="preserve"> на </w:t>
       </w:r>
       <w:r>
         <w:rPr>
@@ -1343,13 +1404,7 @@
           <w:bCs/>
           <w:lang w:val="bg-BG"/>
         </w:rPr>
-        <w:t>името</w:t>
-      </w:r>
-      <w:r>
-        <w:rPr>
-          <w:lang w:val="bg-BG"/>
-        </w:rPr>
-        <w:t xml:space="preserve"> на </w:t>
+        <w:t>уеб сайта</w:t>
       </w:r>
       <w:r>
         <w:rPr>
@@ -1357,7 +1412,28 @@
           <w:bCs/>
           <w:lang w:val="bg-BG"/>
         </w:rPr>
-        <w:t>уеб сайта</w:t>
+        <w:t xml:space="preserve"> </w:t>
+      </w:r>
+      <w:r>
+        <w:rPr>
+          <w:lang w:val="bg-BG"/>
+        </w:rPr>
+        <w:t>и кликнете върху</w:t>
+      </w:r>
+      <w:r>
+        <w:rPr>
+          <w:b/>
+          <w:bCs/>
+          <w:lang w:val="bg-BG"/>
+        </w:rPr>
+        <w:t xml:space="preserve"> </w:t>
+      </w:r>
+      <w:r>
+        <w:rPr>
+          <w:b/>
+          <w:bCs/>
+        </w:rPr>
+        <w:t>[Save]</w:t>
       </w:r>
       <w:r>
         <w:rPr>
@@ -1375,9 +1451,9 @@
           <w:noProof/>
         </w:rPr>
         <w:drawing>
-          <wp:inline distT="0" distB="0" distL="0" distR="0" wp14:anchorId="1BE234A3" wp14:editId="73EF44A3">
-            <wp:extent cx="2469394" cy="2474527"/>
-            <wp:effectExtent l="12700" t="12700" r="7620" b="15240"/>
+          <wp:inline distT="0" distB="0" distL="0" distR="0" wp14:anchorId="1BE234A3" wp14:editId="651A7A5C">
+            <wp:extent cx="3373686" cy="2661674"/>
+            <wp:effectExtent l="12700" t="12700" r="17780" b="18415"/>
             <wp:docPr id="765234155" name="Picture 5"/>
             <wp:cNvGraphicFramePr>
               <a:graphicFrameLocks xmlns:a="http://schemas.openxmlformats.org/drawingml/2006/main" noChangeAspect="1"/>
@@ -1404,7 +1480,7 @@
                   <pic:spPr>
                     <a:xfrm>
                       <a:off x="0" y="0"/>
-                      <a:ext cx="2469394" cy="2474527"/>
+                      <a:ext cx="3410398" cy="2690638"/>
                     </a:xfrm>
                     <a:prstGeom prst="rect">
                       <a:avLst/>
@@ -1551,9 +1627,9 @@
           <w:lang w:val="bg-BG"/>
         </w:rPr>
         <w:drawing>
-          <wp:inline distT="0" distB="0" distL="0" distR="0" wp14:anchorId="0C907D37" wp14:editId="0BD442C2">
-            <wp:extent cx="3219823" cy="3312391"/>
-            <wp:effectExtent l="12700" t="12700" r="19050" b="15240"/>
+          <wp:inline distT="0" distB="0" distL="0" distR="0" wp14:anchorId="0C907D37" wp14:editId="722A8AC4">
+            <wp:extent cx="2549063" cy="2622345"/>
+            <wp:effectExtent l="12700" t="12700" r="16510" b="6985"/>
             <wp:docPr id="1622291507" name="Picture 6"/>
             <wp:cNvGraphicFramePr>
               <a:graphicFrameLocks xmlns:a="http://schemas.openxmlformats.org/drawingml/2006/main" noChangeAspect="1"/>
@@ -1580,7 +1656,7 @@
                   <pic:spPr>
                     <a:xfrm>
                       <a:off x="0" y="0"/>
-                      <a:ext cx="3262172" cy="3355957"/>
+                      <a:ext cx="2605980" cy="2680899"/>
                     </a:xfrm>
                     <a:prstGeom prst="rect">
                       <a:avLst/>
@@ -1602,77 +1678,603 @@
     </w:p>
     <w:p>
       <w:pPr>
-        <w:pStyle w:val="ListParagraph"/>
+        <w:pStyle w:val="Heading3"/>
         <w:numPr>
           <w:ilvl w:val="0"/>
           <w:numId w:val="4"/>
         </w:numPr>
-        <w:rPr>
-          <w:sz w:val="44"/>
-          <w:szCs w:val="44"/>
-          <w:highlight w:val="yellow"/>
-          <w:lang w:val="bg-BG"/>
-        </w:rPr>
-      </w:pPr>
-      <w:r>
-        <w:rPr>
-          <w:sz w:val="44"/>
-          <w:szCs w:val="44"/>
-          <w:highlight w:val="yellow"/>
+      </w:pPr>
+      <w:r>
+        <w:rPr>
           <w:lang w:val="bg-BG"/>
         </w:rPr>
         <w:lastRenderedPageBreak/>
-        <w:t xml:space="preserve">Бонус упражнение – да си видят </w:t>
-      </w:r>
-      <w:r>
-        <w:rPr>
-          <w:sz w:val="44"/>
-          <w:szCs w:val="44"/>
-          <w:highlight w:val="yellow"/>
-          <w:lang w:val="en-GB"/>
-        </w:rPr>
-        <w:t>SEO</w:t>
-      </w:r>
-      <w:r>
-        <w:rPr>
-          <w:sz w:val="44"/>
-          <w:szCs w:val="44"/>
-          <w:highlight w:val="yellow"/>
-          <w:lang w:val="bg-BG"/>
-        </w:rPr>
-        <w:t xml:space="preserve"> резултата от </w:t>
-      </w:r>
-      <w:r>
-        <w:rPr>
-          <w:sz w:val="44"/>
-          <w:szCs w:val="44"/>
-          <w:highlight w:val="yellow"/>
-          <w:lang w:val="en-GB"/>
-        </w:rPr>
-        <w:t>Google</w:t>
-      </w:r>
-      <w:r>
-        <w:rPr>
-          <w:sz w:val="44"/>
-          <w:szCs w:val="44"/>
-          <w:highlight w:val="yellow"/>
-          <w:lang w:val="bg-BG"/>
-        </w:rPr>
+        <w:t>Бонус</w:t>
+      </w:r>
+      <w:r>
+        <w:t xml:space="preserve">*: </w:t>
+      </w:r>
+      <w:r>
+        <w:rPr>
+          <w:lang w:val="bg-BG"/>
+        </w:rPr>
+        <w:t xml:space="preserve">Анализ с </w:t>
+      </w:r>
+      <w:r>
+        <w:t>Google Lighthouse</w:t>
+      </w:r>
+    </w:p>
+    <w:p>
+      <w:pPr>
+        <w:pStyle w:val="ListParagraph"/>
+        <w:numPr>
+          <w:ilvl w:val="0"/>
+          <w:numId w:val="16"/>
+        </w:numPr>
+        <w:rPr>
+          <w:lang w:val="bg-BG"/>
+        </w:rPr>
+      </w:pPr>
+      <w:r>
+        <w:rPr>
+          <w:lang w:val="bg-BG"/>
+        </w:rPr>
+        <w:t xml:space="preserve">Отворете </w:t>
+      </w:r>
+      <w:r>
+        <w:rPr>
+          <w:b/>
+          <w:bCs/>
+          <w:lang w:val="bg-BG"/>
+        </w:rPr>
+        <w:t>публикувания уеб сайт</w:t>
+      </w:r>
+      <w:r>
+        <w:rPr>
+          <w:lang w:val="bg-BG"/>
+        </w:rPr>
+        <w:t xml:space="preserve"> с </w:t>
+      </w:r>
+      <w:r>
+        <w:rPr>
+          <w:b/>
+          <w:bCs/>
+        </w:rPr>
+        <w:t>Google Chrome</w:t>
+      </w:r>
+      <w:r>
         <w:t xml:space="preserve"> </w:t>
       </w:r>
       <w:r>
         <w:rPr>
-          <w:sz w:val="44"/>
-          <w:szCs w:val="44"/>
-          <w:highlight w:val="yellow"/>
-          <w:lang w:val="en-GB"/>
-        </w:rPr>
-        <w:t>Lighthouse</w:t>
+          <w:lang w:val="bg-BG"/>
+        </w:rPr>
+        <w:t xml:space="preserve">и изберете </w:t>
+      </w:r>
+      <w:r>
+        <w:rPr>
+          <w:b/>
+          <w:bCs/>
+        </w:rPr>
+        <w:t>[Developer Tools] → [Lighthouse]</w:t>
+      </w:r>
+      <w:r>
+        <w:rPr>
+          <w:lang w:val="bg-BG"/>
+        </w:rPr>
+        <w:t>.</w:t>
+      </w:r>
+    </w:p>
+    <w:p>
+      <w:pPr>
+        <w:rPr>
+          <w:lang w:val="bg-BG"/>
+        </w:rPr>
+      </w:pPr>
+      <w:r>
+        <w:rPr>
+          <w:noProof/>
+          <w:lang w:val="bg-BG"/>
+        </w:rPr>
+        <w:drawing>
+          <wp:inline distT="0" distB="0" distL="0" distR="0" wp14:anchorId="276BBC51" wp14:editId="65D742B1">
+            <wp:extent cx="5904379" cy="2860243"/>
+            <wp:effectExtent l="12700" t="12700" r="13970" b="10160"/>
+            <wp:docPr id="565929023" name="Picture 1"/>
+            <wp:cNvGraphicFramePr>
+              <a:graphicFrameLocks xmlns:a="http://schemas.openxmlformats.org/drawingml/2006/main" noChangeAspect="1"/>
+            </wp:cNvGraphicFramePr>
+            <a:graphic xmlns:a="http://schemas.openxmlformats.org/drawingml/2006/main">
+              <a:graphicData uri="http://schemas.openxmlformats.org/drawingml/2006/picture">
+                <pic:pic xmlns:pic="http://schemas.openxmlformats.org/drawingml/2006/picture">
+                  <pic:nvPicPr>
+                    <pic:cNvPr id="565929023" name="Picture 565929023"/>
+                    <pic:cNvPicPr/>
+                  </pic:nvPicPr>
+                  <pic:blipFill>
+                    <a:blip r:embed="rId16" cstate="print">
+                      <a:extLst>
+                        <a:ext uri="{28A0092B-C50C-407E-A947-70E740481C1C}">
+                          <a14:useLocalDpi xmlns:a14="http://schemas.microsoft.com/office/drawing/2010/main" val="0"/>
+                        </a:ext>
+                      </a:extLst>
+                    </a:blip>
+                    <a:stretch>
+                      <a:fillRect/>
+                    </a:stretch>
+                  </pic:blipFill>
+                  <pic:spPr>
+                    <a:xfrm>
+                      <a:off x="0" y="0"/>
+                      <a:ext cx="5953907" cy="2884236"/>
+                    </a:xfrm>
+                    <a:prstGeom prst="rect">
+                      <a:avLst/>
+                    </a:prstGeom>
+                    <a:ln>
+                      <a:solidFill>
+                        <a:schemeClr val="bg1">
+                          <a:lumMod val="75000"/>
+                        </a:schemeClr>
+                      </a:solidFill>
+                    </a:ln>
+                  </pic:spPr>
+                </pic:pic>
+              </a:graphicData>
+            </a:graphic>
+          </wp:inline>
+        </w:drawing>
+      </w:r>
+    </w:p>
+    <w:p>
+      <w:pPr>
+        <w:pStyle w:val="ListParagraph"/>
+        <w:numPr>
+          <w:ilvl w:val="0"/>
+          <w:numId w:val="16"/>
+        </w:numPr>
+        <w:rPr>
+          <w:lang w:val="bg-BG"/>
+        </w:rPr>
+      </w:pPr>
+      <w:r>
+        <w:rPr>
+          <w:lang w:val="bg-BG"/>
+        </w:rPr>
+        <w:t>Избе</w:t>
+      </w:r>
+      <w:r>
+        <w:rPr>
+          <w:lang w:val="bg-BG"/>
+        </w:rPr>
+        <w:t xml:space="preserve">рете категория </w:t>
+      </w:r>
+      <w:r>
+        <w:rPr>
+          <w:b/>
+          <w:bCs/>
+          <w:lang w:val="bg-BG"/>
+        </w:rPr>
+        <w:t>[</w:t>
+      </w:r>
+      <w:r>
+        <w:rPr>
+          <w:b/>
+          <w:bCs/>
+        </w:rPr>
+        <w:t>SEO]</w:t>
+      </w:r>
+      <w:r>
+        <w:rPr>
+          <w:lang w:val="bg-BG"/>
+        </w:rPr>
+        <w:t xml:space="preserve"> и с</w:t>
+      </w:r>
+      <w:r>
+        <w:rPr>
+          <w:lang w:val="bg-BG"/>
+        </w:rPr>
+        <w:t>тартирайте анализа чрез</w:t>
+      </w:r>
+      <w:r>
+        <w:t xml:space="preserve"> </w:t>
+      </w:r>
+      <w:r>
+        <w:rPr>
+          <w:rStyle w:val="Strong"/>
+        </w:rPr>
+        <w:t>[Analyze page load]</w:t>
+      </w:r>
+      <w:r>
+        <w:t>.</w:t>
+      </w:r>
+    </w:p>
+    <w:p>
+      <w:pPr>
+        <w:rPr>
+          <w:lang w:val="bg-BG"/>
+        </w:rPr>
+      </w:pPr>
+      <w:r>
+        <w:rPr>
+          <w:noProof/>
+          <w:lang w:val="bg-BG"/>
+        </w:rPr>
+        <w:drawing>
+          <wp:inline distT="0" distB="0" distL="0" distR="0" wp14:anchorId="1DE319D4" wp14:editId="50DA6811">
+            <wp:extent cx="1742948" cy="1446849"/>
+            <wp:effectExtent l="12700" t="12700" r="10160" b="13970"/>
+            <wp:docPr id="566784562" name="Picture 2"/>
+            <wp:cNvGraphicFramePr>
+              <a:graphicFrameLocks xmlns:a="http://schemas.openxmlformats.org/drawingml/2006/main" noChangeAspect="1"/>
+            </wp:cNvGraphicFramePr>
+            <a:graphic xmlns:a="http://schemas.openxmlformats.org/drawingml/2006/main">
+              <a:graphicData uri="http://schemas.openxmlformats.org/drawingml/2006/picture">
+                <pic:pic xmlns:pic="http://schemas.openxmlformats.org/drawingml/2006/picture">
+                  <pic:nvPicPr>
+                    <pic:cNvPr id="566784562" name="Picture 566784562"/>
+                    <pic:cNvPicPr/>
+                  </pic:nvPicPr>
+                  <pic:blipFill>
+                    <a:blip r:embed="rId17" cstate="print">
+                      <a:extLst>
+                        <a:ext uri="{28A0092B-C50C-407E-A947-70E740481C1C}">
+                          <a14:useLocalDpi xmlns:a14="http://schemas.microsoft.com/office/drawing/2010/main" val="0"/>
+                        </a:ext>
+                      </a:extLst>
+                    </a:blip>
+                    <a:stretch>
+                      <a:fillRect/>
+                    </a:stretch>
+                  </pic:blipFill>
+                  <pic:spPr>
+                    <a:xfrm>
+                      <a:off x="0" y="0"/>
+                      <a:ext cx="1775740" cy="1474070"/>
+                    </a:xfrm>
+                    <a:prstGeom prst="rect">
+                      <a:avLst/>
+                    </a:prstGeom>
+                    <a:ln>
+                      <a:solidFill>
+                        <a:schemeClr val="bg1">
+                          <a:lumMod val="75000"/>
+                        </a:schemeClr>
+                      </a:solidFill>
+                    </a:ln>
+                  </pic:spPr>
+                </pic:pic>
+              </a:graphicData>
+            </a:graphic>
+          </wp:inline>
+        </w:drawing>
+      </w:r>
+    </w:p>
+    <w:p>
+      <w:pPr>
+        <w:pStyle w:val="ListParagraph"/>
+        <w:numPr>
+          <w:ilvl w:val="0"/>
+          <w:numId w:val="16"/>
+        </w:numPr>
+        <w:rPr>
+          <w:lang w:val="bg-BG"/>
+        </w:rPr>
+      </w:pPr>
+      <w:r>
+        <w:rPr>
+          <w:lang w:val="bg-BG"/>
+        </w:rPr>
+        <w:t xml:space="preserve">Разгледайте получения </w:t>
+      </w:r>
+      <w:r>
+        <w:rPr>
+          <w:b/>
+          <w:bCs/>
+          <w:lang w:val="bg-BG"/>
+        </w:rPr>
+        <w:t>SEO резултат</w:t>
+      </w:r>
+      <w:r>
+        <w:rPr>
+          <w:lang w:val="bg-BG"/>
+        </w:rPr>
+        <w:t xml:space="preserve"> и </w:t>
+      </w:r>
+      <w:r>
+        <w:rPr>
+          <w:b/>
+          <w:bCs/>
+          <w:lang w:val="bg-BG"/>
+        </w:rPr>
+        <w:t>препоръките</w:t>
+      </w:r>
+      <w:r>
+        <w:rPr>
+          <w:lang w:val="bg-BG"/>
+        </w:rPr>
+        <w:t xml:space="preserve"> за </w:t>
+      </w:r>
+      <w:r>
+        <w:rPr>
+          <w:b/>
+          <w:bCs/>
+          <w:lang w:val="bg-BG"/>
+        </w:rPr>
+        <w:t>подобрение</w:t>
+      </w:r>
+      <w:r>
+        <w:rPr>
+          <w:lang w:val="bg-BG"/>
+        </w:rPr>
+        <w:t>.</w:t>
+      </w:r>
+      <w:r>
+        <w:rPr>
+          <w:lang w:val="bg-BG"/>
+        </w:rPr>
+        <w:t xml:space="preserve"> </w:t>
+      </w:r>
+      <w:r>
+        <w:rPr>
+          <w:lang w:val="bg-BG"/>
+        </w:rPr>
+        <w:t xml:space="preserve">Запишете </w:t>
+      </w:r>
+      <w:r>
+        <w:rPr>
+          <w:b/>
+          <w:bCs/>
+          <w:lang w:val="bg-BG"/>
+        </w:rPr>
+        <w:t>резултата</w:t>
+      </w:r>
+      <w:r>
+        <w:rPr>
+          <w:lang w:val="bg-BG"/>
+        </w:rPr>
+        <w:t xml:space="preserve"> и посочете </w:t>
+      </w:r>
+      <w:r>
+        <w:rPr>
+          <w:b/>
+          <w:bCs/>
+          <w:lang w:val="bg-BG"/>
+        </w:rPr>
+        <w:t>една препоръка</w:t>
+      </w:r>
+      <w:r>
+        <w:rPr>
+          <w:lang w:val="bg-BG"/>
+        </w:rPr>
+        <w:t xml:space="preserve">, която може да бъде </w:t>
+      </w:r>
+      <w:r>
+        <w:rPr>
+          <w:b/>
+          <w:bCs/>
+          <w:lang w:val="bg-BG"/>
+        </w:rPr>
+        <w:t>приложена</w:t>
+      </w:r>
+      <w:r>
+        <w:rPr>
+          <w:lang w:val="bg-BG"/>
+        </w:rPr>
+        <w:t xml:space="preserve"> към </w:t>
+      </w:r>
+      <w:r>
+        <w:rPr>
+          <w:b/>
+          <w:bCs/>
+          <w:lang w:val="bg-BG"/>
+        </w:rPr>
+        <w:t>уеб сайта</w:t>
+      </w:r>
+      <w:r>
+        <w:rPr>
+          <w:lang w:val="bg-BG"/>
+        </w:rPr>
+        <w:t>.</w:t>
+      </w:r>
+    </w:p>
+    <w:p>
+      <w:r>
+        <w:rPr>
+          <w:noProof/>
+        </w:rPr>
+        <w:drawing>
+          <wp:anchor distT="0" distB="0" distL="114300" distR="114300" simplePos="0" relativeHeight="251664384" behindDoc="1" locked="0" layoutInCell="1" allowOverlap="1" wp14:anchorId="19E669E0" wp14:editId="3D13F384">
+            <wp:simplePos x="0" y="0"/>
+            <wp:positionH relativeFrom="column">
+              <wp:posOffset>3764915</wp:posOffset>
+            </wp:positionH>
+            <wp:positionV relativeFrom="paragraph">
+              <wp:posOffset>307975</wp:posOffset>
+            </wp:positionV>
+            <wp:extent cx="2901315" cy="1706245"/>
+            <wp:effectExtent l="12700" t="12700" r="6985" b="8255"/>
+            <wp:wrapTight wrapText="bothSides">
+              <wp:wrapPolygon edited="0">
+                <wp:start x="-95" y="-161"/>
+                <wp:lineTo x="-95" y="21544"/>
+                <wp:lineTo x="21557" y="21544"/>
+                <wp:lineTo x="21557" y="-161"/>
+                <wp:lineTo x="-95" y="-161"/>
+              </wp:wrapPolygon>
+            </wp:wrapTight>
+            <wp:docPr id="67411996" name="Picture 4"/>
+            <wp:cNvGraphicFramePr>
+              <a:graphicFrameLocks xmlns:a="http://schemas.openxmlformats.org/drawingml/2006/main" noChangeAspect="1"/>
+            </wp:cNvGraphicFramePr>
+            <a:graphic xmlns:a="http://schemas.openxmlformats.org/drawingml/2006/main">
+              <a:graphicData uri="http://schemas.openxmlformats.org/drawingml/2006/picture">
+                <pic:pic xmlns:pic="http://schemas.openxmlformats.org/drawingml/2006/picture">
+                  <pic:nvPicPr>
+                    <pic:cNvPr id="67411996" name="Picture 67411996"/>
+                    <pic:cNvPicPr/>
+                  </pic:nvPicPr>
+                  <pic:blipFill>
+                    <a:blip r:embed="rId18" cstate="print">
+                      <a:extLst>
+                        <a:ext uri="{28A0092B-C50C-407E-A947-70E740481C1C}">
+                          <a14:useLocalDpi xmlns:a14="http://schemas.microsoft.com/office/drawing/2010/main" val="0"/>
+                        </a:ext>
+                      </a:extLst>
+                    </a:blip>
+                    <a:stretch>
+                      <a:fillRect/>
+                    </a:stretch>
+                  </pic:blipFill>
+                  <pic:spPr>
+                    <a:xfrm>
+                      <a:off x="0" y="0"/>
+                      <a:ext cx="2901315" cy="1706245"/>
+                    </a:xfrm>
+                    <a:prstGeom prst="rect">
+                      <a:avLst/>
+                    </a:prstGeom>
+                    <a:ln>
+                      <a:solidFill>
+                        <a:schemeClr val="bg1">
+                          <a:lumMod val="75000"/>
+                        </a:schemeClr>
+                      </a:solidFill>
+                    </a:ln>
+                  </pic:spPr>
+                </pic:pic>
+              </a:graphicData>
+            </a:graphic>
+            <wp14:sizeRelH relativeFrom="page">
+              <wp14:pctWidth>0</wp14:pctWidth>
+            </wp14:sizeRelH>
+            <wp14:sizeRelV relativeFrom="page">
+              <wp14:pctHeight>0</wp14:pctHeight>
+            </wp14:sizeRelV>
+          </wp:anchor>
+        </w:drawing>
+      </w:r>
+      <w:r>
+        <w:rPr>
+          <w:noProof/>
+        </w:rPr>
+        <mc:AlternateContent>
+          <mc:Choice Requires="wps">
+            <w:drawing>
+              <wp:anchor distT="0" distB="0" distL="114300" distR="114300" simplePos="0" relativeHeight="251663360" behindDoc="0" locked="0" layoutInCell="1" allowOverlap="1" wp14:anchorId="0DACCDCB" wp14:editId="7B0C9EFA">
+                <wp:simplePos x="0" y="0"/>
+                <wp:positionH relativeFrom="column">
+                  <wp:posOffset>3011957</wp:posOffset>
+                </wp:positionH>
+                <wp:positionV relativeFrom="paragraph">
+                  <wp:posOffset>774903</wp:posOffset>
+                </wp:positionV>
+                <wp:extent cx="660299" cy="649529"/>
+                <wp:effectExtent l="12700" t="38100" r="26035" b="36830"/>
+                <wp:wrapNone/>
+                <wp:docPr id="1033128206" name="Arrow: Right 10"/>
+                <wp:cNvGraphicFramePr/>
+                <a:graphic xmlns:a="http://schemas.openxmlformats.org/drawingml/2006/main">
+                  <a:graphicData uri="http://schemas.microsoft.com/office/word/2010/wordprocessingShape">
+                    <wps:wsp>
+                      <wps:cNvSpPr/>
+                      <wps:spPr>
+                        <a:xfrm>
+                          <a:off x="0" y="0"/>
+                          <a:ext cx="660299" cy="649529"/>
+                        </a:xfrm>
+                        <a:prstGeom prst="rightArrow">
+                          <a:avLst/>
+                        </a:prstGeom>
+                        <a:solidFill>
+                          <a:srgbClr val="234465"/>
+                        </a:solidFill>
+                        <a:ln w="25400" cap="flat" cmpd="sng" algn="ctr">
+                          <a:solidFill>
+                            <a:srgbClr val="234465"/>
+                          </a:solidFill>
+                          <a:prstDash val="solid"/>
+                        </a:ln>
+                        <a:effectLst/>
+                      </wps:spPr>
+                      <wps:bodyPr rtlCol="0" anchor="ctr"/>
+                    </wps:wsp>
+                  </a:graphicData>
+                </a:graphic>
+                <wp14:sizeRelH relativeFrom="margin">
+                  <wp14:pctWidth>0</wp14:pctWidth>
+                </wp14:sizeRelH>
+                <wp14:sizeRelV relativeFrom="margin">
+                  <wp14:pctHeight>0</wp14:pctHeight>
+                </wp14:sizeRelV>
+              </wp:anchor>
+            </w:drawing>
+          </mc:Choice>
+          <mc:Fallback>
+            <w:pict>
+              <v:shape w14:anchorId="6EC9489F" id="Arrow: Right 10" o:spid="_x0000_s1026" type="#_x0000_t13" style="position:absolute;margin-left:237.15pt;margin-top:61pt;width:52pt;height:51.15pt;z-index:251663360;visibility:visible;mso-wrap-style:square;mso-width-percent:0;mso-height-percent:0;mso-wrap-distance-left:9pt;mso-wrap-distance-top:0;mso-wrap-distance-right:9pt;mso-wrap-distance-bottom:0;mso-position-horizontal:absolute;mso-position-horizontal-relative:text;mso-position-vertical:absolute;mso-position-vertical-relative:text;mso-width-percent:0;mso-height-percent:0;mso-width-relative:margin;mso-height-relative:margin;v-text-anchor:middle" o:gfxdata="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" adj="10976" fillcolor="#234465" strokecolor="#234465" strokeweight="2pt"/>
+            </w:pict>
+          </mc:Fallback>
+        </mc:AlternateContent>
+      </w:r>
+      <w:r>
+        <w:rPr>
+          <w:noProof/>
+          <w:lang w:val="bg-BG"/>
+        </w:rPr>
+        <w:drawing>
+          <wp:inline distT="0" distB="0" distL="0" distR="0" wp14:anchorId="51BB2FEF" wp14:editId="6A452D7A">
+            <wp:extent cx="2876804" cy="2257890"/>
+            <wp:effectExtent l="12700" t="12700" r="6350" b="15875"/>
+            <wp:docPr id="2102029789" name="Picture 3"/>
+            <wp:cNvGraphicFramePr>
+              <a:graphicFrameLocks xmlns:a="http://schemas.openxmlformats.org/drawingml/2006/main" noChangeAspect="1"/>
+            </wp:cNvGraphicFramePr>
+            <a:graphic xmlns:a="http://schemas.openxmlformats.org/drawingml/2006/main">
+              <a:graphicData uri="http://schemas.openxmlformats.org/drawingml/2006/picture">
+                <pic:pic xmlns:pic="http://schemas.openxmlformats.org/drawingml/2006/picture">
+                  <pic:nvPicPr>
+                    <pic:cNvPr id="2102029789" name="Picture 2102029789"/>
+                    <pic:cNvPicPr/>
+                  </pic:nvPicPr>
+                  <pic:blipFill>
+                    <a:blip r:embed="rId19" cstate="print">
+                      <a:extLst>
+                        <a:ext uri="{28A0092B-C50C-407E-A947-70E740481C1C}">
+                          <a14:useLocalDpi xmlns:a14="http://schemas.microsoft.com/office/drawing/2010/main" val="0"/>
+                        </a:ext>
+                      </a:extLst>
+                    </a:blip>
+                    <a:stretch>
+                      <a:fillRect/>
+                    </a:stretch>
+                  </pic:blipFill>
+                  <pic:spPr>
+                    <a:xfrm>
+                      <a:off x="0" y="0"/>
+                      <a:ext cx="2911449" cy="2285082"/>
+                    </a:xfrm>
+                    <a:prstGeom prst="rect">
+                      <a:avLst/>
+                    </a:prstGeom>
+                    <a:ln>
+                      <a:solidFill>
+                        <a:schemeClr val="bg1">
+                          <a:lumMod val="75000"/>
+                        </a:schemeClr>
+                      </a:solidFill>
+                    </a:ln>
+                  </pic:spPr>
+                </pic:pic>
+              </a:graphicData>
+            </a:graphic>
+          </wp:inline>
+        </w:drawing>
       </w:r>
     </w:p>
     <w:sectPr>
-      <w:headerReference w:type="default" r:id="rId16"/>
-      <w:footerReference w:type="default" r:id="rId17"/>
+      <w:headerReference w:type="default" r:id="rId20"/>
+      <w:footerReference w:type="default" r:id="rId21"/>
       <w:pgSz w:w="11909" w:h="16834" w:code="9"/>
       <w:pgMar w:top="567" w:right="737" w:bottom="680" w:left="737" w:header="567" w:footer="510" w:gutter="0"/>
       <w:cols w:space="720"/>
@@ -2050,13 +2652,13 @@
             </wp:anchor>
           </w:drawing>
         </mc:Choice>
-        <mc:Fallback xmlns:w16du="http://schemas.microsoft.com/office/word/2023/wordml/word16du">
+        <mc:Fallback>
           <w:pict>
             <v:shapetype w14:anchorId="7ACB1FAE" id="_x0000_t202" coordsize="21600,21600" o:spt="202" path="m,l,21600r21600,l21600,xe">
               <v:stroke joinstyle="miter"/>
               <v:path gradientshapeok="t" o:connecttype="rect"/>
             </v:shapetype>
-            <v:shape id="Text Box 16" o:spid="_x0000_s1026" type="#_x0000_t202" style="position:absolute;margin-left:101.15pt;margin-top:6.95pt;width:418.95pt;height:40.45pt;z-index:251660288;visibility:visible;mso-wrap-style:square;mso-width-percent:0;mso-height-percent:0;mso-wrap-distance-left:9pt;mso-wrap-distance-top:0;mso-wrap-distance-right:9pt;mso-wrap-distance-bottom:0;mso-position-horizontal:absolute;mso-position-horizontal-relative:text;mso-position-vertical:absolute;mso-position-vertical-relative:text;mso-width-percent:0;mso-height-percent:0;mso-width-relative:page;mso-height-relative:page;v-text-anchor:top" o:gfxdata="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" filled="f" stroked="f">
+            <v:shape id="Text Box 16" o:spid="_x0000_s1026" type="#_x0000_t202" style="position:absolute;margin-left:101.15pt;margin-top:6.95pt;width:418.95pt;height:40.45pt;z-index:251660288;visibility:visible;mso-wrap-style:square;mso-width-percent:0;mso-height-percent:0;mso-wrap-distance-left:9pt;mso-wrap-distance-top:0;mso-wrap-distance-right:9pt;mso-wrap-distance-bottom:0;mso-position-horizontal:absolute;mso-position-horizontal-relative:text;mso-position-vertical:absolute;mso-position-vertical-relative:text;mso-width-percent:0;mso-height-percent:0;mso-width-relative:page;mso-height-relative:page;v-text-anchor:top" o:gfxdata="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" filled="f" stroked="f">
               <v:textbox inset=".5mm,1.2mm,.5mm,.5mm">
                 <w:txbxContent>
                   <w:p>
@@ -2696,9 +3298,9 @@
             </wp:anchor>
           </w:drawing>
         </mc:Choice>
-        <mc:Fallback xmlns:w16du="http://schemas.microsoft.com/office/word/2023/wordml/word16du">
+        <mc:Fallback>
           <w:pict>
-            <v:shape w14:anchorId="0D7D8A2E" id="Text Box 4" o:spid="_x0000_s1027" type="#_x0000_t202" style="position:absolute;margin-left:444.65pt;margin-top:8.35pt;width:70.9pt;height:15.9pt;z-index:251661312;visibility:visible;mso-wrap-style:square;mso-width-percent:0;mso-height-percent:0;mso-wrap-distance-left:9pt;mso-wrap-distance-top:0;mso-wrap-distance-right:9pt;mso-wrap-distance-bottom:0;mso-position-horizontal:absolute;mso-position-horizontal-relative:text;mso-position-vertical:absolute;mso-position-vertical-relative:text;mso-width-percent:0;mso-height-percent:0;mso-width-relative:page;mso-height-relative:page;v-text-anchor:middle" o:gfxdata="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" filled="f" stroked="f" strokeweight=".5pt">
+            <v:shape w14:anchorId="0D7D8A2E" id="Text Box 4" o:spid="_x0000_s1027" type="#_x0000_t202" style="position:absolute;margin-left:444.65pt;margin-top:8.35pt;width:70.9pt;height:15.9pt;z-index:251661312;visibility:visible;mso-wrap-style:square;mso-width-percent:0;mso-height-percent:0;mso-wrap-distance-left:9pt;mso-wrap-distance-top:0;mso-wrap-distance-right:9pt;mso-wrap-distance-bottom:0;mso-position-horizontal:absolute;mso-position-horizontal-relative:text;mso-position-vertical:absolute;mso-position-vertical-relative:text;mso-width-percent:0;mso-height-percent:0;mso-width-relative:page;mso-height-relative:page;v-text-anchor:middle" o:gfxdata="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" filled="f" stroked="f" strokeweight=".5pt">
               <v:textbox inset="0,0,0,0">
                 <w:txbxContent>
                   <w:p>
@@ -3749,6 +4351,95 @@
     </w:lvl>
   </w:abstractNum>
   <w:abstractNum w:abstractNumId="8" w15:restartNumberingAfterBreak="0">
+    <w:nsid w:val="4814748F"/>
+    <w:multiLevelType w:val="hybridMultilevel"/>
+    <w:tmpl w:val="057CB714"/>
+    <w:lvl w:ilvl="0" w:tplc="0809000F">
+      <w:start w:val="1"/>
+      <w:numFmt w:val="decimal"/>
+      <w:lvlText w:val="%1."/>
+      <w:lvlJc w:val="left"/>
+      <w:pPr>
+        <w:ind w:left="360" w:hanging="360"/>
+      </w:pPr>
+      <w:rPr>
+        <w:rFonts w:hint="default"/>
+      </w:rPr>
+    </w:lvl>
+    <w:lvl w:ilvl="1" w:tplc="08090019" w:tentative="1">
+      <w:start w:val="1"/>
+      <w:numFmt w:val="lowerLetter"/>
+      <w:lvlText w:val="%2."/>
+      <w:lvlJc w:val="left"/>
+      <w:pPr>
+        <w:ind w:left="1080" w:hanging="360"/>
+      </w:pPr>
+    </w:lvl>
+    <w:lvl w:ilvl="2" w:tplc="0809001B" w:tentative="1">
+      <w:start w:val="1"/>
+      <w:numFmt w:val="lowerRoman"/>
+      <w:lvlText w:val="%3."/>
+      <w:lvlJc w:val="right"/>
+      <w:pPr>
+        <w:ind w:left="1800" w:hanging="180"/>
+      </w:pPr>
+    </w:lvl>
+    <w:lvl w:ilvl="3" w:tplc="0809000F" w:tentative="1">
+      <w:start w:val="1"/>
+      <w:numFmt w:val="decimal"/>
+      <w:lvlText w:val="%4."/>
+      <w:lvlJc w:val="left"/>
+      <w:pPr>
+        <w:ind w:left="2520" w:hanging="360"/>
+      </w:pPr>
+    </w:lvl>
+    <w:lvl w:ilvl="4" w:tplc="08090019" w:tentative="1">
+      <w:start w:val="1"/>
+      <w:numFmt w:val="lowerLetter"/>
+      <w:lvlText w:val="%5."/>
+      <w:lvlJc w:val="left"/>
+      <w:pPr>
+        <w:ind w:left="3240" w:hanging="360"/>
+      </w:pPr>
+    </w:lvl>
+    <w:lvl w:ilvl="5" w:tplc="0809001B" w:tentative="1">
+      <w:start w:val="1"/>
+      <w:numFmt w:val="lowerRoman"/>
+      <w:lvlText w:val="%6."/>
+      <w:lvlJc w:val="right"/>
+      <w:pPr>
+        <w:ind w:left="3960" w:hanging="180"/>
+      </w:pPr>
+    </w:lvl>
+    <w:lvl w:ilvl="6" w:tplc="0809000F" w:tentative="1">
+      <w:start w:val="1"/>
+      <w:numFmt w:val="decimal"/>
+      <w:lvlText w:val="%7."/>
+      <w:lvlJc w:val="left"/>
+      <w:pPr>
+        <w:ind w:left="4680" w:hanging="360"/>
+      </w:pPr>
+    </w:lvl>
+    <w:lvl w:ilvl="7" w:tplc="08090019" w:tentative="1">
+      <w:start w:val="1"/>
+      <w:numFmt w:val="lowerLetter"/>
+      <w:lvlText w:val="%8."/>
+      <w:lvlJc w:val="left"/>
+      <w:pPr>
+        <w:ind w:left="5400" w:hanging="360"/>
+      </w:pPr>
+    </w:lvl>
+    <w:lvl w:ilvl="8" w:tplc="0809001B" w:tentative="1">
+      <w:start w:val="1"/>
+      <w:numFmt w:val="lowerRoman"/>
+      <w:lvlText w:val="%9."/>
+      <w:lvlJc w:val="right"/>
+      <w:pPr>
+        <w:ind w:left="6120" w:hanging="180"/>
+      </w:pPr>
+    </w:lvl>
+  </w:abstractNum>
+  <w:abstractNum w:abstractNumId="9" w15:restartNumberingAfterBreak="0">
     <w:nsid w:val="50227604"/>
     <w:multiLevelType w:val="hybridMultilevel"/>
     <w:tmpl w:val="9394103C"/>
@@ -3888,7 +4579,7 @@
       </w:rPr>
     </w:lvl>
   </w:abstractNum>
-  <w:abstractNum w:abstractNumId="9" w15:restartNumberingAfterBreak="0">
+  <w:abstractNum w:abstractNumId="10" w15:restartNumberingAfterBreak="0">
     <w:nsid w:val="56250681"/>
     <w:multiLevelType w:val="hybridMultilevel"/>
     <w:tmpl w:val="3E084028"/>
@@ -3977,7 +4668,7 @@
       </w:pPr>
     </w:lvl>
   </w:abstractNum>
-  <w:abstractNum w:abstractNumId="10" w15:restartNumberingAfterBreak="0">
+  <w:abstractNum w:abstractNumId="11" w15:restartNumberingAfterBreak="0">
     <w:nsid w:val="5DCB0E13"/>
     <w:multiLevelType w:val="hybridMultilevel"/>
     <w:tmpl w:val="E67232B2"/>
@@ -4066,7 +4757,7 @@
       </w:pPr>
     </w:lvl>
   </w:abstractNum>
-  <w:abstractNum w:abstractNumId="11" w15:restartNumberingAfterBreak="0">
+  <w:abstractNum w:abstractNumId="12" w15:restartNumberingAfterBreak="0">
     <w:nsid w:val="69F23BD4"/>
     <w:multiLevelType w:val="hybridMultilevel"/>
     <w:tmpl w:val="1430F5CC"/>
@@ -4155,7 +4846,7 @@
       </w:pPr>
     </w:lvl>
   </w:abstractNum>
-  <w:abstractNum w:abstractNumId="12" w15:restartNumberingAfterBreak="0">
+  <w:abstractNum w:abstractNumId="13" w15:restartNumberingAfterBreak="0">
     <w:nsid w:val="6AEC2CF5"/>
     <w:multiLevelType w:val="hybridMultilevel"/>
     <w:tmpl w:val="CA44268C"/>
@@ -4244,7 +4935,7 @@
       </w:pPr>
     </w:lvl>
   </w:abstractNum>
-  <w:abstractNum w:abstractNumId="13" w15:restartNumberingAfterBreak="0">
+  <w:abstractNum w:abstractNumId="14" w15:restartNumberingAfterBreak="0">
     <w:nsid w:val="755F083A"/>
     <w:multiLevelType w:val="hybridMultilevel"/>
     <w:tmpl w:val="0B228802"/>
@@ -4333,7 +5024,7 @@
       </w:pPr>
     </w:lvl>
   </w:abstractNum>
-  <w:abstractNum w:abstractNumId="14" w15:restartNumberingAfterBreak="0">
+  <w:abstractNum w:abstractNumId="15" w15:restartNumberingAfterBreak="0">
     <w:nsid w:val="7A6B20C4"/>
     <w:multiLevelType w:val="multilevel"/>
     <w:tmpl w:val="0809001F"/>
@@ -4429,25 +5120,25 @@
     <w:abstractNumId w:val="4"/>
   </w:num>
   <w:num w:numId="3" w16cid:durableId="1853883872">
-    <w:abstractNumId w:val="14"/>
+    <w:abstractNumId w:val="15"/>
   </w:num>
   <w:num w:numId="4" w16cid:durableId="72436723">
-    <w:abstractNumId w:val="10"/>
+    <w:abstractNumId w:val="11"/>
   </w:num>
   <w:num w:numId="5" w16cid:durableId="1446073396">
-    <w:abstractNumId w:val="12"/>
+    <w:abstractNumId w:val="13"/>
   </w:num>
   <w:num w:numId="6" w16cid:durableId="1667979222">
     <w:abstractNumId w:val="5"/>
   </w:num>
   <w:num w:numId="7" w16cid:durableId="1851676982">
-    <w:abstractNumId w:val="8"/>
+    <w:abstractNumId w:val="9"/>
   </w:num>
   <w:num w:numId="8" w16cid:durableId="1442069209">
     <w:abstractNumId w:val="0"/>
   </w:num>
   <w:num w:numId="9" w16cid:durableId="1807895740">
-    <w:abstractNumId w:val="13"/>
+    <w:abstractNumId w:val="14"/>
   </w:num>
   <w:num w:numId="10" w16cid:durableId="1677926624">
     <w:abstractNumId w:val="7"/>
@@ -4456,16 +5147,19 @@
     <w:abstractNumId w:val="2"/>
   </w:num>
   <w:num w:numId="12" w16cid:durableId="516970405">
-    <w:abstractNumId w:val="9"/>
+    <w:abstractNumId w:val="10"/>
   </w:num>
   <w:num w:numId="13" w16cid:durableId="487676503">
-    <w:abstractNumId w:val="11"/>
+    <w:abstractNumId w:val="12"/>
   </w:num>
   <w:num w:numId="14" w16cid:durableId="603612303">
     <w:abstractNumId w:val="6"/>
   </w:num>
   <w:num w:numId="15" w16cid:durableId="930549052">
     <w:abstractNumId w:val="3"/>
+  </w:num>
+  <w:num w:numId="16" w16cid:durableId="1569145850">
+    <w:abstractNumId w:val="8"/>
   </w:num>
   <w:numIdMacAtCleanup w:val="5"/>
 </w:numbering>
@@ -4994,7 +5688,6 @@
   <w:style w:type="character" w:default="1" w:styleId="DefaultParagraphFont">
     <w:name w:val="Default Paragraph Font"/>
     <w:uiPriority w:val="1"/>
-    <w:semiHidden/>
     <w:unhideWhenUsed/>
   </w:style>
   <w:style w:type="table" w:default="1" w:styleId="TableNormal">

--- a/Courses/Software-Sciences/IT-Module-3-Web-Design/16-Website-Publishing-and-Analysis/16-Website-Publishing-and-Analysis-Exercises.docx
+++ b/Courses/Software-Sciences/IT-Module-3-Web-Design/16-Website-Publishing-and-Analysis/16-Website-Publishing-and-Analysis-Exercises.docx
@@ -87,9 +87,9 @@
           <w:noProof/>
         </w:rPr>
         <w:drawing>
-          <wp:inline distT="0" distB="0" distL="0" distR="0" wp14:anchorId="73F5C6D6" wp14:editId="5C07AE5F">
-            <wp:extent cx="1065886" cy="497260"/>
-            <wp:effectExtent l="0" t="0" r="1270" b="0"/>
+          <wp:inline distT="0" distB="0" distL="0" distR="0" wp14:anchorId="73F5C6D6" wp14:editId="536F7BEA">
+            <wp:extent cx="1065886" cy="477023"/>
+            <wp:effectExtent l="0" t="0" r="1270" b="5715"/>
             <wp:docPr id="470543985" name="Picture 1"/>
             <wp:cNvGraphicFramePr>
               <a:graphicFrameLocks xmlns:a="http://schemas.openxmlformats.org/drawingml/2006/main" noChangeAspect="1"/>
@@ -118,7 +118,7 @@
                   <pic:spPr bwMode="auto">
                     <a:xfrm>
                       <a:off x="0" y="0"/>
-                      <a:ext cx="1065886" cy="497260"/>
+                      <a:ext cx="1065886" cy="477023"/>
                     </a:xfrm>
                     <a:prstGeom prst="rect">
                       <a:avLst/>
@@ -1026,19 +1026,7 @@
           <w:rPr>
             <w:rStyle w:val="Hyperlink"/>
           </w:rPr>
-          <w:t>app.netlify.com/dr</w:t>
-        </w:r>
-        <w:r>
-          <w:rPr>
-            <w:rStyle w:val="Hyperlink"/>
-          </w:rPr>
-          <w:t>o</w:t>
-        </w:r>
-        <w:r>
-          <w:rPr>
-            <w:rStyle w:val="Hyperlink"/>
-          </w:rPr>
-          <w:t>p</w:t>
+          <w:t>app.netlify.com/drop</w:t>
         </w:r>
       </w:hyperlink>
       <w:r>
@@ -2084,7 +2072,7 @@
           <w:noProof/>
         </w:rPr>
         <w:drawing>
-          <wp:anchor distT="0" distB="0" distL="114300" distR="114300" simplePos="0" relativeHeight="251664384" behindDoc="1" locked="0" layoutInCell="1" allowOverlap="1" wp14:anchorId="19E669E0" wp14:editId="3D13F384">
+          <wp:anchor distT="0" distB="0" distL="114300" distR="114300" simplePos="0" relativeHeight="251664384" behindDoc="1" locked="0" layoutInCell="1" allowOverlap="1" wp14:anchorId="19E669E0" wp14:editId="394627BE">
             <wp:simplePos x="0" y="0"/>
             <wp:positionH relativeFrom="column">
               <wp:posOffset>3764915</wp:posOffset>
@@ -5688,6 +5676,7 @@
   <w:style w:type="character" w:default="1" w:styleId="DefaultParagraphFont">
     <w:name w:val="Default Paragraph Font"/>
     <w:uiPriority w:val="1"/>
+    <w:semiHidden/>
     <w:unhideWhenUsed/>
   </w:style>
   <w:style w:type="table" w:default="1" w:styleId="TableNormal">
